--- a/LAB EXERCISES/Hibernate Program Architecture -15-4-2026.docx
+++ b/LAB EXERCISES/Hibernate Program Architecture -15-4-2026.docx
@@ -1837,8 +1837,6 @@
       <w:r>
         <w:t xml:space="preserve">                              9</w:t>
       </w:r>
-      <w:bookmarkStart w:id="0" w:name="_GoBack"/>
-      <w:bookmarkEnd w:id="0"/>
       <w:r>
         <w:t xml:space="preserve">. </w:t>
       </w:r>
@@ -8426,89 +8424,85 @@
     <w:p>
       <w:pPr>
         <w:rPr>
-          <w:b/>
-          <w:sz w:val="28"/>
-          <w:szCs w:val="28"/>
-        </w:rPr>
-      </w:pPr>
-      <w:r>
-        <w:rPr>
-          <w:b/>
-          <w:sz w:val="28"/>
-          <w:szCs w:val="28"/>
-        </w:rPr>
-        <w:t xml:space="preserve">Create two packages under </w:t>
+          <w:sz w:val="28"/>
+          <w:szCs w:val="28"/>
+        </w:rPr>
+      </w:pPr>
+      <w:r>
+        <w:rPr>
+          <w:sz w:val="28"/>
+          <w:szCs w:val="28"/>
+        </w:rPr>
+        <w:t xml:space="preserve">All Servlets must be created inside </w:t>
+      </w:r>
+      <w:proofErr w:type="gramStart"/>
+      <w:r>
+        <w:rPr>
+          <w:sz w:val="28"/>
+          <w:szCs w:val="28"/>
+        </w:rPr>
+        <w:t>classes</w:t>
+      </w:r>
+      <w:proofErr w:type="gramEnd"/>
+      <w:r>
+        <w:rPr>
+          <w:sz w:val="28"/>
+          <w:szCs w:val="28"/>
+        </w:rPr>
+        <w:t xml:space="preserve"> folder inside </w:t>
       </w:r>
       <w:proofErr w:type="spellStart"/>
       <w:r>
         <w:rPr>
-          <w:b/>
-          <w:sz w:val="28"/>
-          <w:szCs w:val="28"/>
-        </w:rPr>
-        <w:t>src</w:t>
+          <w:sz w:val="28"/>
+          <w:szCs w:val="28"/>
+        </w:rPr>
+        <w:t>webapp</w:t>
       </w:r>
       <w:proofErr w:type="spellEnd"/>
       <w:r>
         <w:rPr>
-          <w:b/>
-          <w:sz w:val="28"/>
-          <w:szCs w:val="28"/>
-        </w:rPr>
-        <w:t>/main/java</w:t>
-      </w:r>
-    </w:p>
-    <w:p>
-      <w:pPr>
-        <w:rPr>
-          <w:b/>
-          <w:sz w:val="28"/>
-          <w:szCs w:val="28"/>
-        </w:rPr>
-      </w:pPr>
-      <w:r>
-        <w:rPr>
-          <w:b/>
-          <w:sz w:val="28"/>
-          <w:szCs w:val="28"/>
-        </w:rPr>
-        <w:t xml:space="preserve"> Name them Model and Repository</w:t>
-      </w:r>
-    </w:p>
-    <w:p>
-      <w:pPr>
-        <w:rPr>
-          <w:b/>
-          <w:sz w:val="28"/>
-          <w:szCs w:val="28"/>
-        </w:rPr>
-      </w:pPr>
-      <w:r>
-        <w:rPr>
-          <w:b/>
-          <w:sz w:val="28"/>
-          <w:szCs w:val="28"/>
-        </w:rPr>
-        <w:t xml:space="preserve">All </w:t>
+          <w:sz w:val="28"/>
+          <w:szCs w:val="28"/>
+        </w:rPr>
+        <w:t>/WEB-INF</w:t>
+      </w:r>
+    </w:p>
+    <w:p>
+      <w:pPr>
+        <w:rPr>
+          <w:sz w:val="28"/>
+          <w:szCs w:val="28"/>
+        </w:rPr>
+      </w:pPr>
+      <w:r>
+        <w:rPr>
+          <w:sz w:val="28"/>
+          <w:szCs w:val="28"/>
+        </w:rPr>
+        <w:t>Right click, Create folder classes, select classes folder -&gt; right click-&gt; servlet</w:t>
+      </w:r>
+    </w:p>
+    <w:p>
+      <w:pPr>
+        <w:pStyle w:val="NoSpacing"/>
+      </w:pPr>
+      <w:r>
+        <w:t xml:space="preserve">Give name Register, Select </w:t>
       </w:r>
       <w:proofErr w:type="spellStart"/>
       <w:r>
-        <w:rPr>
-          <w:b/>
-          <w:sz w:val="28"/>
-          <w:szCs w:val="28"/>
-        </w:rPr>
-        <w:t>pojo</w:t>
+        <w:t>doPost</w:t>
       </w:r>
       <w:proofErr w:type="spellEnd"/>
-      <w:r>
-        <w:rPr>
-          <w:b/>
-          <w:sz w:val="28"/>
-          <w:szCs w:val="28"/>
-        </w:rPr>
-        <w:t xml:space="preserve"> must be created under Model package</w:t>
-      </w:r>
+    </w:p>
+    <w:p>
+      <w:pPr>
+        <w:rPr>
+          <w:sz w:val="28"/>
+          <w:szCs w:val="28"/>
+        </w:rPr>
+      </w:pPr>
     </w:p>
     <w:p>
       <w:pPr>
@@ -8516,11 +8510,19 @@
       </w:pPr>
       <w:proofErr w:type="gramStart"/>
       <w:r>
-        <w:t>package</w:t>
+        <w:t>import</w:t>
       </w:r>
       <w:proofErr w:type="gramEnd"/>
       <w:r>
-        <w:t xml:space="preserve"> Model;</w:t>
+        <w:t xml:space="preserve"> </w:t>
+      </w:r>
+      <w:proofErr w:type="spellStart"/>
+      <w:r>
+        <w:t>java.io.IOException</w:t>
+      </w:r>
+      <w:proofErr w:type="spellEnd"/>
+      <w:r>
+        <w:t>;</w:t>
       </w:r>
     </w:p>
     <w:p>
@@ -8537,7 +8539,7 @@
       </w:r>
       <w:proofErr w:type="spellStart"/>
       <w:r>
-        <w:t>java.io.Serializable</w:t>
+        <w:t>javax.servlet.ServletException</w:t>
       </w:r>
       <w:proofErr w:type="spellEnd"/>
       <w:r>
@@ -8548,11 +8550,6 @@
       <w:pPr>
         <w:pStyle w:val="NoSpacing"/>
       </w:pPr>
-    </w:p>
-    <w:p>
-      <w:pPr>
-        <w:pStyle w:val="NoSpacing"/>
-      </w:pPr>
       <w:proofErr w:type="gramStart"/>
       <w:r>
         <w:t>import</w:t>
@@ -8563,7 +8560,7 @@
       </w:r>
       <w:proofErr w:type="spellStart"/>
       <w:r>
-        <w:t>javax.persistence.Column</w:t>
+        <w:t>javax.servlet.http.HttpServlet</w:t>
       </w:r>
       <w:proofErr w:type="spellEnd"/>
       <w:r>
@@ -8584,7 +8581,7 @@
       </w:r>
       <w:proofErr w:type="spellStart"/>
       <w:r>
-        <w:t>javax.persistence.Entity</w:t>
+        <w:t>javax.servlet.http.HttpServletRequest</w:t>
       </w:r>
       <w:proofErr w:type="spellEnd"/>
       <w:r>
@@ -8605,7 +8602,7 @@
       </w:r>
       <w:proofErr w:type="spellStart"/>
       <w:r>
-        <w:t>javax.persistence.GeneratedValue</w:t>
+        <w:t>javax.servlet.http.HttpServletResponse</w:t>
       </w:r>
       <w:proofErr w:type="spellEnd"/>
       <w:r>
@@ -8616,6 +8613,11 @@
       <w:pPr>
         <w:pStyle w:val="NoSpacing"/>
       </w:pPr>
+    </w:p>
+    <w:p>
+      <w:pPr>
+        <w:pStyle w:val="NoSpacing"/>
+      </w:pPr>
       <w:proofErr w:type="gramStart"/>
       <w:r>
         <w:t>import</w:t>
@@ -8626,7 +8628,7 @@
       </w:r>
       <w:proofErr w:type="spellStart"/>
       <w:r>
-        <w:t>javax.persistence.GenerationType</w:t>
+        <w:t>Model.User</w:t>
       </w:r>
       <w:proofErr w:type="spellEnd"/>
       <w:r>
@@ -8647,7 +8649,7 @@
       </w:r>
       <w:proofErr w:type="spellStart"/>
       <w:r>
-        <w:t>javax.persistence.Id</w:t>
+        <w:t>Repository.UserDAO</w:t>
       </w:r>
       <w:proofErr w:type="spellEnd"/>
       <w:r>
@@ -8658,26 +8660,21 @@
       <w:pPr>
         <w:pStyle w:val="NoSpacing"/>
       </w:pPr>
-    </w:p>
-    <w:p>
-      <w:pPr>
-        <w:pStyle w:val="NoSpacing"/>
-      </w:pPr>
-      <w:r>
-        <w:t>@Entity</w:t>
-      </w:r>
-    </w:p>
-    <w:p>
-      <w:pPr>
-        <w:pStyle w:val="NoSpacing"/>
-      </w:pPr>
       <w:proofErr w:type="gramStart"/>
       <w:r>
         <w:t>public</w:t>
       </w:r>
       <w:proofErr w:type="gramEnd"/>
       <w:r>
-        <w:t xml:space="preserve"> class User implements Serializable {</w:t>
+        <w:t xml:space="preserve"> class Register extends </w:t>
+      </w:r>
+      <w:proofErr w:type="spellStart"/>
+      <w:r>
+        <w:t>HttpServlet</w:t>
+      </w:r>
+      <w:proofErr w:type="spellEnd"/>
+      <w:r>
+        <w:t xml:space="preserve"> {</w:t>
       </w:r>
     </w:p>
     <w:p>
@@ -8693,632 +8690,83 @@
         <w:pStyle w:val="NoSpacing"/>
       </w:pPr>
       <w:r>
-        <w:t xml:space="preserve">    @Id</w:t>
-      </w:r>
-    </w:p>
-    <w:p>
-      <w:pPr>
-        <w:pStyle w:val="NoSpacing"/>
-      </w:pPr>
-      <w:r>
         <w:t xml:space="preserve">    </w:t>
       </w:r>
+    </w:p>
+    <w:p>
+      <w:pPr>
+        <w:pStyle w:val="NoSpacing"/>
+      </w:pPr>
+      <w:r>
+        <w:tab/>
+      </w:r>
       <w:proofErr w:type="gramStart"/>
       <w:r>
-        <w:t>@</w:t>
+        <w:t>protected</w:t>
+      </w:r>
+      <w:proofErr w:type="gramEnd"/>
+      <w:r>
+        <w:t xml:space="preserve"> void </w:t>
       </w:r>
       <w:proofErr w:type="spellStart"/>
       <w:r>
-        <w:t>GeneratedValue</w:t>
+        <w:t>doPost</w:t>
       </w:r>
       <w:proofErr w:type="spellEnd"/>
       <w:r>
         <w:t>(</w:t>
       </w:r>
+      <w:proofErr w:type="spellStart"/>
+      <w:r>
+        <w:t>HttpServletRequest</w:t>
+      </w:r>
+      <w:proofErr w:type="spellEnd"/>
+      <w:r>
+        <w:t xml:space="preserve"> request, </w:t>
+      </w:r>
+      <w:proofErr w:type="spellStart"/>
+      <w:r>
+        <w:t>HttpServletResponse</w:t>
+      </w:r>
+      <w:proofErr w:type="spellEnd"/>
+      <w:r>
+        <w:t xml:space="preserve"> response) throws </w:t>
+      </w:r>
+      <w:proofErr w:type="spellStart"/>
+      <w:r>
+        <w:t>ServletException</w:t>
+      </w:r>
+      <w:proofErr w:type="spellEnd"/>
+      <w:r>
+        <w:t xml:space="preserve">, </w:t>
+      </w:r>
+      <w:proofErr w:type="spellStart"/>
+      <w:r>
+        <w:t>IOException</w:t>
+      </w:r>
+      <w:proofErr w:type="spellEnd"/>
+      <w:r>
+        <w:t xml:space="preserve"> {</w:t>
+      </w:r>
+    </w:p>
+    <w:p>
+      <w:pPr>
+        <w:pStyle w:val="NoSpacing"/>
+      </w:pPr>
+      <w:r>
+        <w:tab/>
+      </w:r>
+      <w:r>
+        <w:tab/>
+        <w:t xml:space="preserve">User user=new </w:t>
+      </w:r>
+      <w:proofErr w:type="gramStart"/>
+      <w:r>
+        <w:t>User(</w:t>
+      </w:r>
       <w:proofErr w:type="gramEnd"/>
       <w:r>
-        <w:t xml:space="preserve">strategy = </w:t>
-      </w:r>
-      <w:proofErr w:type="spellStart"/>
-      <w:r>
-        <w:t>GenerationType.AUTO</w:t>
-      </w:r>
-      <w:proofErr w:type="spellEnd"/>
-      <w:r>
-        <w:t>)</w:t>
-      </w:r>
-    </w:p>
-    <w:p>
-      <w:pPr>
-        <w:pStyle w:val="NoSpacing"/>
-      </w:pPr>
-      <w:r>
-        <w:t xml:space="preserve">    </w:t>
-      </w:r>
-      <w:proofErr w:type="gramStart"/>
-      <w:r>
-        <w:t>private</w:t>
-      </w:r>
-      <w:proofErr w:type="gramEnd"/>
-      <w:r>
-        <w:t xml:space="preserve"> </w:t>
-      </w:r>
-      <w:proofErr w:type="spellStart"/>
-      <w:r>
-        <w:t>int</w:t>
-      </w:r>
-      <w:proofErr w:type="spellEnd"/>
-      <w:r>
-        <w:t xml:space="preserve"> id;</w:t>
-      </w:r>
-    </w:p>
-    <w:p>
-      <w:pPr>
-        <w:pStyle w:val="NoSpacing"/>
-      </w:pPr>
-    </w:p>
-    <w:p>
-      <w:pPr>
-        <w:pStyle w:val="NoSpacing"/>
-      </w:pPr>
-      <w:r>
-        <w:t xml:space="preserve">    @Column</w:t>
-      </w:r>
-    </w:p>
-    <w:p>
-      <w:pPr>
-        <w:pStyle w:val="NoSpacing"/>
-      </w:pPr>
-      <w:r>
-        <w:t xml:space="preserve">    </w:t>
-      </w:r>
-      <w:proofErr w:type="gramStart"/>
-      <w:r>
-        <w:t>private</w:t>
-      </w:r>
-      <w:proofErr w:type="gramEnd"/>
-      <w:r>
-        <w:t xml:space="preserve"> String </w:t>
-      </w:r>
-      <w:proofErr w:type="spellStart"/>
-      <w:r>
-        <w:t>firstName</w:t>
-      </w:r>
-      <w:proofErr w:type="spellEnd"/>
-      <w:r>
-        <w:t>;</w:t>
-      </w:r>
-    </w:p>
-    <w:p>
-      <w:pPr>
-        <w:pStyle w:val="NoSpacing"/>
-      </w:pPr>
-    </w:p>
-    <w:p>
-      <w:pPr>
-        <w:pStyle w:val="NoSpacing"/>
-      </w:pPr>
-      <w:r>
-        <w:t xml:space="preserve">    @Column</w:t>
-      </w:r>
-    </w:p>
-    <w:p>
-      <w:pPr>
-        <w:pStyle w:val="NoSpacing"/>
-      </w:pPr>
-      <w:r>
-        <w:t xml:space="preserve">    </w:t>
-      </w:r>
-      <w:proofErr w:type="gramStart"/>
-      <w:r>
-        <w:t>private</w:t>
-      </w:r>
-      <w:proofErr w:type="gramEnd"/>
-      <w:r>
-        <w:t xml:space="preserve"> String </w:t>
-      </w:r>
-      <w:proofErr w:type="spellStart"/>
-      <w:r>
-        <w:t>lastName</w:t>
-      </w:r>
-      <w:proofErr w:type="spellEnd"/>
-      <w:r>
-        <w:t>;</w:t>
-      </w:r>
-    </w:p>
-    <w:p>
-      <w:pPr>
-        <w:pStyle w:val="NoSpacing"/>
-      </w:pPr>
-    </w:p>
-    <w:p>
-      <w:pPr>
-        <w:pStyle w:val="NoSpacing"/>
-      </w:pPr>
-      <w:r>
-        <w:t xml:space="preserve">    @Column</w:t>
-      </w:r>
-    </w:p>
-    <w:p>
-      <w:pPr>
-        <w:pStyle w:val="NoSpacing"/>
-      </w:pPr>
-      <w:r>
-        <w:t xml:space="preserve">    </w:t>
-      </w:r>
-      <w:proofErr w:type="gramStart"/>
-      <w:r>
-        <w:t>private</w:t>
-      </w:r>
-      <w:proofErr w:type="gramEnd"/>
-      <w:r>
-        <w:t xml:space="preserve"> String username;</w:t>
-      </w:r>
-    </w:p>
-    <w:p>
-      <w:pPr>
-        <w:pStyle w:val="NoSpacing"/>
-      </w:pPr>
-    </w:p>
-    <w:p>
-      <w:pPr>
-        <w:pStyle w:val="NoSpacing"/>
-      </w:pPr>
-      <w:r>
-        <w:t xml:space="preserve">    @Column</w:t>
-      </w:r>
-    </w:p>
-    <w:p>
-      <w:pPr>
-        <w:pStyle w:val="NoSpacing"/>
-      </w:pPr>
-      <w:r>
-        <w:t xml:space="preserve">    </w:t>
-      </w:r>
-      <w:proofErr w:type="gramStart"/>
-      <w:r>
-        <w:t>private</w:t>
-      </w:r>
-      <w:proofErr w:type="gramEnd"/>
-      <w:r>
-        <w:t xml:space="preserve"> String password;</w:t>
-      </w:r>
-    </w:p>
-    <w:p>
-      <w:pPr>
-        <w:pStyle w:val="NoSpacing"/>
-      </w:pPr>
-    </w:p>
-    <w:p>
-      <w:pPr>
-        <w:pStyle w:val="NoSpacing"/>
-      </w:pPr>
-      <w:r>
-        <w:t xml:space="preserve">    </w:t>
-      </w:r>
-      <w:proofErr w:type="gramStart"/>
-      <w:r>
-        <w:t>public</w:t>
-      </w:r>
-      <w:proofErr w:type="gramEnd"/>
-      <w:r>
-        <w:t xml:space="preserve"> String </w:t>
-      </w:r>
-      <w:proofErr w:type="spellStart"/>
-      <w:r>
-        <w:t>getFirstName</w:t>
-      </w:r>
-      <w:proofErr w:type="spellEnd"/>
-      <w:r>
-        <w:t>() {</w:t>
-      </w:r>
-    </w:p>
-    <w:p>
-      <w:pPr>
-        <w:pStyle w:val="NoSpacing"/>
-      </w:pPr>
-      <w:r>
-        <w:t xml:space="preserve">        </w:t>
-      </w:r>
-      <w:proofErr w:type="gramStart"/>
-      <w:r>
-        <w:t>return</w:t>
-      </w:r>
-      <w:proofErr w:type="gramEnd"/>
-      <w:r>
-        <w:t xml:space="preserve"> </w:t>
-      </w:r>
-      <w:proofErr w:type="spellStart"/>
-      <w:r>
-        <w:t>firstName</w:t>
-      </w:r>
-      <w:proofErr w:type="spellEnd"/>
-      <w:r>
-        <w:t>;</w:t>
-      </w:r>
-    </w:p>
-    <w:p>
-      <w:pPr>
-        <w:pStyle w:val="NoSpacing"/>
-      </w:pPr>
-      <w:r>
-        <w:t xml:space="preserve">    }</w:t>
-      </w:r>
-    </w:p>
-    <w:p>
-      <w:pPr>
-        <w:pStyle w:val="NoSpacing"/>
-      </w:pPr>
-      <w:r>
-        <w:t xml:space="preserve">    </w:t>
-      </w:r>
-      <w:proofErr w:type="gramStart"/>
-      <w:r>
-        <w:t>public</w:t>
-      </w:r>
-      <w:proofErr w:type="gramEnd"/>
-      <w:r>
-        <w:t xml:space="preserve"> void </w:t>
-      </w:r>
-      <w:proofErr w:type="spellStart"/>
-      <w:r>
-        <w:t>setFirstName</w:t>
-      </w:r>
-      <w:proofErr w:type="spellEnd"/>
-      <w:r>
-        <w:t xml:space="preserve">(String </w:t>
-      </w:r>
-      <w:proofErr w:type="spellStart"/>
-      <w:r>
-        <w:t>firstName</w:t>
-      </w:r>
-      <w:proofErr w:type="spellEnd"/>
-      <w:r>
-        <w:t>) {</w:t>
-      </w:r>
-    </w:p>
-    <w:p>
-      <w:pPr>
-        <w:pStyle w:val="NoSpacing"/>
-      </w:pPr>
-      <w:r>
-        <w:t xml:space="preserve">        </w:t>
-      </w:r>
-      <w:proofErr w:type="spellStart"/>
-      <w:r>
-        <w:t>this.firstName</w:t>
-      </w:r>
-      <w:proofErr w:type="spellEnd"/>
-      <w:r>
-        <w:t xml:space="preserve"> = </w:t>
-      </w:r>
-      <w:proofErr w:type="spellStart"/>
-      <w:r>
-        <w:t>firstName</w:t>
-      </w:r>
-      <w:proofErr w:type="spellEnd"/>
-      <w:r>
-        <w:t>;</w:t>
-      </w:r>
-    </w:p>
-    <w:p>
-      <w:pPr>
-        <w:pStyle w:val="NoSpacing"/>
-      </w:pPr>
-      <w:r>
-        <w:t xml:space="preserve">    }</w:t>
-      </w:r>
-    </w:p>
-    <w:p>
-      <w:pPr>
-        <w:pStyle w:val="NoSpacing"/>
-      </w:pPr>
-      <w:r>
-        <w:t xml:space="preserve">    </w:t>
-      </w:r>
-      <w:proofErr w:type="gramStart"/>
-      <w:r>
-        <w:t>public</w:t>
-      </w:r>
-      <w:proofErr w:type="gramEnd"/>
-      <w:r>
-        <w:t xml:space="preserve"> String </w:t>
-      </w:r>
-      <w:proofErr w:type="spellStart"/>
-      <w:r>
-        <w:t>getLastName</w:t>
-      </w:r>
-      <w:proofErr w:type="spellEnd"/>
-      <w:r>
-        <w:t>() {</w:t>
-      </w:r>
-    </w:p>
-    <w:p>
-      <w:pPr>
-        <w:pStyle w:val="NoSpacing"/>
-      </w:pPr>
-      <w:r>
-        <w:t xml:space="preserve">        </w:t>
-      </w:r>
-      <w:proofErr w:type="gramStart"/>
-      <w:r>
-        <w:t>return</w:t>
-      </w:r>
-      <w:proofErr w:type="gramEnd"/>
-      <w:r>
-        <w:t xml:space="preserve"> </w:t>
-      </w:r>
-      <w:proofErr w:type="spellStart"/>
-      <w:r>
-        <w:t>lastName</w:t>
-      </w:r>
-      <w:proofErr w:type="spellEnd"/>
-      <w:r>
-        <w:t>;</w:t>
-      </w:r>
-    </w:p>
-    <w:p>
-      <w:pPr>
-        <w:pStyle w:val="NoSpacing"/>
-      </w:pPr>
-      <w:r>
-        <w:t xml:space="preserve">    }</w:t>
-      </w:r>
-    </w:p>
-    <w:p>
-      <w:pPr>
-        <w:pStyle w:val="NoSpacing"/>
-      </w:pPr>
-      <w:r>
-        <w:t xml:space="preserve">    </w:t>
-      </w:r>
-      <w:proofErr w:type="gramStart"/>
-      <w:r>
-        <w:t>public</w:t>
-      </w:r>
-      <w:proofErr w:type="gramEnd"/>
-      <w:r>
-        <w:t xml:space="preserve"> void </w:t>
-      </w:r>
-      <w:proofErr w:type="spellStart"/>
-      <w:r>
-        <w:t>setLastName</w:t>
-      </w:r>
-      <w:proofErr w:type="spellEnd"/>
-      <w:r>
-        <w:t xml:space="preserve">(String </w:t>
-      </w:r>
-      <w:proofErr w:type="spellStart"/>
-      <w:r>
-        <w:t>lastName</w:t>
-      </w:r>
-      <w:proofErr w:type="spellEnd"/>
-      <w:r>
-        <w:t>) {</w:t>
-      </w:r>
-    </w:p>
-    <w:p>
-      <w:pPr>
-        <w:pStyle w:val="NoSpacing"/>
-      </w:pPr>
-      <w:r>
-        <w:t xml:space="preserve">        </w:t>
-      </w:r>
-      <w:proofErr w:type="spellStart"/>
-      <w:r>
-        <w:t>this.lastName</w:t>
-      </w:r>
-      <w:proofErr w:type="spellEnd"/>
-      <w:r>
-        <w:t xml:space="preserve"> = </w:t>
-      </w:r>
-      <w:proofErr w:type="spellStart"/>
-      <w:r>
-        <w:t>lastName</w:t>
-      </w:r>
-      <w:proofErr w:type="spellEnd"/>
-      <w:r>
-        <w:t>;</w:t>
-      </w:r>
-    </w:p>
-    <w:p>
-      <w:pPr>
-        <w:pStyle w:val="NoSpacing"/>
-      </w:pPr>
-      <w:r>
-        <w:t xml:space="preserve">    }</w:t>
-      </w:r>
-    </w:p>
-    <w:p>
-      <w:pPr>
-        <w:pStyle w:val="NoSpacing"/>
-      </w:pPr>
-      <w:r>
-        <w:t xml:space="preserve">    </w:t>
-      </w:r>
-      <w:proofErr w:type="gramStart"/>
-      <w:r>
-        <w:t>public</w:t>
-      </w:r>
-      <w:proofErr w:type="gramEnd"/>
-      <w:r>
-        <w:t xml:space="preserve"> String </w:t>
-      </w:r>
-      <w:proofErr w:type="spellStart"/>
-      <w:r>
-        <w:t>getUsername</w:t>
-      </w:r>
-      <w:proofErr w:type="spellEnd"/>
-      <w:r>
-        <w:t>() {</w:t>
-      </w:r>
-    </w:p>
-    <w:p>
-      <w:pPr>
-        <w:pStyle w:val="NoSpacing"/>
-      </w:pPr>
-      <w:r>
-        <w:t xml:space="preserve">        </w:t>
-      </w:r>
-      <w:proofErr w:type="gramStart"/>
-      <w:r>
-        <w:t>return</w:t>
-      </w:r>
-      <w:proofErr w:type="gramEnd"/>
-      <w:r>
-        <w:t xml:space="preserve"> username;</w:t>
-      </w:r>
-    </w:p>
-    <w:p>
-      <w:pPr>
-        <w:pStyle w:val="NoSpacing"/>
-      </w:pPr>
-      <w:r>
-        <w:t xml:space="preserve">    }</w:t>
-      </w:r>
-    </w:p>
-    <w:p>
-      <w:pPr>
-        <w:pStyle w:val="NoSpacing"/>
-      </w:pPr>
-      <w:r>
-        <w:t xml:space="preserve">    </w:t>
-      </w:r>
-      <w:proofErr w:type="gramStart"/>
-      <w:r>
-        <w:t>public</w:t>
-      </w:r>
-      <w:proofErr w:type="gramEnd"/>
-      <w:r>
-        <w:t xml:space="preserve"> void </w:t>
-      </w:r>
-      <w:proofErr w:type="spellStart"/>
-      <w:r>
-        <w:t>setUsername</w:t>
-      </w:r>
-      <w:proofErr w:type="spellEnd"/>
-      <w:r>
-        <w:t>(String username) {</w:t>
-      </w:r>
-    </w:p>
-    <w:p>
-      <w:pPr>
-        <w:pStyle w:val="NoSpacing"/>
-      </w:pPr>
-      <w:r>
-        <w:t xml:space="preserve">        </w:t>
-      </w:r>
-      <w:proofErr w:type="spellStart"/>
-      <w:r>
-        <w:t>this.username</w:t>
-      </w:r>
-      <w:proofErr w:type="spellEnd"/>
-      <w:r>
-        <w:t xml:space="preserve"> = username;</w:t>
-      </w:r>
-    </w:p>
-    <w:p>
-      <w:pPr>
-        <w:pStyle w:val="NoSpacing"/>
-      </w:pPr>
-      <w:r>
-        <w:t xml:space="preserve">    }</w:t>
-      </w:r>
-    </w:p>
-    <w:p>
-      <w:pPr>
-        <w:pStyle w:val="NoSpacing"/>
-      </w:pPr>
-      <w:r>
-        <w:t xml:space="preserve">    </w:t>
-      </w:r>
-      <w:proofErr w:type="gramStart"/>
-      <w:r>
-        <w:t>public</w:t>
-      </w:r>
-      <w:proofErr w:type="gramEnd"/>
-      <w:r>
-        <w:t xml:space="preserve"> String </w:t>
-      </w:r>
-      <w:proofErr w:type="spellStart"/>
-      <w:r>
-        <w:t>getPassword</w:t>
-      </w:r>
-      <w:proofErr w:type="spellEnd"/>
-      <w:r>
-        <w:t>() {</w:t>
-      </w:r>
-    </w:p>
-    <w:p>
-      <w:pPr>
-        <w:pStyle w:val="NoSpacing"/>
-      </w:pPr>
-      <w:r>
-        <w:t xml:space="preserve">        </w:t>
-      </w:r>
-      <w:proofErr w:type="gramStart"/>
-      <w:r>
-        <w:t>return</w:t>
-      </w:r>
-      <w:proofErr w:type="gramEnd"/>
-      <w:r>
-        <w:t xml:space="preserve"> password;</w:t>
-      </w:r>
-    </w:p>
-    <w:p>
-      <w:pPr>
-        <w:pStyle w:val="NoSpacing"/>
-      </w:pPr>
-      <w:r>
-        <w:t xml:space="preserve">    }</w:t>
-      </w:r>
-    </w:p>
-    <w:p>
-      <w:pPr>
-        <w:pStyle w:val="NoSpacing"/>
-      </w:pPr>
-      <w:r>
-        <w:t xml:space="preserve">    </w:t>
-      </w:r>
-      <w:proofErr w:type="gramStart"/>
-      <w:r>
-        <w:t>public</w:t>
-      </w:r>
-      <w:proofErr w:type="gramEnd"/>
-      <w:r>
-        <w:t xml:space="preserve"> void </w:t>
-      </w:r>
-      <w:proofErr w:type="spellStart"/>
-      <w:r>
-        <w:t>setPassword</w:t>
-      </w:r>
-      <w:proofErr w:type="spellEnd"/>
-      <w:r>
-        <w:t>(String password) {</w:t>
-      </w:r>
-    </w:p>
-    <w:p>
-      <w:pPr>
-        <w:pStyle w:val="NoSpacing"/>
-      </w:pPr>
-      <w:r>
-        <w:t xml:space="preserve">        </w:t>
-      </w:r>
-      <w:proofErr w:type="spellStart"/>
-      <w:r>
-        <w:t>this.password</w:t>
-      </w:r>
-      <w:proofErr w:type="spellEnd"/>
-      <w:r>
-        <w:t xml:space="preserve"> = password;</w:t>
-      </w:r>
-    </w:p>
-    <w:p>
-      <w:pPr>
-        <w:pStyle w:val="NoSpacing"/>
-      </w:pPr>
-      <w:r>
-        <w:t xml:space="preserve">    }</w:t>
+        <w:t>);</w:t>
       </w:r>
     </w:p>
     <w:p>
@@ -9328,590 +8776,34 @@
       <w:r>
         <w:tab/>
       </w:r>
-      <w:proofErr w:type="gramStart"/>
-      <w:r>
-        <w:t>public</w:t>
-      </w:r>
-      <w:proofErr w:type="gramEnd"/>
-      <w:r>
-        <w:t xml:space="preserve"> User(</w:t>
-      </w:r>
-      <w:proofErr w:type="spellStart"/>
-      <w:r>
-        <w:t>int</w:t>
-      </w:r>
-      <w:proofErr w:type="spellEnd"/>
-      <w:r>
-        <w:t xml:space="preserve"> id, String </w:t>
-      </w:r>
-      <w:proofErr w:type="spellStart"/>
-      <w:r>
-        <w:t>firstName</w:t>
-      </w:r>
-      <w:proofErr w:type="spellEnd"/>
-      <w:r>
-        <w:t xml:space="preserve">, String </w:t>
-      </w:r>
-      <w:proofErr w:type="spellStart"/>
-      <w:r>
-        <w:t>lastName</w:t>
-      </w:r>
-      <w:proofErr w:type="spellEnd"/>
-      <w:r>
-        <w:t>, String username, String password) {</w:t>
-      </w:r>
-    </w:p>
-    <w:p>
-      <w:pPr>
-        <w:pStyle w:val="NoSpacing"/>
-      </w:pPr>
       <w:r>
         <w:tab/>
-      </w:r>
-      <w:r>
-        <w:tab/>
-      </w:r>
-      <w:proofErr w:type="gramStart"/>
-      <w:r>
-        <w:t>super(</w:t>
-      </w:r>
-      <w:proofErr w:type="gramEnd"/>
-      <w:r>
-        <w:t>);</w:t>
-      </w:r>
-    </w:p>
-    <w:p>
-      <w:pPr>
-        <w:pStyle w:val="NoSpacing"/>
-      </w:pPr>
-      <w:r>
-        <w:tab/>
-      </w:r>
-      <w:r>
-        <w:tab/>
-        <w:t>this.id = id;</w:t>
-      </w:r>
-    </w:p>
-    <w:p>
-      <w:pPr>
-        <w:pStyle w:val="NoSpacing"/>
-      </w:pPr>
-      <w:r>
-        <w:tab/>
-      </w:r>
-      <w:r>
-        <w:tab/>
-      </w:r>
-      <w:proofErr w:type="spellStart"/>
-      <w:r>
-        <w:t>this.firstName</w:t>
-      </w:r>
-      <w:proofErr w:type="spellEnd"/>
-      <w:r>
-        <w:t xml:space="preserve"> = </w:t>
-      </w:r>
-      <w:proofErr w:type="spellStart"/>
-      <w:r>
-        <w:t>firstName</w:t>
-      </w:r>
-      <w:proofErr w:type="spellEnd"/>
-      <w:r>
-        <w:t>;</w:t>
-      </w:r>
-    </w:p>
-    <w:p>
-      <w:pPr>
-        <w:pStyle w:val="NoSpacing"/>
-      </w:pPr>
-      <w:r>
-        <w:tab/>
-      </w:r>
-      <w:r>
-        <w:tab/>
-      </w:r>
-      <w:proofErr w:type="spellStart"/>
-      <w:r>
-        <w:t>this.lastName</w:t>
-      </w:r>
-      <w:proofErr w:type="spellEnd"/>
-      <w:r>
-        <w:t xml:space="preserve"> = </w:t>
-      </w:r>
-      <w:proofErr w:type="spellStart"/>
-      <w:r>
-        <w:t>lastName</w:t>
-      </w:r>
-      <w:proofErr w:type="spellEnd"/>
-      <w:r>
-        <w:t>;</w:t>
-      </w:r>
-    </w:p>
-    <w:p>
-      <w:pPr>
-        <w:pStyle w:val="NoSpacing"/>
-      </w:pPr>
-      <w:r>
-        <w:tab/>
-      </w:r>
-      <w:r>
-        <w:tab/>
-      </w:r>
-      <w:proofErr w:type="spellStart"/>
-      <w:r>
-        <w:t>this.username</w:t>
-      </w:r>
-      <w:proofErr w:type="spellEnd"/>
-      <w:r>
-        <w:t xml:space="preserve"> = username;</w:t>
-      </w:r>
-    </w:p>
-    <w:p>
-      <w:pPr>
-        <w:pStyle w:val="NoSpacing"/>
-      </w:pPr>
-      <w:r>
-        <w:tab/>
-      </w:r>
-      <w:r>
-        <w:tab/>
-      </w:r>
-      <w:proofErr w:type="spellStart"/>
-      <w:r>
-        <w:t>this.password</w:t>
-      </w:r>
-      <w:proofErr w:type="spellEnd"/>
-      <w:r>
-        <w:t xml:space="preserve"> = password;</w:t>
-      </w:r>
-    </w:p>
-    <w:p>
-      <w:pPr>
-        <w:pStyle w:val="NoSpacing"/>
-      </w:pPr>
-      <w:r>
-        <w:tab/>
-        <w:t>}</w:t>
-      </w:r>
-    </w:p>
-    <w:p>
-      <w:pPr>
-        <w:pStyle w:val="NoSpacing"/>
-      </w:pPr>
-      <w:r>
-        <w:tab/>
-      </w:r>
-      <w:proofErr w:type="gramStart"/>
-      <w:r>
-        <w:t>public</w:t>
-      </w:r>
-      <w:proofErr w:type="gramEnd"/>
-      <w:r>
-        <w:t xml:space="preserve"> User() {</w:t>
-      </w:r>
-    </w:p>
-    <w:p>
-      <w:pPr>
-        <w:pStyle w:val="NoSpacing"/>
-      </w:pPr>
-      <w:r>
-        <w:tab/>
-      </w:r>
-      <w:r>
-        <w:tab/>
-      </w:r>
-      <w:proofErr w:type="gramStart"/>
-      <w:r>
-        <w:t>super(</w:t>
-      </w:r>
-      <w:proofErr w:type="gramEnd"/>
-      <w:r>
-        <w:t>);</w:t>
-      </w:r>
-    </w:p>
-    <w:p>
-      <w:pPr>
-        <w:pStyle w:val="NoSpacing"/>
-      </w:pPr>
-      <w:r>
-        <w:tab/>
-        <w:t>}</w:t>
-      </w:r>
-    </w:p>
-    <w:p>
-      <w:pPr>
-        <w:pStyle w:val="NoSpacing"/>
-      </w:pPr>
-      <w:r>
-        <w:t xml:space="preserve">    </w:t>
-      </w:r>
-    </w:p>
-    <w:p>
-      <w:pPr>
-        <w:pStyle w:val="NoSpacing"/>
-      </w:pPr>
-      <w:r>
-        <w:t>}</w:t>
-      </w:r>
-    </w:p>
-    <w:p>
-      <w:pPr>
-        <w:pStyle w:val="NoSpacing"/>
-      </w:pPr>
-    </w:p>
-    <w:p>
-      <w:pPr>
-        <w:rPr>
-          <w:b/>
-          <w:sz w:val="28"/>
-          <w:szCs w:val="28"/>
-        </w:rPr>
-      </w:pPr>
-      <w:r>
-        <w:rPr>
-          <w:b/>
-          <w:sz w:val="28"/>
-          <w:szCs w:val="28"/>
-        </w:rPr>
-        <w:t>All DAO must be under Repository package</w:t>
-      </w:r>
-    </w:p>
-    <w:p>
-      <w:pPr>
-        <w:pStyle w:val="NoSpacing"/>
-      </w:pPr>
-      <w:proofErr w:type="gramStart"/>
-      <w:r>
-        <w:t>package</w:t>
-      </w:r>
-      <w:proofErr w:type="gramEnd"/>
-      <w:r>
-        <w:t xml:space="preserve"> Repository;</w:t>
-      </w:r>
-    </w:p>
-    <w:p>
-      <w:pPr>
-        <w:pStyle w:val="NoSpacing"/>
-      </w:pPr>
-      <w:proofErr w:type="gramStart"/>
-      <w:r>
-        <w:t>import</w:t>
-      </w:r>
-      <w:proofErr w:type="gramEnd"/>
-      <w:r>
-        <w:t xml:space="preserve"> </w:t>
-      </w:r>
-      <w:proofErr w:type="spellStart"/>
-      <w:r>
-        <w:t>java.util.List</w:t>
-      </w:r>
-      <w:proofErr w:type="spellEnd"/>
-      <w:r>
-        <w:t>;</w:t>
-      </w:r>
-    </w:p>
-    <w:p>
-      <w:pPr>
-        <w:pStyle w:val="NoSpacing"/>
-      </w:pPr>
-    </w:p>
-    <w:p>
-      <w:pPr>
-        <w:pStyle w:val="NoSpacing"/>
-      </w:pPr>
-      <w:proofErr w:type="gramStart"/>
-      <w:r>
-        <w:t>import</w:t>
-      </w:r>
-      <w:proofErr w:type="gramEnd"/>
-      <w:r>
-        <w:t xml:space="preserve"> </w:t>
-      </w:r>
-      <w:proofErr w:type="spellStart"/>
-      <w:r>
-        <w:t>org.hibernate.Session</w:t>
-      </w:r>
-      <w:proofErr w:type="spellEnd"/>
-      <w:r>
-        <w:t>;</w:t>
-      </w:r>
-    </w:p>
-    <w:p>
-      <w:pPr>
-        <w:pStyle w:val="NoSpacing"/>
-      </w:pPr>
-      <w:proofErr w:type="gramStart"/>
-      <w:r>
-        <w:t>import</w:t>
-      </w:r>
-      <w:proofErr w:type="gramEnd"/>
-      <w:r>
-        <w:t xml:space="preserve"> </w:t>
-      </w:r>
-      <w:proofErr w:type="spellStart"/>
-      <w:r>
-        <w:t>org.hibernate.SessionFactory</w:t>
-      </w:r>
-      <w:proofErr w:type="spellEnd"/>
-      <w:r>
-        <w:t>;</w:t>
-      </w:r>
-    </w:p>
-    <w:p>
-      <w:pPr>
-        <w:pStyle w:val="NoSpacing"/>
-      </w:pPr>
-      <w:proofErr w:type="gramStart"/>
-      <w:r>
-        <w:t>import</w:t>
-      </w:r>
-      <w:proofErr w:type="gramEnd"/>
-      <w:r>
-        <w:t xml:space="preserve"> </w:t>
-      </w:r>
-      <w:proofErr w:type="spellStart"/>
-      <w:r>
-        <w:t>org.hibernate.Transaction</w:t>
-      </w:r>
-      <w:proofErr w:type="spellEnd"/>
-      <w:r>
-        <w:t>;</w:t>
-      </w:r>
-    </w:p>
-    <w:p>
-      <w:pPr>
-        <w:pStyle w:val="NoSpacing"/>
-      </w:pPr>
-      <w:proofErr w:type="gramStart"/>
-      <w:r>
-        <w:t>import</w:t>
-      </w:r>
-      <w:proofErr w:type="gramEnd"/>
-      <w:r>
-        <w:t xml:space="preserve"> </w:t>
-      </w:r>
-      <w:proofErr w:type="spellStart"/>
-      <w:r>
-        <w:t>org.hibernate.cfg.Configuration</w:t>
-      </w:r>
-      <w:proofErr w:type="spellEnd"/>
-      <w:r>
-        <w:t>;</w:t>
-      </w:r>
-    </w:p>
-    <w:p>
-      <w:pPr>
-        <w:pStyle w:val="NoSpacing"/>
-      </w:pPr>
-    </w:p>
-    <w:p>
-      <w:pPr>
-        <w:pStyle w:val="NoSpacing"/>
-      </w:pPr>
-      <w:proofErr w:type="gramStart"/>
-      <w:r>
-        <w:t>import</w:t>
-      </w:r>
-      <w:proofErr w:type="gramEnd"/>
-      <w:r>
-        <w:t xml:space="preserve"> </w:t>
-      </w:r>
-      <w:proofErr w:type="spellStart"/>
-      <w:r>
-        <w:t>Model.User</w:t>
-      </w:r>
-      <w:proofErr w:type="spellEnd"/>
-      <w:r>
-        <w:t>;</w:t>
-      </w:r>
-    </w:p>
-    <w:p>
-      <w:pPr>
-        <w:pStyle w:val="NoSpacing"/>
-      </w:pPr>
-    </w:p>
-    <w:p>
-      <w:pPr>
-        <w:pStyle w:val="NoSpacing"/>
-      </w:pPr>
-      <w:proofErr w:type="gramStart"/>
-      <w:r>
-        <w:t>public</w:t>
-      </w:r>
-      <w:proofErr w:type="gramEnd"/>
-      <w:r>
-        <w:t xml:space="preserve"> class </w:t>
-      </w:r>
-      <w:proofErr w:type="spellStart"/>
-      <w:r>
-        <w:t>UserDAO</w:t>
-      </w:r>
-      <w:proofErr w:type="spellEnd"/>
-      <w:r>
-        <w:t xml:space="preserve"> {</w:t>
-      </w:r>
-    </w:p>
-    <w:p>
-      <w:pPr>
-        <w:pStyle w:val="NoSpacing"/>
-      </w:pPr>
-      <w:r>
-        <w:lastRenderedPageBreak/>
-        <w:tab/>
-        <w:t>Configuration configuration=null;</w:t>
-      </w:r>
-    </w:p>
-    <w:p>
-      <w:pPr>
-        <w:pStyle w:val="NoSpacing"/>
-      </w:pPr>
-      <w:r>
-        <w:tab/>
-      </w:r>
-      <w:proofErr w:type="spellStart"/>
-      <w:r>
-        <w:t>SessionFactory</w:t>
-      </w:r>
-      <w:proofErr w:type="spellEnd"/>
-      <w:r>
-        <w:t xml:space="preserve"> </w:t>
-      </w:r>
-      <w:proofErr w:type="spellStart"/>
-      <w:r>
-        <w:t>sessionFactory</w:t>
-      </w:r>
-      <w:proofErr w:type="spellEnd"/>
-      <w:r>
-        <w:t>=null;</w:t>
-      </w:r>
-    </w:p>
-    <w:p>
-      <w:pPr>
-        <w:pStyle w:val="NoSpacing"/>
-      </w:pPr>
-      <w:r>
-        <w:tab/>
-        <w:t>Session session=null;</w:t>
-      </w:r>
-    </w:p>
-    <w:p>
-      <w:pPr>
-        <w:pStyle w:val="NoSpacing"/>
-      </w:pPr>
-      <w:r>
-        <w:tab/>
-      </w:r>
-      <w:proofErr w:type="gramStart"/>
-      <w:r>
-        <w:t>public</w:t>
-      </w:r>
-      <w:proofErr w:type="gramEnd"/>
-      <w:r>
-        <w:t xml:space="preserve"> </w:t>
-      </w:r>
-      <w:proofErr w:type="spellStart"/>
-      <w:r>
-        <w:t>UserDAO</w:t>
-      </w:r>
-      <w:proofErr w:type="spellEnd"/>
-      <w:r>
-        <w:t>() {</w:t>
-      </w:r>
-    </w:p>
-    <w:p>
-      <w:pPr>
-        <w:pStyle w:val="NoSpacing"/>
-      </w:pPr>
-      <w:r>
-        <w:tab/>
-      </w:r>
-      <w:r>
-        <w:tab/>
-        <w:t xml:space="preserve"> //1. </w:t>
-      </w:r>
-      <w:proofErr w:type="gramStart"/>
-      <w:r>
-        <w:t>create</w:t>
-      </w:r>
-      <w:proofErr w:type="gramEnd"/>
-      <w:r>
-        <w:t xml:space="preserve"> Configuration object</w:t>
-      </w:r>
-    </w:p>
-    <w:p>
-      <w:pPr>
-        <w:pStyle w:val="NoSpacing"/>
-      </w:pPr>
-      <w:r>
-        <w:tab/>
-        <w:t xml:space="preserve">     </w:t>
-      </w:r>
-      <w:proofErr w:type="gramStart"/>
-      <w:r>
-        <w:t>configuration=</w:t>
-      </w:r>
-      <w:proofErr w:type="gramEnd"/>
-      <w:r>
-        <w:t>new Configuration().configure().</w:t>
-      </w:r>
-      <w:proofErr w:type="spellStart"/>
-      <w:r>
-        <w:t>addAnnotatedClass</w:t>
-      </w:r>
-      <w:proofErr w:type="spellEnd"/>
-      <w:r>
-        <w:t>(</w:t>
-      </w:r>
-      <w:proofErr w:type="spellStart"/>
-      <w:r>
-        <w:t>User.class</w:t>
-      </w:r>
-      <w:proofErr w:type="spellEnd"/>
-      <w:r>
-        <w:t>);</w:t>
-      </w:r>
-    </w:p>
-    <w:p>
-      <w:pPr>
-        <w:pStyle w:val="NoSpacing"/>
-      </w:pPr>
-      <w:r>
-        <w:tab/>
-        <w:t xml:space="preserve">    //2. </w:t>
-      </w:r>
-      <w:proofErr w:type="gramStart"/>
-      <w:r>
-        <w:t>create</w:t>
-      </w:r>
-      <w:proofErr w:type="gramEnd"/>
-      <w:r>
-        <w:t xml:space="preserve"> Session Factory object </w:t>
-      </w:r>
-    </w:p>
-    <w:p>
-      <w:pPr>
-        <w:pStyle w:val="NoSpacing"/>
-      </w:pPr>
-      <w:r>
-        <w:tab/>
-        <w:t xml:space="preserve">     </w:t>
       </w:r>
       <w:proofErr w:type="spellStart"/>
       <w:proofErr w:type="gramStart"/>
       <w:r>
-        <w:t>sessionFactory</w:t>
+        <w:t>user.setFirstName</w:t>
       </w:r>
       <w:proofErr w:type="spellEnd"/>
       <w:r>
-        <w:t>=</w:t>
+        <w:t>(</w:t>
       </w:r>
       <w:proofErr w:type="spellStart"/>
       <w:proofErr w:type="gramEnd"/>
       <w:r>
-        <w:t>configuration.buildSessionFactory</w:t>
+        <w:t>request.getParameter</w:t>
       </w:r>
       <w:proofErr w:type="spellEnd"/>
       <w:r>
-        <w:t>();</w:t>
+        <w:t>("</w:t>
+      </w:r>
+      <w:proofErr w:type="spellStart"/>
+      <w:r>
+        <w:t>firstName</w:t>
+      </w:r>
+      <w:proofErr w:type="spellEnd"/>
+      <w:r>
+        <w:t>"));</w:t>
       </w:r>
     </w:p>
     <w:p>
@@ -9920,29 +8812,35 @@
       </w:pPr>
       <w:r>
         <w:tab/>
-        <w:t xml:space="preserve">    //3. Create Session object</w:t>
-      </w:r>
-    </w:p>
-    <w:p>
-      <w:pPr>
-        <w:pStyle w:val="NoSpacing"/>
-      </w:pPr>
+      </w:r>
       <w:r>
         <w:tab/>
-        <w:t xml:space="preserve">     </w:t>
-      </w:r>
+      </w:r>
+      <w:proofErr w:type="spellStart"/>
       <w:proofErr w:type="gramStart"/>
       <w:r>
-        <w:t>session=</w:t>
+        <w:t>user.setLastName</w:t>
+      </w:r>
+      <w:proofErr w:type="spellEnd"/>
+      <w:r>
+        <w:t>(</w:t>
       </w:r>
       <w:proofErr w:type="spellStart"/>
       <w:proofErr w:type="gramEnd"/>
       <w:r>
-        <w:t>sessionFactory.openSession</w:t>
+        <w:t>request.getParameter</w:t>
       </w:r>
       <w:proofErr w:type="spellEnd"/>
       <w:r>
-        <w:t>();</w:t>
+        <w:t>("</w:t>
+      </w:r>
+      <w:proofErr w:type="spellStart"/>
+      <w:r>
+        <w:t>lastName</w:t>
+      </w:r>
+      <w:proofErr w:type="spellEnd"/>
+      <w:r>
+        <w:t>"));</w:t>
       </w:r>
     </w:p>
     <w:p>
@@ -9951,106 +8849,88 @@
       </w:pPr>
       <w:r>
         <w:tab/>
-        <w:t>}</w:t>
-      </w:r>
-    </w:p>
-    <w:p>
-      <w:pPr>
-        <w:pStyle w:val="NoSpacing"/>
-      </w:pPr>
+      </w:r>
       <w:r>
         <w:tab/>
-      </w:r>
-      <w:proofErr w:type="gramStart"/>
-      <w:r>
-        <w:t>public</w:t>
-      </w:r>
-      <w:proofErr w:type="gramEnd"/>
-      <w:r>
-        <w:t xml:space="preserve"> void </w:t>
-      </w:r>
-      <w:proofErr w:type="spellStart"/>
-      <w:r>
-        <w:t>saveUser</w:t>
-      </w:r>
-      <w:proofErr w:type="spellEnd"/>
-      <w:r>
-        <w:t>(User user) {</w:t>
-      </w:r>
-    </w:p>
-    <w:p>
-      <w:pPr>
-        <w:pStyle w:val="NoSpacing"/>
-      </w:pPr>
-      <w:r>
-        <w:t xml:space="preserve"> </w:t>
-      </w:r>
-      <w:r>
-        <w:tab/>
-        <w:t xml:space="preserve">     //4. Begin your transaction</w:t>
-      </w:r>
-    </w:p>
-    <w:p>
-      <w:pPr>
-        <w:pStyle w:val="NoSpacing"/>
-      </w:pPr>
-      <w:r>
-        <w:t xml:space="preserve">    Transaction transaction=</w:t>
       </w:r>
       <w:proofErr w:type="spellStart"/>
       <w:proofErr w:type="gramStart"/>
       <w:r>
-        <w:t>session.beginTransaction</w:t>
+        <w:t>user.setUsername</w:t>
       </w:r>
       <w:proofErr w:type="spellEnd"/>
       <w:r>
         <w:t>(</w:t>
       </w:r>
+      <w:proofErr w:type="spellStart"/>
       <w:proofErr w:type="gramEnd"/>
       <w:r>
-        <w:t>);</w:t>
-      </w:r>
-    </w:p>
-    <w:p>
-      <w:pPr>
-        <w:pStyle w:val="NoSpacing"/>
-      </w:pPr>
-      <w:r>
-        <w:t xml:space="preserve">    //5.Save your object to database</w:t>
-      </w:r>
-    </w:p>
-    <w:p>
-      <w:pPr>
-        <w:pStyle w:val="NoSpacing"/>
-      </w:pPr>
-      <w:r>
-        <w:t xml:space="preserve">    </w:t>
+        <w:t>request.getParameter</w:t>
+      </w:r>
+      <w:proofErr w:type="spellEnd"/>
+      <w:r>
+        <w:t>("username"));</w:t>
+      </w:r>
+    </w:p>
+    <w:p>
+      <w:pPr>
+        <w:pStyle w:val="NoSpacing"/>
+      </w:pPr>
+      <w:r>
+        <w:tab/>
+      </w:r>
+      <w:r>
+        <w:tab/>
       </w:r>
       <w:proofErr w:type="spellStart"/>
       <w:proofErr w:type="gramStart"/>
       <w:r>
-        <w:t>session.save</w:t>
+        <w:t>user.setPassword</w:t>
       </w:r>
       <w:proofErr w:type="spellEnd"/>
       <w:r>
         <w:t>(</w:t>
       </w:r>
+      <w:proofErr w:type="spellStart"/>
       <w:proofErr w:type="gramEnd"/>
       <w:r>
-        <w:t xml:space="preserve">user);    </w:t>
-      </w:r>
-    </w:p>
-    <w:p>
-      <w:pPr>
-        <w:pStyle w:val="NoSpacing"/>
-      </w:pPr>
-      <w:r>
-        <w:t xml:space="preserve">    </w:t>
+        <w:t>request.getParameter</w:t>
+      </w:r>
+      <w:proofErr w:type="spellEnd"/>
+      <w:r>
+        <w:t>("password"));</w:t>
+      </w:r>
+    </w:p>
+    <w:p>
+      <w:pPr>
+        <w:pStyle w:val="NoSpacing"/>
+      </w:pPr>
+      <w:r>
+        <w:tab/>
+      </w:r>
+      <w:r>
+        <w:tab/>
+      </w:r>
+      <w:proofErr w:type="spellStart"/>
+      <w:r>
+        <w:t>UserDAO</w:t>
+      </w:r>
+      <w:proofErr w:type="spellEnd"/>
+      <w:r>
+        <w:t xml:space="preserve"> </w:t>
+      </w:r>
+      <w:proofErr w:type="spellStart"/>
+      <w:r>
+        <w:t>dao</w:t>
+      </w:r>
+      <w:proofErr w:type="spellEnd"/>
+      <w:r>
+        <w:t xml:space="preserve">=new </w:t>
       </w:r>
       <w:proofErr w:type="spellStart"/>
       <w:proofErr w:type="gramStart"/>
       <w:r>
-        <w:t>System.out.println</w:t>
+        <w:t>UserDAO</w:t>
       </w:r>
       <w:proofErr w:type="spellEnd"/>
       <w:r>
@@ -10058,35 +8938,6 @@
       </w:r>
       <w:proofErr w:type="gramEnd"/>
       <w:r>
-        <w:t>"Saved");</w:t>
-      </w:r>
-    </w:p>
-    <w:p>
-      <w:pPr>
-        <w:pStyle w:val="NoSpacing"/>
-      </w:pPr>
-      <w:r>
-        <w:t xml:space="preserve">    //6. Commit your transaction </w:t>
-      </w:r>
-    </w:p>
-    <w:p>
-      <w:pPr>
-        <w:pStyle w:val="NoSpacing"/>
-      </w:pPr>
-      <w:r>
-        <w:t xml:space="preserve">    </w:t>
-      </w:r>
-      <w:proofErr w:type="spellStart"/>
-      <w:proofErr w:type="gramStart"/>
-      <w:r>
-        <w:t>transaction.commit</w:t>
-      </w:r>
-      <w:proofErr w:type="spellEnd"/>
-      <w:r>
-        <w:t>(</w:t>
-      </w:r>
-      <w:proofErr w:type="gramEnd"/>
-      <w:r>
         <w:t>);</w:t>
       </w:r>
     </w:p>
@@ -10095,603 +8946,6 @@
         <w:pStyle w:val="NoSpacing"/>
       </w:pPr>
       <w:r>
-        <w:t xml:space="preserve">    </w:t>
-      </w:r>
-      <w:proofErr w:type="spellStart"/>
-      <w:proofErr w:type="gramStart"/>
-      <w:r>
-        <w:t>session.close</w:t>
-      </w:r>
-      <w:proofErr w:type="spellEnd"/>
-      <w:r>
-        <w:t>(</w:t>
-      </w:r>
-      <w:proofErr w:type="gramEnd"/>
-      <w:r>
-        <w:t>);</w:t>
-      </w:r>
-    </w:p>
-    <w:p>
-      <w:pPr>
-        <w:pStyle w:val="NoSpacing"/>
-      </w:pPr>
-      <w:r>
-        <w:t xml:space="preserve">    </w:t>
-      </w:r>
-      <w:proofErr w:type="spellStart"/>
-      <w:proofErr w:type="gramStart"/>
-      <w:r>
-        <w:t>sessionFactory.close</w:t>
-      </w:r>
-      <w:proofErr w:type="spellEnd"/>
-      <w:r>
-        <w:t>(</w:t>
-      </w:r>
-      <w:proofErr w:type="gramEnd"/>
-      <w:r>
-        <w:t>);</w:t>
-      </w:r>
-    </w:p>
-    <w:p>
-      <w:pPr>
-        <w:pStyle w:val="NoSpacing"/>
-      </w:pPr>
-      <w:r>
-        <w:tab/>
-        <w:t>}</w:t>
-      </w:r>
-    </w:p>
-    <w:p>
-      <w:pPr>
-        <w:pStyle w:val="NoSpacing"/>
-      </w:pPr>
-      <w:r>
-        <w:t>}</w:t>
-      </w:r>
-    </w:p>
-    <w:p>
-      <w:pPr>
-        <w:pStyle w:val="NoSpacing"/>
-      </w:pPr>
-      <w:r>
-        <w:tab/>
-      </w:r>
-    </w:p>
-    <w:p>
-      <w:pPr>
-        <w:rPr>
-          <w:b/>
-          <w:sz w:val="28"/>
-          <w:szCs w:val="28"/>
-        </w:rPr>
-      </w:pPr>
-    </w:p>
-    <w:p>
-      <w:pPr>
-        <w:rPr>
-          <w:sz w:val="28"/>
-          <w:szCs w:val="28"/>
-        </w:rPr>
-      </w:pPr>
-      <w:r>
-        <w:rPr>
-          <w:sz w:val="28"/>
-          <w:szCs w:val="28"/>
-        </w:rPr>
-        <w:t xml:space="preserve">All Servlets must be created inside </w:t>
-      </w:r>
-      <w:proofErr w:type="gramStart"/>
-      <w:r>
-        <w:rPr>
-          <w:sz w:val="28"/>
-          <w:szCs w:val="28"/>
-        </w:rPr>
-        <w:t>classes</w:t>
-      </w:r>
-      <w:proofErr w:type="gramEnd"/>
-      <w:r>
-        <w:rPr>
-          <w:sz w:val="28"/>
-          <w:szCs w:val="28"/>
-        </w:rPr>
-        <w:t xml:space="preserve"> folder inside </w:t>
-      </w:r>
-      <w:proofErr w:type="spellStart"/>
-      <w:r>
-        <w:rPr>
-          <w:sz w:val="28"/>
-          <w:szCs w:val="28"/>
-        </w:rPr>
-        <w:t>webapp</w:t>
-      </w:r>
-      <w:proofErr w:type="spellEnd"/>
-      <w:r>
-        <w:rPr>
-          <w:sz w:val="28"/>
-          <w:szCs w:val="28"/>
-        </w:rPr>
-        <w:t>/WEB-INF</w:t>
-      </w:r>
-    </w:p>
-    <w:p>
-      <w:pPr>
-        <w:rPr>
-          <w:sz w:val="28"/>
-          <w:szCs w:val="28"/>
-        </w:rPr>
-      </w:pPr>
-      <w:r>
-        <w:rPr>
-          <w:sz w:val="28"/>
-          <w:szCs w:val="28"/>
-        </w:rPr>
-        <w:t>Right click, Create folder classes, select classes folder -&gt; right click-&gt; servlet</w:t>
-      </w:r>
-    </w:p>
-    <w:p>
-      <w:pPr>
-        <w:pStyle w:val="NoSpacing"/>
-      </w:pPr>
-      <w:r>
-        <w:t xml:space="preserve">Give name Register, Select </w:t>
-      </w:r>
-      <w:proofErr w:type="spellStart"/>
-      <w:r>
-        <w:t>doPost</w:t>
-      </w:r>
-      <w:proofErr w:type="spellEnd"/>
-    </w:p>
-    <w:p>
-      <w:pPr>
-        <w:rPr>
-          <w:sz w:val="28"/>
-          <w:szCs w:val="28"/>
-        </w:rPr>
-      </w:pPr>
-    </w:p>
-    <w:p>
-      <w:pPr>
-        <w:pStyle w:val="NoSpacing"/>
-      </w:pPr>
-      <w:proofErr w:type="gramStart"/>
-      <w:r>
-        <w:t>import</w:t>
-      </w:r>
-      <w:proofErr w:type="gramEnd"/>
-      <w:r>
-        <w:t xml:space="preserve"> </w:t>
-      </w:r>
-      <w:proofErr w:type="spellStart"/>
-      <w:r>
-        <w:t>java.io.IOException</w:t>
-      </w:r>
-      <w:proofErr w:type="spellEnd"/>
-      <w:r>
-        <w:t>;</w:t>
-      </w:r>
-    </w:p>
-    <w:p>
-      <w:pPr>
-        <w:pStyle w:val="NoSpacing"/>
-      </w:pPr>
-      <w:proofErr w:type="gramStart"/>
-      <w:r>
-        <w:t>import</w:t>
-      </w:r>
-      <w:proofErr w:type="gramEnd"/>
-      <w:r>
-        <w:t xml:space="preserve"> </w:t>
-      </w:r>
-      <w:proofErr w:type="spellStart"/>
-      <w:r>
-        <w:t>javax.servlet.ServletException</w:t>
-      </w:r>
-      <w:proofErr w:type="spellEnd"/>
-      <w:r>
-        <w:t>;</w:t>
-      </w:r>
-    </w:p>
-    <w:p>
-      <w:pPr>
-        <w:pStyle w:val="NoSpacing"/>
-      </w:pPr>
-      <w:proofErr w:type="gramStart"/>
-      <w:r>
-        <w:t>import</w:t>
-      </w:r>
-      <w:proofErr w:type="gramEnd"/>
-      <w:r>
-        <w:t xml:space="preserve"> </w:t>
-      </w:r>
-      <w:proofErr w:type="spellStart"/>
-      <w:r>
-        <w:t>javax.servlet.http.HttpServlet</w:t>
-      </w:r>
-      <w:proofErr w:type="spellEnd"/>
-      <w:r>
-        <w:t>;</w:t>
-      </w:r>
-    </w:p>
-    <w:p>
-      <w:pPr>
-        <w:pStyle w:val="NoSpacing"/>
-      </w:pPr>
-      <w:proofErr w:type="gramStart"/>
-      <w:r>
-        <w:t>import</w:t>
-      </w:r>
-      <w:proofErr w:type="gramEnd"/>
-      <w:r>
-        <w:t xml:space="preserve"> </w:t>
-      </w:r>
-      <w:proofErr w:type="spellStart"/>
-      <w:r>
-        <w:t>javax.servlet.http.HttpServletRequest</w:t>
-      </w:r>
-      <w:proofErr w:type="spellEnd"/>
-      <w:r>
-        <w:t>;</w:t>
-      </w:r>
-    </w:p>
-    <w:p>
-      <w:pPr>
-        <w:pStyle w:val="NoSpacing"/>
-      </w:pPr>
-      <w:proofErr w:type="gramStart"/>
-      <w:r>
-        <w:t>import</w:t>
-      </w:r>
-      <w:proofErr w:type="gramEnd"/>
-      <w:r>
-        <w:t xml:space="preserve"> </w:t>
-      </w:r>
-      <w:proofErr w:type="spellStart"/>
-      <w:r>
-        <w:t>javax.servlet.http.HttpServletResponse</w:t>
-      </w:r>
-      <w:proofErr w:type="spellEnd"/>
-      <w:r>
-        <w:t>;</w:t>
-      </w:r>
-    </w:p>
-    <w:p>
-      <w:pPr>
-        <w:pStyle w:val="NoSpacing"/>
-      </w:pPr>
-    </w:p>
-    <w:p>
-      <w:pPr>
-        <w:pStyle w:val="NoSpacing"/>
-      </w:pPr>
-      <w:proofErr w:type="gramStart"/>
-      <w:r>
-        <w:t>import</w:t>
-      </w:r>
-      <w:proofErr w:type="gramEnd"/>
-      <w:r>
-        <w:t xml:space="preserve"> </w:t>
-      </w:r>
-      <w:proofErr w:type="spellStart"/>
-      <w:r>
-        <w:t>Model.User</w:t>
-      </w:r>
-      <w:proofErr w:type="spellEnd"/>
-      <w:r>
-        <w:t>;</w:t>
-      </w:r>
-    </w:p>
-    <w:p>
-      <w:pPr>
-        <w:pStyle w:val="NoSpacing"/>
-      </w:pPr>
-      <w:proofErr w:type="gramStart"/>
-      <w:r>
-        <w:t>import</w:t>
-      </w:r>
-      <w:proofErr w:type="gramEnd"/>
-      <w:r>
-        <w:t xml:space="preserve"> </w:t>
-      </w:r>
-      <w:proofErr w:type="spellStart"/>
-      <w:r>
-        <w:t>Repository.UserDAO</w:t>
-      </w:r>
-      <w:proofErr w:type="spellEnd"/>
-      <w:r>
-        <w:t>;</w:t>
-      </w:r>
-    </w:p>
-    <w:p>
-      <w:pPr>
-        <w:pStyle w:val="NoSpacing"/>
-      </w:pPr>
-      <w:proofErr w:type="gramStart"/>
-      <w:r>
-        <w:t>public</w:t>
-      </w:r>
-      <w:proofErr w:type="gramEnd"/>
-      <w:r>
-        <w:t xml:space="preserve"> class Register extends </w:t>
-      </w:r>
-      <w:proofErr w:type="spellStart"/>
-      <w:r>
-        <w:t>HttpServlet</w:t>
-      </w:r>
-      <w:proofErr w:type="spellEnd"/>
-      <w:r>
-        <w:t xml:space="preserve"> {</w:t>
-      </w:r>
-    </w:p>
-    <w:p>
-      <w:pPr>
-        <w:pStyle w:val="NoSpacing"/>
-      </w:pPr>
-      <w:r>
-        <w:tab/>
-      </w:r>
-    </w:p>
-    <w:p>
-      <w:pPr>
-        <w:pStyle w:val="NoSpacing"/>
-      </w:pPr>
-      <w:r>
-        <w:t xml:space="preserve">    </w:t>
-      </w:r>
-    </w:p>
-    <w:p>
-      <w:pPr>
-        <w:pStyle w:val="NoSpacing"/>
-      </w:pPr>
-      <w:r>
-        <w:tab/>
-      </w:r>
-      <w:proofErr w:type="gramStart"/>
-      <w:r>
-        <w:t>protected</w:t>
-      </w:r>
-      <w:proofErr w:type="gramEnd"/>
-      <w:r>
-        <w:t xml:space="preserve"> void </w:t>
-      </w:r>
-      <w:proofErr w:type="spellStart"/>
-      <w:r>
-        <w:t>doPost</w:t>
-      </w:r>
-      <w:proofErr w:type="spellEnd"/>
-      <w:r>
-        <w:t>(</w:t>
-      </w:r>
-      <w:proofErr w:type="spellStart"/>
-      <w:r>
-        <w:t>HttpServletRequest</w:t>
-      </w:r>
-      <w:proofErr w:type="spellEnd"/>
-      <w:r>
-        <w:t xml:space="preserve"> request, </w:t>
-      </w:r>
-      <w:proofErr w:type="spellStart"/>
-      <w:r>
-        <w:t>HttpServletResponse</w:t>
-      </w:r>
-      <w:proofErr w:type="spellEnd"/>
-      <w:r>
-        <w:t xml:space="preserve"> response) throws </w:t>
-      </w:r>
-      <w:proofErr w:type="spellStart"/>
-      <w:r>
-        <w:t>ServletException</w:t>
-      </w:r>
-      <w:proofErr w:type="spellEnd"/>
-      <w:r>
-        <w:t xml:space="preserve">, </w:t>
-      </w:r>
-      <w:proofErr w:type="spellStart"/>
-      <w:r>
-        <w:t>IOException</w:t>
-      </w:r>
-      <w:proofErr w:type="spellEnd"/>
-      <w:r>
-        <w:t xml:space="preserve"> {</w:t>
-      </w:r>
-    </w:p>
-    <w:p>
-      <w:pPr>
-        <w:pStyle w:val="NoSpacing"/>
-      </w:pPr>
-      <w:r>
-        <w:tab/>
-      </w:r>
-      <w:r>
-        <w:tab/>
-        <w:t xml:space="preserve">User user=new </w:t>
-      </w:r>
-      <w:proofErr w:type="gramStart"/>
-      <w:r>
-        <w:t>User(</w:t>
-      </w:r>
-      <w:proofErr w:type="gramEnd"/>
-      <w:r>
-        <w:t>);</w:t>
-      </w:r>
-    </w:p>
-    <w:p>
-      <w:pPr>
-        <w:pStyle w:val="NoSpacing"/>
-      </w:pPr>
-      <w:r>
-        <w:tab/>
-      </w:r>
-      <w:r>
-        <w:tab/>
-      </w:r>
-      <w:proofErr w:type="spellStart"/>
-      <w:proofErr w:type="gramStart"/>
-      <w:r>
-        <w:t>user.setFirstName</w:t>
-      </w:r>
-      <w:proofErr w:type="spellEnd"/>
-      <w:r>
-        <w:t>(</w:t>
-      </w:r>
-      <w:proofErr w:type="spellStart"/>
-      <w:proofErr w:type="gramEnd"/>
-      <w:r>
-        <w:t>request.getParameter</w:t>
-      </w:r>
-      <w:proofErr w:type="spellEnd"/>
-      <w:r>
-        <w:t>("</w:t>
-      </w:r>
-      <w:proofErr w:type="spellStart"/>
-      <w:r>
-        <w:t>firstName</w:t>
-      </w:r>
-      <w:proofErr w:type="spellEnd"/>
-      <w:r>
-        <w:t>"));</w:t>
-      </w:r>
-    </w:p>
-    <w:p>
-      <w:pPr>
-        <w:pStyle w:val="NoSpacing"/>
-      </w:pPr>
-      <w:r>
-        <w:tab/>
-      </w:r>
-      <w:r>
-        <w:tab/>
-      </w:r>
-      <w:proofErr w:type="spellStart"/>
-      <w:proofErr w:type="gramStart"/>
-      <w:r>
-        <w:t>user.setLastName</w:t>
-      </w:r>
-      <w:proofErr w:type="spellEnd"/>
-      <w:r>
-        <w:t>(</w:t>
-      </w:r>
-      <w:proofErr w:type="spellStart"/>
-      <w:proofErr w:type="gramEnd"/>
-      <w:r>
-        <w:t>request.getParameter</w:t>
-      </w:r>
-      <w:proofErr w:type="spellEnd"/>
-      <w:r>
-        <w:t>("</w:t>
-      </w:r>
-      <w:proofErr w:type="spellStart"/>
-      <w:r>
-        <w:t>lastName</w:t>
-      </w:r>
-      <w:proofErr w:type="spellEnd"/>
-      <w:r>
-        <w:t>"));</w:t>
-      </w:r>
-    </w:p>
-    <w:p>
-      <w:pPr>
-        <w:pStyle w:val="NoSpacing"/>
-      </w:pPr>
-      <w:r>
-        <w:tab/>
-      </w:r>
-      <w:r>
-        <w:tab/>
-      </w:r>
-      <w:proofErr w:type="spellStart"/>
-      <w:proofErr w:type="gramStart"/>
-      <w:r>
-        <w:t>user.setUsername</w:t>
-      </w:r>
-      <w:proofErr w:type="spellEnd"/>
-      <w:r>
-        <w:t>(</w:t>
-      </w:r>
-      <w:proofErr w:type="spellStart"/>
-      <w:proofErr w:type="gramEnd"/>
-      <w:r>
-        <w:t>request.getParameter</w:t>
-      </w:r>
-      <w:proofErr w:type="spellEnd"/>
-      <w:r>
-        <w:t>("username"));</w:t>
-      </w:r>
-    </w:p>
-    <w:p>
-      <w:pPr>
-        <w:pStyle w:val="NoSpacing"/>
-      </w:pPr>
-      <w:r>
-        <w:tab/>
-      </w:r>
-      <w:r>
-        <w:tab/>
-      </w:r>
-      <w:proofErr w:type="spellStart"/>
-      <w:proofErr w:type="gramStart"/>
-      <w:r>
-        <w:t>user.setPassword</w:t>
-      </w:r>
-      <w:proofErr w:type="spellEnd"/>
-      <w:r>
-        <w:t>(</w:t>
-      </w:r>
-      <w:proofErr w:type="spellStart"/>
-      <w:proofErr w:type="gramEnd"/>
-      <w:r>
-        <w:t>request.getParameter</w:t>
-      </w:r>
-      <w:proofErr w:type="spellEnd"/>
-      <w:r>
-        <w:t>("password"));</w:t>
-      </w:r>
-    </w:p>
-    <w:p>
-      <w:pPr>
-        <w:pStyle w:val="NoSpacing"/>
-      </w:pPr>
-      <w:r>
-        <w:tab/>
-      </w:r>
-      <w:r>
-        <w:tab/>
-      </w:r>
-      <w:proofErr w:type="spellStart"/>
-      <w:r>
-        <w:t>UserDAO</w:t>
-      </w:r>
-      <w:proofErr w:type="spellEnd"/>
-      <w:r>
-        <w:t xml:space="preserve"> </w:t>
-      </w:r>
-      <w:proofErr w:type="spellStart"/>
-      <w:r>
-        <w:t>dao</w:t>
-      </w:r>
-      <w:proofErr w:type="spellEnd"/>
-      <w:r>
-        <w:t xml:space="preserve">=new </w:t>
-      </w:r>
-      <w:proofErr w:type="spellStart"/>
-      <w:proofErr w:type="gramStart"/>
-      <w:r>
-        <w:t>UserDAO</w:t>
-      </w:r>
-      <w:proofErr w:type="spellEnd"/>
-      <w:r>
-        <w:t>(</w:t>
-      </w:r>
-      <w:proofErr w:type="gramEnd"/>
-      <w:r>
-        <w:t>);</w:t>
-      </w:r>
-    </w:p>
-    <w:p>
-      <w:pPr>
-        <w:pStyle w:val="NoSpacing"/>
-      </w:pPr>
-      <w:r>
-        <w:lastRenderedPageBreak/>
         <w:tab/>
       </w:r>
       <w:r>
@@ -10793,7 +9047,1753 @@
         <w:spacing w:before="0" w:beforeAutospacing="0" w:after="0" w:afterAutospacing="0"/>
         <w:rPr>
           <w:rFonts w:ascii="Consolas" w:hAnsi="Consolas"/>
-          <w:color w:val="008080"/>
+          <w:color w:val="000000"/>
+          <w:sz w:val="28"/>
+          <w:szCs w:val="28"/>
+        </w:rPr>
+      </w:pPr>
+      <w:bookmarkStart w:id="0" w:name="_GoBack"/>
+      <w:bookmarkEnd w:id="0"/>
+    </w:p>
+    <w:p>
+      <w:pPr>
+        <w:rPr>
+          <w:b/>
+          <w:sz w:val="28"/>
+          <w:szCs w:val="28"/>
+        </w:rPr>
+      </w:pPr>
+      <w:r>
+        <w:rPr>
+          <w:b/>
+          <w:sz w:val="28"/>
+          <w:szCs w:val="28"/>
+        </w:rPr>
+        <w:t xml:space="preserve">Create two packages under </w:t>
+      </w:r>
+      <w:proofErr w:type="spellStart"/>
+      <w:r>
+        <w:rPr>
+          <w:b/>
+          <w:sz w:val="28"/>
+          <w:szCs w:val="28"/>
+        </w:rPr>
+        <w:t>src</w:t>
+      </w:r>
+      <w:proofErr w:type="spellEnd"/>
+      <w:r>
+        <w:rPr>
+          <w:b/>
+          <w:sz w:val="28"/>
+          <w:szCs w:val="28"/>
+        </w:rPr>
+        <w:t>/main/java</w:t>
+      </w:r>
+    </w:p>
+    <w:p>
+      <w:pPr>
+        <w:rPr>
+          <w:b/>
+          <w:sz w:val="28"/>
+          <w:szCs w:val="28"/>
+        </w:rPr>
+      </w:pPr>
+      <w:r>
+        <w:rPr>
+          <w:b/>
+          <w:sz w:val="28"/>
+          <w:szCs w:val="28"/>
+        </w:rPr>
+        <w:t xml:space="preserve"> Name them Model and Repository</w:t>
+      </w:r>
+    </w:p>
+    <w:p>
+      <w:pPr>
+        <w:rPr>
+          <w:b/>
+          <w:sz w:val="28"/>
+          <w:szCs w:val="28"/>
+        </w:rPr>
+      </w:pPr>
+      <w:r>
+        <w:rPr>
+          <w:b/>
+          <w:sz w:val="28"/>
+          <w:szCs w:val="28"/>
+        </w:rPr>
+        <w:t xml:space="preserve">All </w:t>
+      </w:r>
+      <w:proofErr w:type="spellStart"/>
+      <w:r>
+        <w:rPr>
+          <w:b/>
+          <w:sz w:val="28"/>
+          <w:szCs w:val="28"/>
+        </w:rPr>
+        <w:t>pojo</w:t>
+      </w:r>
+      <w:proofErr w:type="spellEnd"/>
+      <w:r>
+        <w:rPr>
+          <w:b/>
+          <w:sz w:val="28"/>
+          <w:szCs w:val="28"/>
+        </w:rPr>
+        <w:t xml:space="preserve"> must be created under Model package</w:t>
+      </w:r>
+    </w:p>
+    <w:p>
+      <w:pPr>
+        <w:pStyle w:val="NoSpacing"/>
+      </w:pPr>
+      <w:proofErr w:type="gramStart"/>
+      <w:r>
+        <w:t>package</w:t>
+      </w:r>
+      <w:proofErr w:type="gramEnd"/>
+      <w:r>
+        <w:t xml:space="preserve"> Model;</w:t>
+      </w:r>
+    </w:p>
+    <w:p>
+      <w:pPr>
+        <w:pStyle w:val="NoSpacing"/>
+      </w:pPr>
+      <w:proofErr w:type="gramStart"/>
+      <w:r>
+        <w:t>import</w:t>
+      </w:r>
+      <w:proofErr w:type="gramEnd"/>
+      <w:r>
+        <w:t xml:space="preserve"> </w:t>
+      </w:r>
+      <w:proofErr w:type="spellStart"/>
+      <w:r>
+        <w:t>java.io.Serializable</w:t>
+      </w:r>
+      <w:proofErr w:type="spellEnd"/>
+      <w:r>
+        <w:t>;</w:t>
+      </w:r>
+    </w:p>
+    <w:p>
+      <w:pPr>
+        <w:pStyle w:val="NoSpacing"/>
+      </w:pPr>
+    </w:p>
+    <w:p>
+      <w:pPr>
+        <w:pStyle w:val="NoSpacing"/>
+      </w:pPr>
+      <w:proofErr w:type="gramStart"/>
+      <w:r>
+        <w:t>import</w:t>
+      </w:r>
+      <w:proofErr w:type="gramEnd"/>
+      <w:r>
+        <w:t xml:space="preserve"> </w:t>
+      </w:r>
+      <w:proofErr w:type="spellStart"/>
+      <w:r>
+        <w:t>javax.persistence.Column</w:t>
+      </w:r>
+      <w:proofErr w:type="spellEnd"/>
+      <w:r>
+        <w:t>;</w:t>
+      </w:r>
+    </w:p>
+    <w:p>
+      <w:pPr>
+        <w:pStyle w:val="NoSpacing"/>
+      </w:pPr>
+      <w:proofErr w:type="gramStart"/>
+      <w:r>
+        <w:t>import</w:t>
+      </w:r>
+      <w:proofErr w:type="gramEnd"/>
+      <w:r>
+        <w:t xml:space="preserve"> </w:t>
+      </w:r>
+      <w:proofErr w:type="spellStart"/>
+      <w:r>
+        <w:t>javax.persistence.Entity</w:t>
+      </w:r>
+      <w:proofErr w:type="spellEnd"/>
+      <w:r>
+        <w:t>;</w:t>
+      </w:r>
+    </w:p>
+    <w:p>
+      <w:pPr>
+        <w:pStyle w:val="NoSpacing"/>
+      </w:pPr>
+      <w:proofErr w:type="gramStart"/>
+      <w:r>
+        <w:t>import</w:t>
+      </w:r>
+      <w:proofErr w:type="gramEnd"/>
+      <w:r>
+        <w:t xml:space="preserve"> </w:t>
+      </w:r>
+      <w:proofErr w:type="spellStart"/>
+      <w:r>
+        <w:t>javax.persistence.GeneratedValue</w:t>
+      </w:r>
+      <w:proofErr w:type="spellEnd"/>
+      <w:r>
+        <w:t>;</w:t>
+      </w:r>
+    </w:p>
+    <w:p>
+      <w:pPr>
+        <w:pStyle w:val="NoSpacing"/>
+      </w:pPr>
+      <w:proofErr w:type="gramStart"/>
+      <w:r>
+        <w:t>import</w:t>
+      </w:r>
+      <w:proofErr w:type="gramEnd"/>
+      <w:r>
+        <w:t xml:space="preserve"> </w:t>
+      </w:r>
+      <w:proofErr w:type="spellStart"/>
+      <w:r>
+        <w:t>javax.persistence.GenerationType</w:t>
+      </w:r>
+      <w:proofErr w:type="spellEnd"/>
+      <w:r>
+        <w:t>;</w:t>
+      </w:r>
+    </w:p>
+    <w:p>
+      <w:pPr>
+        <w:pStyle w:val="NoSpacing"/>
+      </w:pPr>
+      <w:proofErr w:type="gramStart"/>
+      <w:r>
+        <w:t>import</w:t>
+      </w:r>
+      <w:proofErr w:type="gramEnd"/>
+      <w:r>
+        <w:t xml:space="preserve"> </w:t>
+      </w:r>
+      <w:proofErr w:type="spellStart"/>
+      <w:r>
+        <w:t>javax.persistence.Id</w:t>
+      </w:r>
+      <w:proofErr w:type="spellEnd"/>
+      <w:r>
+        <w:t>;</w:t>
+      </w:r>
+    </w:p>
+    <w:p>
+      <w:pPr>
+        <w:pStyle w:val="NoSpacing"/>
+      </w:pPr>
+    </w:p>
+    <w:p>
+      <w:pPr>
+        <w:pStyle w:val="NoSpacing"/>
+      </w:pPr>
+      <w:r>
+        <w:t>@Entity</w:t>
+      </w:r>
+    </w:p>
+    <w:p>
+      <w:pPr>
+        <w:pStyle w:val="NoSpacing"/>
+      </w:pPr>
+      <w:proofErr w:type="gramStart"/>
+      <w:r>
+        <w:t>public</w:t>
+      </w:r>
+      <w:proofErr w:type="gramEnd"/>
+      <w:r>
+        <w:t xml:space="preserve"> class User implements Serializable {</w:t>
+      </w:r>
+    </w:p>
+    <w:p>
+      <w:pPr>
+        <w:pStyle w:val="NoSpacing"/>
+      </w:pPr>
+      <w:r>
+        <w:tab/>
+      </w:r>
+    </w:p>
+    <w:p>
+      <w:pPr>
+        <w:pStyle w:val="NoSpacing"/>
+      </w:pPr>
+      <w:r>
+        <w:t xml:space="preserve">    @Id</w:t>
+      </w:r>
+    </w:p>
+    <w:p>
+      <w:pPr>
+        <w:pStyle w:val="NoSpacing"/>
+      </w:pPr>
+      <w:r>
+        <w:t xml:space="preserve">    </w:t>
+      </w:r>
+      <w:proofErr w:type="gramStart"/>
+      <w:r>
+        <w:t>@</w:t>
+      </w:r>
+      <w:proofErr w:type="spellStart"/>
+      <w:r>
+        <w:t>GeneratedValue</w:t>
+      </w:r>
+      <w:proofErr w:type="spellEnd"/>
+      <w:r>
+        <w:t>(</w:t>
+      </w:r>
+      <w:proofErr w:type="gramEnd"/>
+      <w:r>
+        <w:t xml:space="preserve">strategy = </w:t>
+      </w:r>
+      <w:proofErr w:type="spellStart"/>
+      <w:r>
+        <w:t>GenerationType.AUTO</w:t>
+      </w:r>
+      <w:proofErr w:type="spellEnd"/>
+      <w:r>
+        <w:t>)</w:t>
+      </w:r>
+    </w:p>
+    <w:p>
+      <w:pPr>
+        <w:pStyle w:val="NoSpacing"/>
+      </w:pPr>
+      <w:r>
+        <w:t xml:space="preserve">    </w:t>
+      </w:r>
+      <w:proofErr w:type="gramStart"/>
+      <w:r>
+        <w:t>private</w:t>
+      </w:r>
+      <w:proofErr w:type="gramEnd"/>
+      <w:r>
+        <w:t xml:space="preserve"> </w:t>
+      </w:r>
+      <w:proofErr w:type="spellStart"/>
+      <w:r>
+        <w:t>int</w:t>
+      </w:r>
+      <w:proofErr w:type="spellEnd"/>
+      <w:r>
+        <w:t xml:space="preserve"> id;</w:t>
+      </w:r>
+    </w:p>
+    <w:p>
+      <w:pPr>
+        <w:pStyle w:val="NoSpacing"/>
+      </w:pPr>
+    </w:p>
+    <w:p>
+      <w:pPr>
+        <w:pStyle w:val="NoSpacing"/>
+      </w:pPr>
+      <w:r>
+        <w:t xml:space="preserve">    @Column</w:t>
+      </w:r>
+    </w:p>
+    <w:p>
+      <w:pPr>
+        <w:pStyle w:val="NoSpacing"/>
+      </w:pPr>
+      <w:r>
+        <w:t xml:space="preserve">    </w:t>
+      </w:r>
+      <w:proofErr w:type="gramStart"/>
+      <w:r>
+        <w:t>private</w:t>
+      </w:r>
+      <w:proofErr w:type="gramEnd"/>
+      <w:r>
+        <w:t xml:space="preserve"> String </w:t>
+      </w:r>
+      <w:proofErr w:type="spellStart"/>
+      <w:r>
+        <w:t>firstName</w:t>
+      </w:r>
+      <w:proofErr w:type="spellEnd"/>
+      <w:r>
+        <w:t>;</w:t>
+      </w:r>
+    </w:p>
+    <w:p>
+      <w:pPr>
+        <w:pStyle w:val="NoSpacing"/>
+      </w:pPr>
+    </w:p>
+    <w:p>
+      <w:pPr>
+        <w:pStyle w:val="NoSpacing"/>
+      </w:pPr>
+      <w:r>
+        <w:t xml:space="preserve">    @Column</w:t>
+      </w:r>
+    </w:p>
+    <w:p>
+      <w:pPr>
+        <w:pStyle w:val="NoSpacing"/>
+      </w:pPr>
+      <w:r>
+        <w:t xml:space="preserve">    </w:t>
+      </w:r>
+      <w:proofErr w:type="gramStart"/>
+      <w:r>
+        <w:t>private</w:t>
+      </w:r>
+      <w:proofErr w:type="gramEnd"/>
+      <w:r>
+        <w:t xml:space="preserve"> String </w:t>
+      </w:r>
+      <w:proofErr w:type="spellStart"/>
+      <w:r>
+        <w:t>lastName</w:t>
+      </w:r>
+      <w:proofErr w:type="spellEnd"/>
+      <w:r>
+        <w:t>;</w:t>
+      </w:r>
+    </w:p>
+    <w:p>
+      <w:pPr>
+        <w:pStyle w:val="NoSpacing"/>
+      </w:pPr>
+    </w:p>
+    <w:p>
+      <w:pPr>
+        <w:pStyle w:val="NoSpacing"/>
+      </w:pPr>
+      <w:r>
+        <w:t xml:space="preserve">    @Column</w:t>
+      </w:r>
+    </w:p>
+    <w:p>
+      <w:pPr>
+        <w:pStyle w:val="NoSpacing"/>
+      </w:pPr>
+      <w:r>
+        <w:t xml:space="preserve">    </w:t>
+      </w:r>
+      <w:proofErr w:type="gramStart"/>
+      <w:r>
+        <w:t>private</w:t>
+      </w:r>
+      <w:proofErr w:type="gramEnd"/>
+      <w:r>
+        <w:t xml:space="preserve"> String username;</w:t>
+      </w:r>
+    </w:p>
+    <w:p>
+      <w:pPr>
+        <w:pStyle w:val="NoSpacing"/>
+      </w:pPr>
+    </w:p>
+    <w:p>
+      <w:pPr>
+        <w:pStyle w:val="NoSpacing"/>
+      </w:pPr>
+      <w:r>
+        <w:t xml:space="preserve">    @Column</w:t>
+      </w:r>
+    </w:p>
+    <w:p>
+      <w:pPr>
+        <w:pStyle w:val="NoSpacing"/>
+      </w:pPr>
+      <w:r>
+        <w:t xml:space="preserve">    </w:t>
+      </w:r>
+      <w:proofErr w:type="gramStart"/>
+      <w:r>
+        <w:t>private</w:t>
+      </w:r>
+      <w:proofErr w:type="gramEnd"/>
+      <w:r>
+        <w:t xml:space="preserve"> String password;</w:t>
+      </w:r>
+    </w:p>
+    <w:p>
+      <w:pPr>
+        <w:pStyle w:val="NoSpacing"/>
+      </w:pPr>
+    </w:p>
+    <w:p>
+      <w:pPr>
+        <w:pStyle w:val="NoSpacing"/>
+      </w:pPr>
+      <w:r>
+        <w:t xml:space="preserve">    </w:t>
+      </w:r>
+      <w:proofErr w:type="gramStart"/>
+      <w:r>
+        <w:t>public</w:t>
+      </w:r>
+      <w:proofErr w:type="gramEnd"/>
+      <w:r>
+        <w:t xml:space="preserve"> String </w:t>
+      </w:r>
+      <w:proofErr w:type="spellStart"/>
+      <w:r>
+        <w:t>getFirstName</w:t>
+      </w:r>
+      <w:proofErr w:type="spellEnd"/>
+      <w:r>
+        <w:t>() {</w:t>
+      </w:r>
+    </w:p>
+    <w:p>
+      <w:pPr>
+        <w:pStyle w:val="NoSpacing"/>
+      </w:pPr>
+      <w:r>
+        <w:t xml:space="preserve">        </w:t>
+      </w:r>
+      <w:proofErr w:type="gramStart"/>
+      <w:r>
+        <w:t>return</w:t>
+      </w:r>
+      <w:proofErr w:type="gramEnd"/>
+      <w:r>
+        <w:t xml:space="preserve"> </w:t>
+      </w:r>
+      <w:proofErr w:type="spellStart"/>
+      <w:r>
+        <w:t>firstName</w:t>
+      </w:r>
+      <w:proofErr w:type="spellEnd"/>
+      <w:r>
+        <w:t>;</w:t>
+      </w:r>
+    </w:p>
+    <w:p>
+      <w:pPr>
+        <w:pStyle w:val="NoSpacing"/>
+      </w:pPr>
+      <w:r>
+        <w:t xml:space="preserve">    }</w:t>
+      </w:r>
+    </w:p>
+    <w:p>
+      <w:pPr>
+        <w:pStyle w:val="NoSpacing"/>
+      </w:pPr>
+      <w:r>
+        <w:t xml:space="preserve">    </w:t>
+      </w:r>
+      <w:proofErr w:type="gramStart"/>
+      <w:r>
+        <w:t>public</w:t>
+      </w:r>
+      <w:proofErr w:type="gramEnd"/>
+      <w:r>
+        <w:t xml:space="preserve"> void </w:t>
+      </w:r>
+      <w:proofErr w:type="spellStart"/>
+      <w:r>
+        <w:t>setFirstName</w:t>
+      </w:r>
+      <w:proofErr w:type="spellEnd"/>
+      <w:r>
+        <w:t xml:space="preserve">(String </w:t>
+      </w:r>
+      <w:proofErr w:type="spellStart"/>
+      <w:r>
+        <w:t>firstName</w:t>
+      </w:r>
+      <w:proofErr w:type="spellEnd"/>
+      <w:r>
+        <w:t>) {</w:t>
+      </w:r>
+    </w:p>
+    <w:p>
+      <w:pPr>
+        <w:pStyle w:val="NoSpacing"/>
+      </w:pPr>
+      <w:r>
+        <w:t xml:space="preserve">        </w:t>
+      </w:r>
+      <w:proofErr w:type="spellStart"/>
+      <w:r>
+        <w:t>this.firstName</w:t>
+      </w:r>
+      <w:proofErr w:type="spellEnd"/>
+      <w:r>
+        <w:t xml:space="preserve"> = </w:t>
+      </w:r>
+      <w:proofErr w:type="spellStart"/>
+      <w:r>
+        <w:t>firstName</w:t>
+      </w:r>
+      <w:proofErr w:type="spellEnd"/>
+      <w:r>
+        <w:t>;</w:t>
+      </w:r>
+    </w:p>
+    <w:p>
+      <w:pPr>
+        <w:pStyle w:val="NoSpacing"/>
+      </w:pPr>
+      <w:r>
+        <w:t xml:space="preserve">    }</w:t>
+      </w:r>
+    </w:p>
+    <w:p>
+      <w:pPr>
+        <w:pStyle w:val="NoSpacing"/>
+      </w:pPr>
+      <w:r>
+        <w:t xml:space="preserve">    </w:t>
+      </w:r>
+      <w:proofErr w:type="gramStart"/>
+      <w:r>
+        <w:t>public</w:t>
+      </w:r>
+      <w:proofErr w:type="gramEnd"/>
+      <w:r>
+        <w:t xml:space="preserve"> String </w:t>
+      </w:r>
+      <w:proofErr w:type="spellStart"/>
+      <w:r>
+        <w:t>getLastName</w:t>
+      </w:r>
+      <w:proofErr w:type="spellEnd"/>
+      <w:r>
+        <w:t>() {</w:t>
+      </w:r>
+    </w:p>
+    <w:p>
+      <w:pPr>
+        <w:pStyle w:val="NoSpacing"/>
+      </w:pPr>
+      <w:r>
+        <w:t xml:space="preserve">        </w:t>
+      </w:r>
+      <w:proofErr w:type="gramStart"/>
+      <w:r>
+        <w:t>return</w:t>
+      </w:r>
+      <w:proofErr w:type="gramEnd"/>
+      <w:r>
+        <w:t xml:space="preserve"> </w:t>
+      </w:r>
+      <w:proofErr w:type="spellStart"/>
+      <w:r>
+        <w:t>lastName</w:t>
+      </w:r>
+      <w:proofErr w:type="spellEnd"/>
+      <w:r>
+        <w:t>;</w:t>
+      </w:r>
+    </w:p>
+    <w:p>
+      <w:pPr>
+        <w:pStyle w:val="NoSpacing"/>
+      </w:pPr>
+      <w:r>
+        <w:t xml:space="preserve">    }</w:t>
+      </w:r>
+    </w:p>
+    <w:p>
+      <w:pPr>
+        <w:pStyle w:val="NoSpacing"/>
+      </w:pPr>
+      <w:r>
+        <w:t xml:space="preserve">    </w:t>
+      </w:r>
+      <w:proofErr w:type="gramStart"/>
+      <w:r>
+        <w:t>public</w:t>
+      </w:r>
+      <w:proofErr w:type="gramEnd"/>
+      <w:r>
+        <w:t xml:space="preserve"> void </w:t>
+      </w:r>
+      <w:proofErr w:type="spellStart"/>
+      <w:r>
+        <w:t>setLastName</w:t>
+      </w:r>
+      <w:proofErr w:type="spellEnd"/>
+      <w:r>
+        <w:t xml:space="preserve">(String </w:t>
+      </w:r>
+      <w:proofErr w:type="spellStart"/>
+      <w:r>
+        <w:t>lastName</w:t>
+      </w:r>
+      <w:proofErr w:type="spellEnd"/>
+      <w:r>
+        <w:t>) {</w:t>
+      </w:r>
+    </w:p>
+    <w:p>
+      <w:pPr>
+        <w:pStyle w:val="NoSpacing"/>
+      </w:pPr>
+      <w:r>
+        <w:t xml:space="preserve">        </w:t>
+      </w:r>
+      <w:proofErr w:type="spellStart"/>
+      <w:r>
+        <w:t>this.lastName</w:t>
+      </w:r>
+      <w:proofErr w:type="spellEnd"/>
+      <w:r>
+        <w:t xml:space="preserve"> = </w:t>
+      </w:r>
+      <w:proofErr w:type="spellStart"/>
+      <w:r>
+        <w:t>lastName</w:t>
+      </w:r>
+      <w:proofErr w:type="spellEnd"/>
+      <w:r>
+        <w:t>;</w:t>
+      </w:r>
+    </w:p>
+    <w:p>
+      <w:pPr>
+        <w:pStyle w:val="NoSpacing"/>
+      </w:pPr>
+      <w:r>
+        <w:t xml:space="preserve">    }</w:t>
+      </w:r>
+    </w:p>
+    <w:p>
+      <w:pPr>
+        <w:pStyle w:val="NoSpacing"/>
+      </w:pPr>
+      <w:r>
+        <w:t xml:space="preserve">    </w:t>
+      </w:r>
+      <w:proofErr w:type="gramStart"/>
+      <w:r>
+        <w:t>public</w:t>
+      </w:r>
+      <w:proofErr w:type="gramEnd"/>
+      <w:r>
+        <w:t xml:space="preserve"> String </w:t>
+      </w:r>
+      <w:proofErr w:type="spellStart"/>
+      <w:r>
+        <w:t>getUsername</w:t>
+      </w:r>
+      <w:proofErr w:type="spellEnd"/>
+      <w:r>
+        <w:t>() {</w:t>
+      </w:r>
+    </w:p>
+    <w:p>
+      <w:pPr>
+        <w:pStyle w:val="NoSpacing"/>
+      </w:pPr>
+      <w:r>
+        <w:t xml:space="preserve">        </w:t>
+      </w:r>
+      <w:proofErr w:type="gramStart"/>
+      <w:r>
+        <w:t>return</w:t>
+      </w:r>
+      <w:proofErr w:type="gramEnd"/>
+      <w:r>
+        <w:t xml:space="preserve"> username;</w:t>
+      </w:r>
+    </w:p>
+    <w:p>
+      <w:pPr>
+        <w:pStyle w:val="NoSpacing"/>
+      </w:pPr>
+      <w:r>
+        <w:t xml:space="preserve">    }</w:t>
+      </w:r>
+    </w:p>
+    <w:p>
+      <w:pPr>
+        <w:pStyle w:val="NoSpacing"/>
+      </w:pPr>
+      <w:r>
+        <w:t xml:space="preserve">    </w:t>
+      </w:r>
+      <w:proofErr w:type="gramStart"/>
+      <w:r>
+        <w:t>public</w:t>
+      </w:r>
+      <w:proofErr w:type="gramEnd"/>
+      <w:r>
+        <w:t xml:space="preserve"> void </w:t>
+      </w:r>
+      <w:proofErr w:type="spellStart"/>
+      <w:r>
+        <w:t>setUsername</w:t>
+      </w:r>
+      <w:proofErr w:type="spellEnd"/>
+      <w:r>
+        <w:t>(String username) {</w:t>
+      </w:r>
+    </w:p>
+    <w:p>
+      <w:pPr>
+        <w:pStyle w:val="NoSpacing"/>
+      </w:pPr>
+      <w:r>
+        <w:lastRenderedPageBreak/>
+        <w:t xml:space="preserve">        </w:t>
+      </w:r>
+      <w:proofErr w:type="spellStart"/>
+      <w:r>
+        <w:t>this.username</w:t>
+      </w:r>
+      <w:proofErr w:type="spellEnd"/>
+      <w:r>
+        <w:t xml:space="preserve"> = username;</w:t>
+      </w:r>
+    </w:p>
+    <w:p>
+      <w:pPr>
+        <w:pStyle w:val="NoSpacing"/>
+      </w:pPr>
+      <w:r>
+        <w:t xml:space="preserve">    }</w:t>
+      </w:r>
+    </w:p>
+    <w:p>
+      <w:pPr>
+        <w:pStyle w:val="NoSpacing"/>
+      </w:pPr>
+      <w:r>
+        <w:t xml:space="preserve">    </w:t>
+      </w:r>
+      <w:proofErr w:type="gramStart"/>
+      <w:r>
+        <w:t>public</w:t>
+      </w:r>
+      <w:proofErr w:type="gramEnd"/>
+      <w:r>
+        <w:t xml:space="preserve"> String </w:t>
+      </w:r>
+      <w:proofErr w:type="spellStart"/>
+      <w:r>
+        <w:t>getPassword</w:t>
+      </w:r>
+      <w:proofErr w:type="spellEnd"/>
+      <w:r>
+        <w:t>() {</w:t>
+      </w:r>
+    </w:p>
+    <w:p>
+      <w:pPr>
+        <w:pStyle w:val="NoSpacing"/>
+      </w:pPr>
+      <w:r>
+        <w:t xml:space="preserve">        </w:t>
+      </w:r>
+      <w:proofErr w:type="gramStart"/>
+      <w:r>
+        <w:t>return</w:t>
+      </w:r>
+      <w:proofErr w:type="gramEnd"/>
+      <w:r>
+        <w:t xml:space="preserve"> password;</w:t>
+      </w:r>
+    </w:p>
+    <w:p>
+      <w:pPr>
+        <w:pStyle w:val="NoSpacing"/>
+      </w:pPr>
+      <w:r>
+        <w:t xml:space="preserve">    }</w:t>
+      </w:r>
+    </w:p>
+    <w:p>
+      <w:pPr>
+        <w:pStyle w:val="NoSpacing"/>
+      </w:pPr>
+      <w:r>
+        <w:t xml:space="preserve">    </w:t>
+      </w:r>
+      <w:proofErr w:type="gramStart"/>
+      <w:r>
+        <w:t>public</w:t>
+      </w:r>
+      <w:proofErr w:type="gramEnd"/>
+      <w:r>
+        <w:t xml:space="preserve"> void </w:t>
+      </w:r>
+      <w:proofErr w:type="spellStart"/>
+      <w:r>
+        <w:t>setPassword</w:t>
+      </w:r>
+      <w:proofErr w:type="spellEnd"/>
+      <w:r>
+        <w:t>(String password) {</w:t>
+      </w:r>
+    </w:p>
+    <w:p>
+      <w:pPr>
+        <w:pStyle w:val="NoSpacing"/>
+      </w:pPr>
+      <w:r>
+        <w:t xml:space="preserve">        </w:t>
+      </w:r>
+      <w:proofErr w:type="spellStart"/>
+      <w:r>
+        <w:t>this.password</w:t>
+      </w:r>
+      <w:proofErr w:type="spellEnd"/>
+      <w:r>
+        <w:t xml:space="preserve"> = password;</w:t>
+      </w:r>
+    </w:p>
+    <w:p>
+      <w:pPr>
+        <w:pStyle w:val="NoSpacing"/>
+      </w:pPr>
+      <w:r>
+        <w:t xml:space="preserve">    }</w:t>
+      </w:r>
+    </w:p>
+    <w:p>
+      <w:pPr>
+        <w:pStyle w:val="NoSpacing"/>
+      </w:pPr>
+      <w:r>
+        <w:tab/>
+      </w:r>
+      <w:proofErr w:type="gramStart"/>
+      <w:r>
+        <w:t>public</w:t>
+      </w:r>
+      <w:proofErr w:type="gramEnd"/>
+      <w:r>
+        <w:t xml:space="preserve"> User(</w:t>
+      </w:r>
+      <w:proofErr w:type="spellStart"/>
+      <w:r>
+        <w:t>int</w:t>
+      </w:r>
+      <w:proofErr w:type="spellEnd"/>
+      <w:r>
+        <w:t xml:space="preserve"> id, String </w:t>
+      </w:r>
+      <w:proofErr w:type="spellStart"/>
+      <w:r>
+        <w:t>firstName</w:t>
+      </w:r>
+      <w:proofErr w:type="spellEnd"/>
+      <w:r>
+        <w:t xml:space="preserve">, String </w:t>
+      </w:r>
+      <w:proofErr w:type="spellStart"/>
+      <w:r>
+        <w:t>lastName</w:t>
+      </w:r>
+      <w:proofErr w:type="spellEnd"/>
+      <w:r>
+        <w:t>, String username, String password) {</w:t>
+      </w:r>
+    </w:p>
+    <w:p>
+      <w:pPr>
+        <w:pStyle w:val="NoSpacing"/>
+      </w:pPr>
+      <w:r>
+        <w:tab/>
+      </w:r>
+      <w:r>
+        <w:tab/>
+      </w:r>
+      <w:proofErr w:type="gramStart"/>
+      <w:r>
+        <w:t>super(</w:t>
+      </w:r>
+      <w:proofErr w:type="gramEnd"/>
+      <w:r>
+        <w:t>);</w:t>
+      </w:r>
+    </w:p>
+    <w:p>
+      <w:pPr>
+        <w:pStyle w:val="NoSpacing"/>
+      </w:pPr>
+      <w:r>
+        <w:tab/>
+      </w:r>
+      <w:r>
+        <w:tab/>
+        <w:t>this.id = id;</w:t>
+      </w:r>
+    </w:p>
+    <w:p>
+      <w:pPr>
+        <w:pStyle w:val="NoSpacing"/>
+      </w:pPr>
+      <w:r>
+        <w:tab/>
+      </w:r>
+      <w:r>
+        <w:tab/>
+      </w:r>
+      <w:proofErr w:type="spellStart"/>
+      <w:r>
+        <w:t>this.firstName</w:t>
+      </w:r>
+      <w:proofErr w:type="spellEnd"/>
+      <w:r>
+        <w:t xml:space="preserve"> = </w:t>
+      </w:r>
+      <w:proofErr w:type="spellStart"/>
+      <w:r>
+        <w:t>firstName</w:t>
+      </w:r>
+      <w:proofErr w:type="spellEnd"/>
+      <w:r>
+        <w:t>;</w:t>
+      </w:r>
+    </w:p>
+    <w:p>
+      <w:pPr>
+        <w:pStyle w:val="NoSpacing"/>
+      </w:pPr>
+      <w:r>
+        <w:tab/>
+      </w:r>
+      <w:r>
+        <w:tab/>
+      </w:r>
+      <w:proofErr w:type="spellStart"/>
+      <w:r>
+        <w:t>this.lastName</w:t>
+      </w:r>
+      <w:proofErr w:type="spellEnd"/>
+      <w:r>
+        <w:t xml:space="preserve"> = </w:t>
+      </w:r>
+      <w:proofErr w:type="spellStart"/>
+      <w:r>
+        <w:t>lastName</w:t>
+      </w:r>
+      <w:proofErr w:type="spellEnd"/>
+      <w:r>
+        <w:t>;</w:t>
+      </w:r>
+    </w:p>
+    <w:p>
+      <w:pPr>
+        <w:pStyle w:val="NoSpacing"/>
+      </w:pPr>
+      <w:r>
+        <w:tab/>
+      </w:r>
+      <w:r>
+        <w:tab/>
+      </w:r>
+      <w:proofErr w:type="spellStart"/>
+      <w:r>
+        <w:t>this.username</w:t>
+      </w:r>
+      <w:proofErr w:type="spellEnd"/>
+      <w:r>
+        <w:t xml:space="preserve"> = username;</w:t>
+      </w:r>
+    </w:p>
+    <w:p>
+      <w:pPr>
+        <w:pStyle w:val="NoSpacing"/>
+      </w:pPr>
+      <w:r>
+        <w:tab/>
+      </w:r>
+      <w:r>
+        <w:tab/>
+      </w:r>
+      <w:proofErr w:type="spellStart"/>
+      <w:r>
+        <w:t>this.password</w:t>
+      </w:r>
+      <w:proofErr w:type="spellEnd"/>
+      <w:r>
+        <w:t xml:space="preserve"> = password;</w:t>
+      </w:r>
+    </w:p>
+    <w:p>
+      <w:pPr>
+        <w:pStyle w:val="NoSpacing"/>
+      </w:pPr>
+      <w:r>
+        <w:tab/>
+        <w:t>}</w:t>
+      </w:r>
+    </w:p>
+    <w:p>
+      <w:pPr>
+        <w:pStyle w:val="NoSpacing"/>
+      </w:pPr>
+      <w:r>
+        <w:tab/>
+      </w:r>
+      <w:proofErr w:type="gramStart"/>
+      <w:r>
+        <w:t>public</w:t>
+      </w:r>
+      <w:proofErr w:type="gramEnd"/>
+      <w:r>
+        <w:t xml:space="preserve"> User() {</w:t>
+      </w:r>
+    </w:p>
+    <w:p>
+      <w:pPr>
+        <w:pStyle w:val="NoSpacing"/>
+      </w:pPr>
+      <w:r>
+        <w:tab/>
+      </w:r>
+      <w:r>
+        <w:tab/>
+      </w:r>
+      <w:proofErr w:type="gramStart"/>
+      <w:r>
+        <w:t>super(</w:t>
+      </w:r>
+      <w:proofErr w:type="gramEnd"/>
+      <w:r>
+        <w:t>);</w:t>
+      </w:r>
+    </w:p>
+    <w:p>
+      <w:pPr>
+        <w:pStyle w:val="NoSpacing"/>
+      </w:pPr>
+      <w:r>
+        <w:tab/>
+        <w:t>}</w:t>
+      </w:r>
+    </w:p>
+    <w:p>
+      <w:pPr>
+        <w:pStyle w:val="NoSpacing"/>
+      </w:pPr>
+      <w:r>
+        <w:t xml:space="preserve">    </w:t>
+      </w:r>
+    </w:p>
+    <w:p>
+      <w:pPr>
+        <w:pStyle w:val="NoSpacing"/>
+      </w:pPr>
+      <w:r>
+        <w:t>}</w:t>
+      </w:r>
+    </w:p>
+    <w:p>
+      <w:pPr>
+        <w:pStyle w:val="NoSpacing"/>
+      </w:pPr>
+    </w:p>
+    <w:p>
+      <w:pPr>
+        <w:rPr>
+          <w:b/>
+          <w:sz w:val="28"/>
+          <w:szCs w:val="28"/>
+        </w:rPr>
+      </w:pPr>
+      <w:r>
+        <w:rPr>
+          <w:b/>
+          <w:sz w:val="28"/>
+          <w:szCs w:val="28"/>
+        </w:rPr>
+        <w:t>All DAO must be under Repository package</w:t>
+      </w:r>
+    </w:p>
+    <w:p>
+      <w:pPr>
+        <w:pStyle w:val="NoSpacing"/>
+      </w:pPr>
+      <w:proofErr w:type="gramStart"/>
+      <w:r>
+        <w:t>package</w:t>
+      </w:r>
+      <w:proofErr w:type="gramEnd"/>
+      <w:r>
+        <w:t xml:space="preserve"> Repository;</w:t>
+      </w:r>
+    </w:p>
+    <w:p>
+      <w:pPr>
+        <w:pStyle w:val="NoSpacing"/>
+      </w:pPr>
+      <w:proofErr w:type="gramStart"/>
+      <w:r>
+        <w:t>import</w:t>
+      </w:r>
+      <w:proofErr w:type="gramEnd"/>
+      <w:r>
+        <w:t xml:space="preserve"> </w:t>
+      </w:r>
+      <w:proofErr w:type="spellStart"/>
+      <w:r>
+        <w:t>java.util.List</w:t>
+      </w:r>
+      <w:proofErr w:type="spellEnd"/>
+      <w:r>
+        <w:t>;</w:t>
+      </w:r>
+    </w:p>
+    <w:p>
+      <w:pPr>
+        <w:pStyle w:val="NoSpacing"/>
+      </w:pPr>
+    </w:p>
+    <w:p>
+      <w:pPr>
+        <w:pStyle w:val="NoSpacing"/>
+      </w:pPr>
+      <w:proofErr w:type="gramStart"/>
+      <w:r>
+        <w:t>import</w:t>
+      </w:r>
+      <w:proofErr w:type="gramEnd"/>
+      <w:r>
+        <w:t xml:space="preserve"> </w:t>
+      </w:r>
+      <w:proofErr w:type="spellStart"/>
+      <w:r>
+        <w:t>org.hibernate.Session</w:t>
+      </w:r>
+      <w:proofErr w:type="spellEnd"/>
+      <w:r>
+        <w:t>;</w:t>
+      </w:r>
+    </w:p>
+    <w:p>
+      <w:pPr>
+        <w:pStyle w:val="NoSpacing"/>
+      </w:pPr>
+      <w:proofErr w:type="gramStart"/>
+      <w:r>
+        <w:t>import</w:t>
+      </w:r>
+      <w:proofErr w:type="gramEnd"/>
+      <w:r>
+        <w:t xml:space="preserve"> </w:t>
+      </w:r>
+      <w:proofErr w:type="spellStart"/>
+      <w:r>
+        <w:t>org.hibernate.SessionFactory</w:t>
+      </w:r>
+      <w:proofErr w:type="spellEnd"/>
+      <w:r>
+        <w:t>;</w:t>
+      </w:r>
+    </w:p>
+    <w:p>
+      <w:pPr>
+        <w:pStyle w:val="NoSpacing"/>
+      </w:pPr>
+      <w:proofErr w:type="gramStart"/>
+      <w:r>
+        <w:t>import</w:t>
+      </w:r>
+      <w:proofErr w:type="gramEnd"/>
+      <w:r>
+        <w:t xml:space="preserve"> </w:t>
+      </w:r>
+      <w:proofErr w:type="spellStart"/>
+      <w:r>
+        <w:t>org.hibernate.Transaction</w:t>
+      </w:r>
+      <w:proofErr w:type="spellEnd"/>
+      <w:r>
+        <w:t>;</w:t>
+      </w:r>
+    </w:p>
+    <w:p>
+      <w:pPr>
+        <w:pStyle w:val="NoSpacing"/>
+      </w:pPr>
+      <w:proofErr w:type="gramStart"/>
+      <w:r>
+        <w:t>import</w:t>
+      </w:r>
+      <w:proofErr w:type="gramEnd"/>
+      <w:r>
+        <w:t xml:space="preserve"> </w:t>
+      </w:r>
+      <w:proofErr w:type="spellStart"/>
+      <w:r>
+        <w:t>org.hibernate.cfg.Configuration</w:t>
+      </w:r>
+      <w:proofErr w:type="spellEnd"/>
+      <w:r>
+        <w:t>;</w:t>
+      </w:r>
+    </w:p>
+    <w:p>
+      <w:pPr>
+        <w:pStyle w:val="NoSpacing"/>
+      </w:pPr>
+    </w:p>
+    <w:p>
+      <w:pPr>
+        <w:pStyle w:val="NoSpacing"/>
+      </w:pPr>
+      <w:proofErr w:type="gramStart"/>
+      <w:r>
+        <w:t>import</w:t>
+      </w:r>
+      <w:proofErr w:type="gramEnd"/>
+      <w:r>
+        <w:t xml:space="preserve"> </w:t>
+      </w:r>
+      <w:proofErr w:type="spellStart"/>
+      <w:r>
+        <w:t>Model.User</w:t>
+      </w:r>
+      <w:proofErr w:type="spellEnd"/>
+      <w:r>
+        <w:t>;</w:t>
+      </w:r>
+    </w:p>
+    <w:p>
+      <w:pPr>
+        <w:pStyle w:val="NoSpacing"/>
+      </w:pPr>
+    </w:p>
+    <w:p>
+      <w:pPr>
+        <w:pStyle w:val="NoSpacing"/>
+      </w:pPr>
+      <w:proofErr w:type="gramStart"/>
+      <w:r>
+        <w:t>public</w:t>
+      </w:r>
+      <w:proofErr w:type="gramEnd"/>
+      <w:r>
+        <w:t xml:space="preserve"> class </w:t>
+      </w:r>
+      <w:proofErr w:type="spellStart"/>
+      <w:r>
+        <w:t>UserDAO</w:t>
+      </w:r>
+      <w:proofErr w:type="spellEnd"/>
+      <w:r>
+        <w:t xml:space="preserve"> {</w:t>
+      </w:r>
+    </w:p>
+    <w:p>
+      <w:pPr>
+        <w:pStyle w:val="NoSpacing"/>
+      </w:pPr>
+      <w:r>
+        <w:tab/>
+        <w:t>Configuration configuration=null;</w:t>
+      </w:r>
+    </w:p>
+    <w:p>
+      <w:pPr>
+        <w:pStyle w:val="NoSpacing"/>
+      </w:pPr>
+      <w:r>
+        <w:tab/>
+      </w:r>
+      <w:proofErr w:type="spellStart"/>
+      <w:r>
+        <w:t>SessionFactory</w:t>
+      </w:r>
+      <w:proofErr w:type="spellEnd"/>
+      <w:r>
+        <w:t xml:space="preserve"> </w:t>
+      </w:r>
+      <w:proofErr w:type="spellStart"/>
+      <w:r>
+        <w:t>sessionFactory</w:t>
+      </w:r>
+      <w:proofErr w:type="spellEnd"/>
+      <w:r>
+        <w:t>=null;</w:t>
+      </w:r>
+    </w:p>
+    <w:p>
+      <w:pPr>
+        <w:pStyle w:val="NoSpacing"/>
+      </w:pPr>
+      <w:r>
+        <w:tab/>
+        <w:t>Session session=null;</w:t>
+      </w:r>
+    </w:p>
+    <w:p>
+      <w:pPr>
+        <w:pStyle w:val="NoSpacing"/>
+      </w:pPr>
+      <w:r>
+        <w:tab/>
+      </w:r>
+      <w:proofErr w:type="gramStart"/>
+      <w:r>
+        <w:t>public</w:t>
+      </w:r>
+      <w:proofErr w:type="gramEnd"/>
+      <w:r>
+        <w:t xml:space="preserve"> </w:t>
+      </w:r>
+      <w:proofErr w:type="spellStart"/>
+      <w:r>
+        <w:t>UserDAO</w:t>
+      </w:r>
+      <w:proofErr w:type="spellEnd"/>
+      <w:r>
+        <w:t>() {</w:t>
+      </w:r>
+    </w:p>
+    <w:p>
+      <w:pPr>
+        <w:pStyle w:val="NoSpacing"/>
+      </w:pPr>
+      <w:r>
+        <w:tab/>
+      </w:r>
+      <w:r>
+        <w:tab/>
+        <w:t xml:space="preserve"> //1. </w:t>
+      </w:r>
+      <w:proofErr w:type="gramStart"/>
+      <w:r>
+        <w:t>create</w:t>
+      </w:r>
+      <w:proofErr w:type="gramEnd"/>
+      <w:r>
+        <w:t xml:space="preserve"> Configuration object</w:t>
+      </w:r>
+    </w:p>
+    <w:p>
+      <w:pPr>
+        <w:pStyle w:val="NoSpacing"/>
+      </w:pPr>
+      <w:r>
+        <w:tab/>
+        <w:t xml:space="preserve">     </w:t>
+      </w:r>
+      <w:proofErr w:type="gramStart"/>
+      <w:r>
+        <w:t>configuration=</w:t>
+      </w:r>
+      <w:proofErr w:type="gramEnd"/>
+      <w:r>
+        <w:t>new Configuration().configure().</w:t>
+      </w:r>
+      <w:proofErr w:type="spellStart"/>
+      <w:r>
+        <w:t>addAnnotatedClass</w:t>
+      </w:r>
+      <w:proofErr w:type="spellEnd"/>
+      <w:r>
+        <w:t>(</w:t>
+      </w:r>
+      <w:proofErr w:type="spellStart"/>
+      <w:r>
+        <w:t>User.class</w:t>
+      </w:r>
+      <w:proofErr w:type="spellEnd"/>
+      <w:r>
+        <w:t>);</w:t>
+      </w:r>
+    </w:p>
+    <w:p>
+      <w:pPr>
+        <w:pStyle w:val="NoSpacing"/>
+      </w:pPr>
+      <w:r>
+        <w:tab/>
+        <w:t xml:space="preserve">    //2. </w:t>
+      </w:r>
+      <w:proofErr w:type="gramStart"/>
+      <w:r>
+        <w:t>create</w:t>
+      </w:r>
+      <w:proofErr w:type="gramEnd"/>
+      <w:r>
+        <w:t xml:space="preserve"> Session Factory object </w:t>
+      </w:r>
+    </w:p>
+    <w:p>
+      <w:pPr>
+        <w:pStyle w:val="NoSpacing"/>
+      </w:pPr>
+      <w:r>
+        <w:tab/>
+        <w:t xml:space="preserve">     </w:t>
+      </w:r>
+      <w:proofErr w:type="spellStart"/>
+      <w:proofErr w:type="gramStart"/>
+      <w:r>
+        <w:t>sessionFactory</w:t>
+      </w:r>
+      <w:proofErr w:type="spellEnd"/>
+      <w:r>
+        <w:t>=</w:t>
+      </w:r>
+      <w:proofErr w:type="spellStart"/>
+      <w:proofErr w:type="gramEnd"/>
+      <w:r>
+        <w:t>configuration.buildSessionFactory</w:t>
+      </w:r>
+      <w:proofErr w:type="spellEnd"/>
+      <w:r>
+        <w:t>();</w:t>
+      </w:r>
+    </w:p>
+    <w:p>
+      <w:pPr>
+        <w:pStyle w:val="NoSpacing"/>
+      </w:pPr>
+      <w:r>
+        <w:tab/>
+        <w:t xml:space="preserve">    //3. Create Session object</w:t>
+      </w:r>
+    </w:p>
+    <w:p>
+      <w:pPr>
+        <w:pStyle w:val="NoSpacing"/>
+      </w:pPr>
+      <w:r>
+        <w:tab/>
+        <w:t xml:space="preserve">     </w:t>
+      </w:r>
+      <w:proofErr w:type="gramStart"/>
+      <w:r>
+        <w:t>session=</w:t>
+      </w:r>
+      <w:proofErr w:type="spellStart"/>
+      <w:proofErr w:type="gramEnd"/>
+      <w:r>
+        <w:t>sessionFactory.openSession</w:t>
+      </w:r>
+      <w:proofErr w:type="spellEnd"/>
+      <w:r>
+        <w:t>();</w:t>
+      </w:r>
+    </w:p>
+    <w:p>
+      <w:pPr>
+        <w:pStyle w:val="NoSpacing"/>
+      </w:pPr>
+      <w:r>
+        <w:tab/>
+        <w:t>}</w:t>
+      </w:r>
+    </w:p>
+    <w:p>
+      <w:pPr>
+        <w:pStyle w:val="NoSpacing"/>
+      </w:pPr>
+      <w:r>
+        <w:tab/>
+      </w:r>
+      <w:proofErr w:type="gramStart"/>
+      <w:r>
+        <w:t>public</w:t>
+      </w:r>
+      <w:proofErr w:type="gramEnd"/>
+      <w:r>
+        <w:t xml:space="preserve"> void </w:t>
+      </w:r>
+      <w:proofErr w:type="spellStart"/>
+      <w:r>
+        <w:t>saveUser</w:t>
+      </w:r>
+      <w:proofErr w:type="spellEnd"/>
+      <w:r>
+        <w:t>(User user) {</w:t>
+      </w:r>
+    </w:p>
+    <w:p>
+      <w:pPr>
+        <w:pStyle w:val="NoSpacing"/>
+      </w:pPr>
+      <w:r>
+        <w:t xml:space="preserve"> </w:t>
+      </w:r>
+      <w:r>
+        <w:tab/>
+        <w:t xml:space="preserve">     //4. Begin your transaction</w:t>
+      </w:r>
+    </w:p>
+    <w:p>
+      <w:pPr>
+        <w:pStyle w:val="NoSpacing"/>
+      </w:pPr>
+      <w:r>
+        <w:t xml:space="preserve">    Transaction transaction=</w:t>
+      </w:r>
+      <w:proofErr w:type="spellStart"/>
+      <w:proofErr w:type="gramStart"/>
+      <w:r>
+        <w:t>session.beginTransaction</w:t>
+      </w:r>
+      <w:proofErr w:type="spellEnd"/>
+      <w:r>
+        <w:t>(</w:t>
+      </w:r>
+      <w:proofErr w:type="gramEnd"/>
+      <w:r>
+        <w:t>);</w:t>
+      </w:r>
+    </w:p>
+    <w:p>
+      <w:pPr>
+        <w:pStyle w:val="NoSpacing"/>
+      </w:pPr>
+      <w:r>
+        <w:t xml:space="preserve">    //5.Save your object to database</w:t>
+      </w:r>
+    </w:p>
+    <w:p>
+      <w:pPr>
+        <w:pStyle w:val="NoSpacing"/>
+      </w:pPr>
+      <w:r>
+        <w:t xml:space="preserve">    </w:t>
+      </w:r>
+      <w:proofErr w:type="spellStart"/>
+      <w:proofErr w:type="gramStart"/>
+      <w:r>
+        <w:t>session.save</w:t>
+      </w:r>
+      <w:proofErr w:type="spellEnd"/>
+      <w:r>
+        <w:t>(</w:t>
+      </w:r>
+      <w:proofErr w:type="gramEnd"/>
+      <w:r>
+        <w:t xml:space="preserve">user);    </w:t>
+      </w:r>
+    </w:p>
+    <w:p>
+      <w:pPr>
+        <w:pStyle w:val="NoSpacing"/>
+      </w:pPr>
+      <w:r>
+        <w:t xml:space="preserve">    </w:t>
+      </w:r>
+      <w:proofErr w:type="spellStart"/>
+      <w:proofErr w:type="gramStart"/>
+      <w:r>
+        <w:t>System.out.println</w:t>
+      </w:r>
+      <w:proofErr w:type="spellEnd"/>
+      <w:r>
+        <w:t>(</w:t>
+      </w:r>
+      <w:proofErr w:type="gramEnd"/>
+      <w:r>
+        <w:t>"Saved");</w:t>
+      </w:r>
+    </w:p>
+    <w:p>
+      <w:pPr>
+        <w:pStyle w:val="NoSpacing"/>
+      </w:pPr>
+      <w:r>
+        <w:lastRenderedPageBreak/>
+        <w:t xml:space="preserve">    //6. Commit your transaction </w:t>
+      </w:r>
+    </w:p>
+    <w:p>
+      <w:pPr>
+        <w:pStyle w:val="NoSpacing"/>
+      </w:pPr>
+      <w:r>
+        <w:t xml:space="preserve">    </w:t>
+      </w:r>
+      <w:proofErr w:type="spellStart"/>
+      <w:proofErr w:type="gramStart"/>
+      <w:r>
+        <w:t>transaction.commit</w:t>
+      </w:r>
+      <w:proofErr w:type="spellEnd"/>
+      <w:r>
+        <w:t>(</w:t>
+      </w:r>
+      <w:proofErr w:type="gramEnd"/>
+      <w:r>
+        <w:t>);</w:t>
+      </w:r>
+    </w:p>
+    <w:p>
+      <w:pPr>
+        <w:pStyle w:val="NoSpacing"/>
+      </w:pPr>
+      <w:r>
+        <w:t xml:space="preserve">    </w:t>
+      </w:r>
+      <w:proofErr w:type="spellStart"/>
+      <w:proofErr w:type="gramStart"/>
+      <w:r>
+        <w:t>session.close</w:t>
+      </w:r>
+      <w:proofErr w:type="spellEnd"/>
+      <w:r>
+        <w:t>(</w:t>
+      </w:r>
+      <w:proofErr w:type="gramEnd"/>
+      <w:r>
+        <w:t>);</w:t>
+      </w:r>
+    </w:p>
+    <w:p>
+      <w:pPr>
+        <w:pStyle w:val="NoSpacing"/>
+      </w:pPr>
+      <w:r>
+        <w:t xml:space="preserve">    </w:t>
+      </w:r>
+      <w:proofErr w:type="spellStart"/>
+      <w:proofErr w:type="gramStart"/>
+      <w:r>
+        <w:t>sessionFactory.close</w:t>
+      </w:r>
+      <w:proofErr w:type="spellEnd"/>
+      <w:r>
+        <w:t>(</w:t>
+      </w:r>
+      <w:proofErr w:type="gramEnd"/>
+      <w:r>
+        <w:t>);</w:t>
+      </w:r>
+    </w:p>
+    <w:p>
+      <w:pPr>
+        <w:pStyle w:val="NoSpacing"/>
+      </w:pPr>
+      <w:r>
+        <w:tab/>
+        <w:t>}</w:t>
+      </w:r>
+    </w:p>
+    <w:p>
+      <w:pPr>
+        <w:pStyle w:val="NoSpacing"/>
+      </w:pPr>
+      <w:r>
+        <w:t>}</w:t>
+      </w:r>
+    </w:p>
+    <w:p>
+      <w:pPr>
+        <w:pStyle w:val="NoSpacing"/>
+      </w:pPr>
+      <w:r>
+        <w:tab/>
+      </w:r>
+    </w:p>
+    <w:p>
+      <w:pPr>
+        <w:rPr>
+          <w:b/>
           <w:sz w:val="28"/>
           <w:szCs w:val="28"/>
         </w:rPr>
@@ -10811,55 +10811,6 @@
           <w:szCs w:val="28"/>
         </w:rPr>
       </w:pPr>
-      <w:r>
-        <w:rPr>
-          <w:rFonts w:ascii="Consolas" w:hAnsi="Consolas"/>
-          <w:color w:val="008080"/>
-          <w:sz w:val="28"/>
-          <w:szCs w:val="28"/>
-        </w:rPr>
-        <w:t xml:space="preserve">Hibernate.cfg.xml must be created under </w:t>
-      </w:r>
-      <w:proofErr w:type="spellStart"/>
-      <w:r>
-        <w:rPr>
-          <w:rFonts w:ascii="Consolas" w:hAnsi="Consolas"/>
-          <w:color w:val="008080"/>
-          <w:sz w:val="28"/>
-          <w:szCs w:val="28"/>
-        </w:rPr>
-        <w:t>src</w:t>
-      </w:r>
-      <w:proofErr w:type="spellEnd"/>
-      <w:r>
-        <w:rPr>
-          <w:rFonts w:ascii="Consolas" w:hAnsi="Consolas"/>
-          <w:color w:val="008080"/>
-          <w:sz w:val="28"/>
-          <w:szCs w:val="28"/>
-        </w:rPr>
-        <w:t xml:space="preserve">/main/java by </w:t>
-      </w:r>
-      <w:proofErr w:type="spellStart"/>
-      <w:r>
-        <w:rPr>
-          <w:rFonts w:ascii="Consolas" w:hAnsi="Consolas"/>
-          <w:color w:val="008080"/>
-          <w:sz w:val="28"/>
-          <w:szCs w:val="28"/>
-        </w:rPr>
-        <w:t>rightclick</w:t>
-      </w:r>
-      <w:proofErr w:type="spellEnd"/>
-      <w:r>
-        <w:rPr>
-          <w:rFonts w:ascii="Consolas" w:hAnsi="Consolas"/>
-          <w:color w:val="008080"/>
-          <w:sz w:val="28"/>
-          <w:szCs w:val="28"/>
-        </w:rPr>
-        <w:t xml:space="preserve">-&gt; file </w:t>
-      </w:r>
     </w:p>
     <w:p>
       <w:pPr>
@@ -10873,6 +10824,55 @@
           <w:szCs w:val="28"/>
         </w:rPr>
       </w:pPr>
+      <w:r>
+        <w:rPr>
+          <w:rFonts w:ascii="Consolas" w:hAnsi="Consolas"/>
+          <w:color w:val="008080"/>
+          <w:sz w:val="28"/>
+          <w:szCs w:val="28"/>
+        </w:rPr>
+        <w:t xml:space="preserve">Hibernate.cfg.xml must be created under </w:t>
+      </w:r>
+      <w:proofErr w:type="spellStart"/>
+      <w:r>
+        <w:rPr>
+          <w:rFonts w:ascii="Consolas" w:hAnsi="Consolas"/>
+          <w:color w:val="008080"/>
+          <w:sz w:val="28"/>
+          <w:szCs w:val="28"/>
+        </w:rPr>
+        <w:t>src</w:t>
+      </w:r>
+      <w:proofErr w:type="spellEnd"/>
+      <w:r>
+        <w:rPr>
+          <w:rFonts w:ascii="Consolas" w:hAnsi="Consolas"/>
+          <w:color w:val="008080"/>
+          <w:sz w:val="28"/>
+          <w:szCs w:val="28"/>
+        </w:rPr>
+        <w:t xml:space="preserve">/main/java by </w:t>
+      </w:r>
+      <w:proofErr w:type="spellStart"/>
+      <w:r>
+        <w:rPr>
+          <w:rFonts w:ascii="Consolas" w:hAnsi="Consolas"/>
+          <w:color w:val="008080"/>
+          <w:sz w:val="28"/>
+          <w:szCs w:val="28"/>
+        </w:rPr>
+        <w:t>rightclick</w:t>
+      </w:r>
+      <w:proofErr w:type="spellEnd"/>
+      <w:r>
+        <w:rPr>
+          <w:rFonts w:ascii="Consolas" w:hAnsi="Consolas"/>
+          <w:color w:val="008080"/>
+          <w:sz w:val="28"/>
+          <w:szCs w:val="28"/>
+        </w:rPr>
+        <w:t xml:space="preserve">-&gt; file </w:t>
+      </w:r>
     </w:p>
     <w:p>
       <w:pPr>
@@ -10881,24 +10881,11 @@
         <w:spacing w:before="0" w:beforeAutospacing="0" w:after="0" w:afterAutospacing="0"/>
         <w:rPr>
           <w:rFonts w:ascii="Consolas" w:hAnsi="Consolas"/>
-          <w:b/>
-          <w:color w:val="008080"/>
-          <w:sz w:val="28"/>
-          <w:szCs w:val="28"/>
-          <w:u w:val="single"/>
-        </w:rPr>
-      </w:pPr>
-      <w:r>
-        <w:rPr>
-          <w:rFonts w:ascii="Consolas" w:hAnsi="Consolas"/>
-          <w:b/>
-          <w:color w:val="008080"/>
-          <w:sz w:val="28"/>
-          <w:szCs w:val="28"/>
-          <w:u w:val="single"/>
-        </w:rPr>
-        <w:t>Hibernate.cfg.xml</w:t>
-      </w:r>
+          <w:color w:val="008080"/>
+          <w:sz w:val="28"/>
+          <w:szCs w:val="28"/>
+        </w:rPr>
+      </w:pPr>
     </w:p>
     <w:p>
       <w:pPr>
@@ -10914,6 +10901,17 @@
           <w:u w:val="single"/>
         </w:rPr>
       </w:pPr>
+      <w:r>
+        <w:rPr>
+          <w:rFonts w:ascii="Consolas" w:hAnsi="Consolas"/>
+          <w:b/>
+          <w:color w:val="008080"/>
+          <w:sz w:val="28"/>
+          <w:szCs w:val="28"/>
+          <w:u w:val="single"/>
+        </w:rPr>
+        <w:t>Hibernate.cfg.xml</w:t>
+      </w:r>
     </w:p>
     <w:p>
       <w:pPr>
@@ -10922,6 +10920,21 @@
         <w:spacing w:before="0" w:beforeAutospacing="0" w:after="0" w:afterAutospacing="0"/>
         <w:rPr>
           <w:rFonts w:ascii="Consolas" w:hAnsi="Consolas"/>
+          <w:b/>
+          <w:color w:val="008080"/>
+          <w:sz w:val="28"/>
+          <w:szCs w:val="28"/>
+          <w:u w:val="single"/>
+        </w:rPr>
+      </w:pPr>
+    </w:p>
+    <w:p>
+      <w:pPr>
+        <w:pStyle w:val="NormalWeb"/>
+        <w:shd w:val="clear" w:color="auto" w:fill="FFFFFF"/>
+        <w:spacing w:before="0" w:beforeAutospacing="0" w:after="0" w:afterAutospacing="0"/>
+        <w:rPr>
+          <w:rFonts w:ascii="Consolas" w:hAnsi="Consolas"/>
           <w:color w:val="000000"/>
           <w:sz w:val="28"/>
           <w:szCs w:val="28"/>
@@ -12511,6 +12524,7 @@
           <w:sz w:val="28"/>
           <w:szCs w:val="28"/>
         </w:rPr>
+        <w:lastRenderedPageBreak/>
         <w:t>&lt;!</w:t>
       </w:r>
       <w:r>
@@ -12610,7 +12624,6 @@
           <w:sz w:val="28"/>
           <w:szCs w:val="28"/>
         </w:rPr>
-        <w:lastRenderedPageBreak/>
         <w:t xml:space="preserve"> </w:t>
       </w:r>
       <w:r>
@@ -14323,7 +14336,7 @@
 </file>
 
 <file path=customXml/itemProps1.xml><?xml version="1.0" encoding="utf-8"?>
-<ds:datastoreItem xmlns:ds="http://schemas.openxmlformats.org/officeDocument/2006/customXml" ds:itemID="{EFDF3065-F849-4896-BC22-2BF0C28B01C5}">
+<ds:datastoreItem xmlns:ds="http://schemas.openxmlformats.org/officeDocument/2006/customXml" ds:itemID="{C5B5D9D3-CFCF-492F-84D8-AEF538D23F48}">
   <ds:schemaRefs>
     <ds:schemaRef ds:uri="http://schemas.openxmlformats.org/officeDocument/2006/bibliography"/>
   </ds:schemaRefs>

--- a/LAB EXERCISES/Hibernate Program Architecture -15-4-2026.docx
+++ b/LAB EXERCISES/Hibernate Program Architecture -15-4-2026.docx
@@ -8,24 +8,40 @@
           <w:lang w:val="en-US"/>
         </w:rPr>
       </w:pPr>
+      <w:proofErr w:type="spellStart"/>
       <w:r>
         <w:rPr>
           <w:lang w:val="en-US"/>
         </w:rPr>
-        <w:t>Pojo-Servlet-JSP-Hibernate flow:</w:t>
-      </w:r>
-    </w:p>
-    <w:p>
-      <w:pPr>
+        <w:t>Pojo</w:t>
+      </w:r>
+      <w:proofErr w:type="spellEnd"/>
+      <w:r>
         <w:rPr>
           <w:lang w:val="en-US"/>
         </w:rPr>
-      </w:pPr>
-      <w:r>
+        <w:t>-Servlet-JSP-Hibernate flow:</w:t>
+      </w:r>
+    </w:p>
+    <w:p>
+      <w:pPr>
         <w:rPr>
           <w:lang w:val="en-US"/>
         </w:rPr>
-        <w:t>Pojo is Model</w:t>
+      </w:pPr>
+      <w:proofErr w:type="spellStart"/>
+      <w:r>
+        <w:rPr>
+          <w:lang w:val="en-US"/>
+        </w:rPr>
+        <w:t>Pojo</w:t>
+      </w:r>
+      <w:proofErr w:type="spellEnd"/>
+      <w:r>
+        <w:rPr>
+          <w:lang w:val="en-US"/>
+        </w:rPr>
+        <w:t xml:space="preserve"> is Model</w:t>
       </w:r>
     </w:p>
     <w:p>
@@ -289,20 +305,36 @@
         <w:rPr>
           <w:lang w:val="en-US"/>
         </w:rPr>
-        <w:t xml:space="preserve">                                  Request/Response                                         pojo</w:t>
-      </w:r>
+        <w:t xml:space="preserve">                                  Request/Response                                         </w:t>
+      </w:r>
+      <w:proofErr w:type="spellStart"/>
       <w:r>
         <w:rPr>
           <w:lang w:val="en-US"/>
         </w:rPr>
+        <w:t>pojo</w:t>
+      </w:r>
+      <w:proofErr w:type="spellEnd"/>
+      <w:r>
+        <w:rPr>
+          <w:lang w:val="en-US"/>
+        </w:rPr>
         <w:t xml:space="preserve"> </w:t>
       </w:r>
       <w:r>
         <w:rPr>
           <w:lang w:val="en-US"/>
         </w:rPr>
-        <w:t xml:space="preserve">                                                pojo</w:t>
-      </w:r>
+        <w:t xml:space="preserve">                                                </w:t>
+      </w:r>
+      <w:proofErr w:type="spellStart"/>
+      <w:r>
+        <w:rPr>
+          <w:lang w:val="en-US"/>
+        </w:rPr>
+        <w:t>pojo</w:t>
+      </w:r>
+      <w:proofErr w:type="spellEnd"/>
     </w:p>
     <w:p>
       <w:pPr>
@@ -1179,6 +1211,119 @@
       </w:pPr>
       <w:r>
         <w:rPr>
+          <w:color w:val="FF0000"/>
+        </w:rPr>
+        <mc:AlternateContent>
+          <mc:Choice Requires="wps">
+            <w:drawing>
+              <wp:anchor distT="0" distB="0" distL="114300" distR="114300" simplePos="0" relativeHeight="251717632" behindDoc="0" locked="0" layoutInCell="1" allowOverlap="1">
+                <wp:simplePos x="0" y="0"/>
+                <wp:positionH relativeFrom="margin">
+                  <wp:posOffset>9525</wp:posOffset>
+                </wp:positionH>
+                <wp:positionV relativeFrom="paragraph">
+                  <wp:posOffset>11430</wp:posOffset>
+                </wp:positionV>
+                <wp:extent cx="1047750" cy="676275"/>
+                <wp:effectExtent l="0" t="0" r="19050" b="28575"/>
+                <wp:wrapNone/>
+                <wp:docPr id="8" name="Rounded Rectangle 8"/>
+                <wp:cNvGraphicFramePr/>
+                <a:graphic xmlns:a="http://schemas.openxmlformats.org/drawingml/2006/main">
+                  <a:graphicData uri="http://schemas.microsoft.com/office/word/2010/wordprocessingShape">
+                    <wps:wsp>
+                      <wps:cNvSpPr/>
+                      <wps:spPr>
+                        <a:xfrm>
+                          <a:off x="0" y="0"/>
+                          <a:ext cx="1047750" cy="676275"/>
+                        </a:xfrm>
+                        <a:prstGeom prst="roundRect">
+                          <a:avLst/>
+                        </a:prstGeom>
+                      </wps:spPr>
+                      <wps:style>
+                        <a:lnRef idx="2">
+                          <a:schemeClr val="accent1">
+                            <a:shade val="50000"/>
+                          </a:schemeClr>
+                        </a:lnRef>
+                        <a:fillRef idx="1">
+                          <a:schemeClr val="accent1"/>
+                        </a:fillRef>
+                        <a:effectRef idx="0">
+                          <a:schemeClr val="accent1"/>
+                        </a:effectRef>
+                        <a:fontRef idx="minor">
+                          <a:schemeClr val="lt1"/>
+                        </a:fontRef>
+                      </wps:style>
+                      <wps:txbx>
+                        <w:txbxContent>
+                          <w:p>
+                            <w:pPr>
+                              <w:jc w:val="center"/>
+                              <w:rPr>
+                                <w:lang w:val="en-US"/>
+                              </w:rPr>
+                            </w:pPr>
+                            <w:r>
+                              <w:rPr>
+                                <w:lang w:val="en-US"/>
+                              </w:rPr>
+                              <w:t>Dependency Management</w:t>
+                            </w:r>
+                          </w:p>
+                        </w:txbxContent>
+                      </wps:txbx>
+                      <wps:bodyPr rot="0" spcFirstLastPara="0" vertOverflow="overflow" horzOverflow="overflow" vert="horz" wrap="square" lIns="91440" tIns="45720" rIns="91440" bIns="45720" numCol="1" spcCol="0" rtlCol="0" fromWordArt="0" anchor="ctr" anchorCtr="0" forceAA="0" compatLnSpc="1">
+                        <a:prstTxWarp prst="textNoShape">
+                          <a:avLst/>
+                        </a:prstTxWarp>
+                        <a:noAutofit/>
+                      </wps:bodyPr>
+                    </wps:wsp>
+                  </a:graphicData>
+                </a:graphic>
+                <wp14:sizeRelH relativeFrom="margin">
+                  <wp14:pctWidth>0</wp14:pctWidth>
+                </wp14:sizeRelH>
+                <wp14:sizeRelV relativeFrom="margin">
+                  <wp14:pctHeight>0</wp14:pctHeight>
+                </wp14:sizeRelV>
+              </wp:anchor>
+            </w:drawing>
+          </mc:Choice>
+          <mc:Fallback>
+            <w:pict>
+              <v:roundrect id="Rounded Rectangle 8" o:spid="_x0000_s1032" style="position:absolute;margin-left:.75pt;margin-top:.9pt;width:82.5pt;height:53.25pt;z-index:251717632;visibility:visible;mso-wrap-style:square;mso-width-percent:0;mso-height-percent:0;mso-wrap-distance-left:9pt;mso-wrap-distance-top:0;mso-wrap-distance-right:9pt;mso-wrap-distance-bottom:0;mso-position-horizontal:absolute;mso-position-horizontal-relative:margin;mso-position-vertical:absolute;mso-position-vertical-relative:text;mso-width-percent:0;mso-height-percent:0;mso-width-relative:margin;mso-height-relative:margin;v-text-anchor:middle" arcsize="10923f" o:gfxdata="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" fillcolor="#5b9bd5 [3204]" strokecolor="#1f4d78 [1604]" strokeweight="1pt">
+                <v:stroke joinstyle="miter"/>
+                <v:textbox>
+                  <w:txbxContent>
+                    <w:p>
+                      <w:pPr>
+                        <w:jc w:val="center"/>
+                        <w:rPr>
+                          <w:lang w:val="en-US"/>
+                        </w:rPr>
+                      </w:pPr>
+                      <w:r>
+                        <w:rPr>
+                          <w:lang w:val="en-US"/>
+                        </w:rPr>
+                        <w:t>Dependency Management</w:t>
+                      </w:r>
+                    </w:p>
+                  </w:txbxContent>
+                </v:textbox>
+                <w10:wrap anchorx="margin"/>
+              </v:roundrect>
+            </w:pict>
+          </mc:Fallback>
+        </mc:AlternateContent>
+      </w:r>
+      <w:r>
+        <w:rPr>
           <w:noProof/>
           <w:lang w:eastAsia="en-IN"/>
         </w:rPr>
@@ -1265,7 +1410,7 @@
           </mc:Choice>
           <mc:Fallback>
             <w:pict>
-              <v:shape id="Snip and Round Single Corner Rectangle 20" o:spid="_x0000_s1032" style="position:absolute;margin-left:332.25pt;margin-top:.9pt;width:87pt;height:53.25pt;z-index:251722752;visibility:visible;mso-wrap-style:square;mso-width-percent:0;mso-height-percent:0;mso-wrap-distance-left:9pt;mso-wrap-distance-top:0;mso-wrap-distance-right:9pt;mso-wrap-distance-bottom:0;mso-position-horizontal:absolute;mso-position-horizontal-relative:text;mso-position-vertical:absolute;mso-position-vertical-relative:text;mso-width-percent:0;mso-height-percent:0;mso-width-relative:margin;mso-height-relative:margin;v-text-anchor:middle" coordsize="1104900,676275" o:spt="100" o:gfxdata="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" adj="-11796480,,5400" path="m112715,l992185,r112715,112715l1104900,676275,,676275,,112715c,50464,50464,,112715,xe" fillcolor="#5b9bd5 [3204]" strokecolor="#1f4d78 [1604]" strokeweight="1pt">
+              <v:shape id="Snip and Round Single Corner Rectangle 20" o:spid="_x0000_s1033" style="position:absolute;margin-left:332.25pt;margin-top:.9pt;width:87pt;height:53.25pt;z-index:251722752;visibility:visible;mso-wrap-style:square;mso-width-percent:0;mso-height-percent:0;mso-wrap-distance-left:9pt;mso-wrap-distance-top:0;mso-wrap-distance-right:9pt;mso-wrap-distance-bottom:0;mso-position-horizontal:absolute;mso-position-horizontal-relative:text;mso-position-vertical:absolute;mso-position-vertical-relative:text;mso-width-percent:0;mso-height-percent:0;mso-width-relative:margin;mso-height-relative:margin;v-text-anchor:middle" coordsize="1104900,676275" o:spt="100" o:gfxdata="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" adj="-11796480,,5400" path="m112715,l992185,r112715,112715l1104900,676275,,676275,,112715c,50464,50464,,112715,xe" fillcolor="#5b9bd5 [3204]" strokecolor="#1f4d78 [1604]" strokeweight="1pt">
                 <v:stroke joinstyle="miter"/>
                 <v:formulas/>
                 <v:path arrowok="t" o:connecttype="custom" o:connectlocs="112715,0;992185,0;1104900,112715;1104900,676275;0,676275;0,112715;112715,0" o:connectangles="0,0,0,0,0,0,0" textboxrect="0,0,1104900,676275"/>
@@ -1379,7 +1524,7 @@
           </mc:Choice>
           <mc:Fallback>
             <w:pict>
-              <v:roundrect w14:anchorId="5255721B" id="Rounded Rectangle 9" o:spid="_x0000_s1033" style="position:absolute;margin-left:161.9pt;margin-top:.7pt;width:82.5pt;height:53.25pt;z-index:251719680;visibility:visible;mso-wrap-style:square;mso-width-percent:0;mso-height-percent:0;mso-wrap-distance-left:9pt;mso-wrap-distance-top:0;mso-wrap-distance-right:9pt;mso-wrap-distance-bottom:0;mso-position-horizontal:absolute;mso-position-horizontal-relative:margin;mso-position-vertical:absolute;mso-position-vertical-relative:text;mso-width-percent:0;mso-height-percent:0;mso-width-relative:margin;mso-height-relative:margin;v-text-anchor:middle" arcsize="10923f" o:gfxdata="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" fillcolor="#5b9bd5 [3204]" strokecolor="#1f4d78 [1604]" strokeweight="1pt">
+              <v:roundrect w14:anchorId="5255721B" id="Rounded Rectangle 9" o:spid="_x0000_s1034" style="position:absolute;margin-left:161.9pt;margin-top:.7pt;width:82.5pt;height:53.25pt;z-index:251719680;visibility:visible;mso-wrap-style:square;mso-width-percent:0;mso-height-percent:0;mso-wrap-distance-left:9pt;mso-wrap-distance-top:0;mso-wrap-distance-right:9pt;mso-wrap-distance-bottom:0;mso-position-horizontal:absolute;mso-position-horizontal-relative:margin;mso-position-vertical:absolute;mso-position-vertical-relative:text;mso-width-percent:0;mso-height-percent:0;mso-width-relative:margin;mso-height-relative:margin;v-text-anchor:middle" arcsize="10923f" o:gfxdata="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" fillcolor="#5b9bd5 [3204]" strokecolor="#1f4d78 [1604]" strokeweight="1pt">
                 <v:stroke joinstyle="miter"/>
                 <v:textbox>
                   <w:txbxContent>
@@ -1405,119 +1550,6 @@
           </mc:Fallback>
         </mc:AlternateContent>
       </w:r>
-      <w:r>
-        <w:rPr>
-          <w:color w:val="FF0000"/>
-        </w:rPr>
-        <mc:AlternateContent>
-          <mc:Choice Requires="wps">
-            <w:drawing>
-              <wp:anchor distT="0" distB="0" distL="114300" distR="114300" simplePos="0" relativeHeight="251717632" behindDoc="0" locked="0" layoutInCell="1" allowOverlap="1">
-                <wp:simplePos x="0" y="0"/>
-                <wp:positionH relativeFrom="margin">
-                  <wp:align>left</wp:align>
-                </wp:positionH>
-                <wp:positionV relativeFrom="paragraph">
-                  <wp:posOffset>11430</wp:posOffset>
-                </wp:positionV>
-                <wp:extent cx="1047750" cy="676275"/>
-                <wp:effectExtent l="0" t="0" r="19050" b="28575"/>
-                <wp:wrapNone/>
-                <wp:docPr id="8" name="Rounded Rectangle 8"/>
-                <wp:cNvGraphicFramePr/>
-                <a:graphic xmlns:a="http://schemas.openxmlformats.org/drawingml/2006/main">
-                  <a:graphicData uri="http://schemas.microsoft.com/office/word/2010/wordprocessingShape">
-                    <wps:wsp>
-                      <wps:cNvSpPr/>
-                      <wps:spPr>
-                        <a:xfrm>
-                          <a:off x="0" y="0"/>
-                          <a:ext cx="1047750" cy="676275"/>
-                        </a:xfrm>
-                        <a:prstGeom prst="roundRect">
-                          <a:avLst/>
-                        </a:prstGeom>
-                      </wps:spPr>
-                      <wps:style>
-                        <a:lnRef idx="2">
-                          <a:schemeClr val="accent1">
-                            <a:shade val="50000"/>
-                          </a:schemeClr>
-                        </a:lnRef>
-                        <a:fillRef idx="1">
-                          <a:schemeClr val="accent1"/>
-                        </a:fillRef>
-                        <a:effectRef idx="0">
-                          <a:schemeClr val="accent1"/>
-                        </a:effectRef>
-                        <a:fontRef idx="minor">
-                          <a:schemeClr val="lt1"/>
-                        </a:fontRef>
-                      </wps:style>
-                      <wps:txbx>
-                        <w:txbxContent>
-                          <w:p>
-                            <w:pPr>
-                              <w:jc w:val="center"/>
-                              <w:rPr>
-                                <w:lang w:val="en-US"/>
-                              </w:rPr>
-                            </w:pPr>
-                            <w:r>
-                              <w:rPr>
-                                <w:lang w:val="en-US"/>
-                              </w:rPr>
-                              <w:t>Dependency Management</w:t>
-                            </w:r>
-                          </w:p>
-                        </w:txbxContent>
-                      </wps:txbx>
-                      <wps:bodyPr rot="0" spcFirstLastPara="0" vertOverflow="overflow" horzOverflow="overflow" vert="horz" wrap="square" lIns="91440" tIns="45720" rIns="91440" bIns="45720" numCol="1" spcCol="0" rtlCol="0" fromWordArt="0" anchor="ctr" anchorCtr="0" forceAA="0" compatLnSpc="1">
-                        <a:prstTxWarp prst="textNoShape">
-                          <a:avLst/>
-                        </a:prstTxWarp>
-                        <a:noAutofit/>
-                      </wps:bodyPr>
-                    </wps:wsp>
-                  </a:graphicData>
-                </a:graphic>
-                <wp14:sizeRelH relativeFrom="margin">
-                  <wp14:pctWidth>0</wp14:pctWidth>
-                </wp14:sizeRelH>
-                <wp14:sizeRelV relativeFrom="margin">
-                  <wp14:pctHeight>0</wp14:pctHeight>
-                </wp14:sizeRelV>
-              </wp:anchor>
-            </w:drawing>
-          </mc:Choice>
-          <mc:Fallback>
-            <w:pict>
-              <v:roundrect id="Rounded Rectangle 8" o:spid="_x0000_s1034" style="position:absolute;margin-left:0;margin-top:.9pt;width:82.5pt;height:53.25pt;z-index:251717632;visibility:visible;mso-wrap-style:square;mso-width-percent:0;mso-height-percent:0;mso-wrap-distance-left:9pt;mso-wrap-distance-top:0;mso-wrap-distance-right:9pt;mso-wrap-distance-bottom:0;mso-position-horizontal:left;mso-position-horizontal-relative:margin;mso-position-vertical:absolute;mso-position-vertical-relative:text;mso-width-percent:0;mso-height-percent:0;mso-width-relative:margin;mso-height-relative:margin;v-text-anchor:middle" arcsize="10923f" o:gfxdata="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" fillcolor="#5b9bd5 [3204]" strokecolor="#1f4d78 [1604]" strokeweight="1pt">
-                <v:stroke joinstyle="miter"/>
-                <v:textbox>
-                  <w:txbxContent>
-                    <w:p>
-                      <w:pPr>
-                        <w:jc w:val="center"/>
-                        <w:rPr>
-                          <w:lang w:val="en-US"/>
-                        </w:rPr>
-                      </w:pPr>
-                      <w:r>
-                        <w:rPr>
-                          <w:lang w:val="en-US"/>
-                        </w:rPr>
-                        <w:t>Dependency Management</w:t>
-                      </w:r>
-                    </w:p>
-                  </w:txbxContent>
-                </v:textbox>
-                <w10:wrap anchorx="margin"/>
-              </v:roundrect>
-            </w:pict>
-          </mc:Fallback>
-        </mc:AlternateContent>
-      </w:r>
     </w:p>
     <w:p>
       <w:pPr>
@@ -1539,60 +1571,116 @@
           <w:lang w:val="en-US"/>
         </w:rPr>
       </w:pPr>
+      <w:r>
+        <w:rPr>
+          <w:lang w:val="en-US"/>
+        </w:rPr>
+        <w:t>pom.xml</w:t>
+      </w:r>
+      <w:r>
+        <w:rPr>
+          <w:lang w:val="en-US"/>
+        </w:rPr>
+        <w:t xml:space="preserve">/ or                                 </w:t>
+      </w:r>
+      <w:r>
+        <w:rPr>
+          <w:lang w:val="en-US"/>
+        </w:rPr>
+        <w:t xml:space="preserve">  application properties as parameter           (many objects like model</w:t>
+      </w:r>
+      <w:r>
+        <w:rPr>
+          <w:lang w:val="en-US"/>
+        </w:rPr>
+        <w:t>s</w:t>
+      </w:r>
+      <w:r>
+        <w:rPr>
+          <w:lang w:val="en-US"/>
+        </w:rPr>
+        <w:t xml:space="preserve"> </w:t>
+      </w:r>
+    </w:p>
+    <w:p>
+      <w:pPr>
+        <w:rPr>
+          <w:lang w:val="en-US"/>
+        </w:rPr>
+      </w:pPr>
+      <w:r>
+        <w:rPr>
+          <w:lang w:val="en-US"/>
+        </w:rPr>
+        <w:t xml:space="preserve"> </w:t>
+      </w:r>
       <w:proofErr w:type="gramStart"/>
       <w:r>
         <w:rPr>
           <w:lang w:val="en-US"/>
         </w:rPr>
-        <w:t>pom.xml</w:t>
+        <w:t>add</w:t>
       </w:r>
       <w:proofErr w:type="gramEnd"/>
       <w:r>
         <w:rPr>
           <w:lang w:val="en-US"/>
         </w:rPr>
-        <w:t xml:space="preserve">                                           application properties as parameter           (many objects like model </w:t>
-      </w:r>
-    </w:p>
-    <w:p>
-      <w:pPr>
+        <w:t xml:space="preserve"> “jars” as </w:t>
+      </w:r>
+      <w:proofErr w:type="spellStart"/>
+      <w:r>
         <w:rPr>
           <w:lang w:val="en-US"/>
         </w:rPr>
-      </w:pPr>
+        <w:t>buildpath</w:t>
+      </w:r>
+      <w:proofErr w:type="spellEnd"/>
       <w:r>
         <w:rPr>
           <w:lang w:val="en-US"/>
         </w:rPr>
-        <w:t xml:space="preserve">                                                                  (</w:t>
-      </w:r>
-      <w:proofErr w:type="gramStart"/>
+        <w:t xml:space="preserve">                     (many </w:t>
+      </w:r>
+      <w:proofErr w:type="spellStart"/>
       <w:r>
         <w:rPr>
           <w:lang w:val="en-US"/>
         </w:rPr>
-        <w:t>many</w:t>
-      </w:r>
-      <w:proofErr w:type="gramEnd"/>
+        <w:t>xmls</w:t>
+      </w:r>
+      <w:proofErr w:type="spellEnd"/>
       <w:r>
         <w:rPr>
           <w:lang w:val="en-US"/>
         </w:rPr>
-        <w:t xml:space="preserve"> xmls, or annotations)                    (</w:t>
-      </w:r>
-      <w:proofErr w:type="gramStart"/>
+        <w:t xml:space="preserve">, or annotations)                    </w:t>
+      </w:r>
       <w:r>
         <w:rPr>
           <w:lang w:val="en-US"/>
         </w:rPr>
-        <w:t>pojo</w:t>
-      </w:r>
-      <w:proofErr w:type="gramEnd"/>
+        <w:t>(</w:t>
+      </w:r>
+      <w:proofErr w:type="spellStart"/>
       <w:r>
         <w:rPr>
           <w:lang w:val="en-US"/>
         </w:rPr>
-        <w:t>), View (HTML),</w:t>
+        <w:t>pojos</w:t>
+      </w:r>
+      <w:proofErr w:type="spellEnd"/>
+      <w:r>
+        <w:rPr>
+          <w:lang w:val="en-US"/>
+        </w:rPr>
+        <w:t>), Views</w:t>
+      </w:r>
+      <w:r>
+        <w:rPr>
+          <w:lang w:val="en-US"/>
+        </w:rPr>
+        <w:t>(HTML),</w:t>
       </w:r>
     </w:p>
     <w:p>
@@ -1716,7 +1804,41 @@
         <w:rPr>
           <w:lang w:val="en-US"/>
         </w:rPr>
-        <w:t xml:space="preserve">                                                                                                                                          Controllers, DAOs)</w:t>
+        <w:t xml:space="preserve">                                                                                                                                  </w:t>
+      </w:r>
+      <w:r>
+        <w:rPr>
+          <w:lang w:val="en-US"/>
+        </w:rPr>
+        <w:t xml:space="preserve"> </w:t>
+      </w:r>
+      <w:bookmarkStart w:id="0" w:name="_GoBack"/>
+      <w:bookmarkEnd w:id="0"/>
+      <w:proofErr w:type="gramStart"/>
+      <w:r>
+        <w:rPr>
+          <w:lang w:val="en-US"/>
+        </w:rPr>
+        <w:t>Controllers</w:t>
+      </w:r>
+      <w:r>
+        <w:rPr>
+          <w:lang w:val="en-US"/>
+        </w:rPr>
+        <w:t>(</w:t>
+      </w:r>
+      <w:proofErr w:type="gramEnd"/>
+      <w:r>
+        <w:rPr>
+          <w:lang w:val="en-US"/>
+        </w:rPr>
+        <w:t>servlets)</w:t>
+      </w:r>
+      <w:r>
+        <w:rPr>
+          <w:lang w:val="en-US"/>
+        </w:rPr>
+        <w:t>, DAOs)</w:t>
       </w:r>
     </w:p>
     <w:p>
@@ -2029,7 +2151,7 @@
           </mc:Choice>
           <mc:Fallback>
             <w:pict>
-              <v:shapetype w14:anchorId="2A493454" id="_x0000_t32" coordsize="21600,21600" o:spt="32" o:oned="t" path="m,l21600,21600e" filled="f">
+              <v:shapetype w14:anchorId="458ADB26" id="_x0000_t32" coordsize="21600,21600" o:spt="32" o:oned="t" path="m,l21600,21600e" filled="f">
                 <v:path arrowok="t" fillok="f" o:connecttype="none"/>
                 <o:lock v:ext="edit" shapetype="t"/>
               </v:shapetype>
@@ -2100,7 +2222,7 @@
           </mc:Choice>
           <mc:Fallback>
             <w:pict>
-              <v:shape w14:anchorId="0476EB75" id="Straight Arrow Connector 25" o:spid="_x0000_s1026" type="#_x0000_t32" style="position:absolute;margin-left:203.25pt;margin-top:17.15pt;width:.75pt;height:57.75pt;z-index:251723776;visibility:visible;mso-wrap-style:square;mso-wrap-distance-left:9pt;mso-wrap-distance-top:0;mso-wrap-distance-right:9pt;mso-wrap-distance-bottom:0;mso-position-horizontal:absolute;mso-position-horizontal-relative:text;mso-position-vertical:absolute;mso-position-vertical-relative:text" o:gfxdata="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" strokecolor="#5b9bd5 [3204]" strokeweight=".5pt">
+              <v:shape w14:anchorId="6F489CD1" id="Straight Arrow Connector 25" o:spid="_x0000_s1026" type="#_x0000_t32" style="position:absolute;margin-left:203.25pt;margin-top:17.15pt;width:.75pt;height:57.75pt;z-index:251723776;visibility:visible;mso-wrap-style:square;mso-wrap-distance-left:9pt;mso-wrap-distance-top:0;mso-wrap-distance-right:9pt;mso-wrap-distance-bottom:0;mso-position-horizontal:absolute;mso-position-horizontal-relative:text;mso-position-vertical:absolute;mso-position-vertical-relative:text" o:gfxdata="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" strokecolor="#5b9bd5 [3204]" strokeweight=".5pt">
                 <v:stroke endarrow="block" joinstyle="miter"/>
               </v:shape>
             </w:pict>
@@ -2193,12 +2315,14 @@
                                 <w:lang w:val="en-US"/>
                               </w:rPr>
                             </w:pPr>
+                            <w:proofErr w:type="spellStart"/>
                             <w:r>
                               <w:rPr>
                                 <w:lang w:val="en-US"/>
                               </w:rPr>
                               <w:t>Index.jsp</w:t>
                             </w:r>
+                            <w:proofErr w:type="spellEnd"/>
                           </w:p>
                         </w:txbxContent>
                       </wps:txbx>
@@ -2226,12 +2350,14 @@
                           <w:lang w:val="en-US"/>
                         </w:rPr>
                       </w:pPr>
+                      <w:proofErr w:type="spellStart"/>
                       <w:r>
                         <w:rPr>
                           <w:lang w:val="en-US"/>
                         </w:rPr>
                         <w:t>Index.jsp</w:t>
                       </w:r>
+                      <w:proofErr w:type="spellEnd"/>
                     </w:p>
                   </w:txbxContent>
                 </v:textbox>
@@ -2602,11 +2728,19 @@
                                 <w:lang w:val="en-US"/>
                               </w:rPr>
                             </w:pPr>
+                            <w:proofErr w:type="spellStart"/>
                             <w:r>
                               <w:rPr>
                                 <w:lang w:val="en-US"/>
                               </w:rPr>
-                              <w:t xml:space="preserve">Register.jsp                      </w:t>
+                              <w:t>Register.jsp</w:t>
+                            </w:r>
+                            <w:proofErr w:type="spellEnd"/>
+                            <w:r>
+                              <w:rPr>
+                                <w:lang w:val="en-US"/>
+                              </w:rPr>
+                              <w:t xml:space="preserve">                      </w:t>
                             </w:r>
                           </w:p>
                         </w:txbxContent>
@@ -2635,11 +2769,19 @@
                           <w:lang w:val="en-US"/>
                         </w:rPr>
                       </w:pPr>
+                      <w:proofErr w:type="spellStart"/>
                       <w:r>
                         <w:rPr>
                           <w:lang w:val="en-US"/>
                         </w:rPr>
-                        <w:t xml:space="preserve">Register.jsp                      </w:t>
+                        <w:t>Register.jsp</w:t>
+                      </w:r>
+                      <w:proofErr w:type="spellEnd"/>
+                      <w:r>
+                        <w:rPr>
+                          <w:lang w:val="en-US"/>
+                        </w:rPr>
+                        <w:t xml:space="preserve">                      </w:t>
                       </w:r>
                     </w:p>
                   </w:txbxContent>
@@ -2724,12 +2866,14 @@
                                 <w:lang w:val="en-US"/>
                               </w:rPr>
                             </w:pPr>
+                            <w:proofErr w:type="spellStart"/>
                             <w:r>
                               <w:rPr>
                                 <w:lang w:val="en-US"/>
                               </w:rPr>
                               <w:t>success.jsp</w:t>
                             </w:r>
+                            <w:proofErr w:type="spellEnd"/>
                           </w:p>
                         </w:txbxContent>
                       </wps:txbx>
@@ -2757,12 +2901,14 @@
                           <w:lang w:val="en-US"/>
                         </w:rPr>
                       </w:pPr>
+                      <w:proofErr w:type="spellStart"/>
                       <w:r>
                         <w:rPr>
                           <w:lang w:val="en-US"/>
                         </w:rPr>
                         <w:t>success.jsp</w:t>
                       </w:r>
+                      <w:proofErr w:type="spellEnd"/>
                     </w:p>
                   </w:txbxContent>
                 </v:textbox>
@@ -2837,7 +2983,7 @@
           </mc:Choice>
           <mc:Fallback>
             <w:pict>
-              <v:shape w14:anchorId="1B899AF7" id="Straight Arrow Connector 29" o:spid="_x0000_s1026" type="#_x0000_t32" style="position:absolute;margin-left:207.85pt;margin-top:21.75pt;width:162.55pt;height:14.7pt;flip:y;z-index:251695104;visibility:visible;mso-wrap-style:square;mso-width-percent:0;mso-height-percent:0;mso-wrap-distance-left:9pt;mso-wrap-distance-top:0;mso-wrap-distance-right:9pt;mso-wrap-distance-bottom:0;mso-position-horizontal:absolute;mso-position-horizontal-relative:text;mso-position-vertical:absolute;mso-position-vertical-relative:text;mso-width-percent:0;mso-height-percent:0;mso-width-relative:margin;mso-height-relative:margin" o:gfxdata="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" strokecolor="#5b9bd5 [3204]" strokeweight=".5pt">
+              <v:shape w14:anchorId="3D48E622" id="Straight Arrow Connector 29" o:spid="_x0000_s1026" type="#_x0000_t32" style="position:absolute;margin-left:207.85pt;margin-top:21.75pt;width:162.55pt;height:14.7pt;flip:y;z-index:251695104;visibility:visible;mso-wrap-style:square;mso-width-percent:0;mso-height-percent:0;mso-wrap-distance-left:9pt;mso-wrap-distance-top:0;mso-wrap-distance-right:9pt;mso-wrap-distance-bottom:0;mso-position-horizontal:absolute;mso-position-horizontal-relative:text;mso-position-vertical:absolute;mso-position-vertical-relative:text;mso-width-percent:0;mso-height-percent:0;mso-width-relative:margin;mso-height-relative:margin" o:gfxdata="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" strokecolor="#5b9bd5 [3204]" strokeweight=".5pt">
                 <v:stroke endarrow="block" joinstyle="miter"/>
               </v:shape>
             </w:pict>
@@ -3443,12 +3589,14 @@
                                 <w:lang w:val="en-US"/>
                               </w:rPr>
                             </w:pPr>
+                            <w:proofErr w:type="spellStart"/>
                             <w:r>
                               <w:rPr>
                                 <w:lang w:val="en-US"/>
                               </w:rPr>
                               <w:t>UserDao</w:t>
                             </w:r>
+                            <w:proofErr w:type="spellEnd"/>
                           </w:p>
                         </w:txbxContent>
                       </wps:txbx>
@@ -3476,12 +3624,14 @@
                           <w:lang w:val="en-US"/>
                         </w:rPr>
                       </w:pPr>
+                      <w:proofErr w:type="spellStart"/>
                       <w:r>
                         <w:rPr>
                           <w:lang w:val="en-US"/>
                         </w:rPr>
                         <w:t>UserDao</w:t>
                       </w:r>
+                      <w:proofErr w:type="spellEnd"/>
                     </w:p>
                   </w:txbxContent>
                 </v:textbox>
@@ -3663,10 +3813,12 @@
       <w:r>
         <w:t xml:space="preserve">. </w:t>
       </w:r>
+      <w:proofErr w:type="spellStart"/>
       <w:proofErr w:type="gramStart"/>
       <w:r>
         <w:t>pojo</w:t>
       </w:r>
+      <w:proofErr w:type="spellEnd"/>
       <w:proofErr w:type="gramEnd"/>
     </w:p>
     <w:p>
@@ -4143,9 +4295,14 @@
       <w:r>
         <w:t xml:space="preserve"> </w:t>
       </w:r>
+      <w:proofErr w:type="spellStart"/>
       <w:proofErr w:type="gramStart"/>
       <w:r>
-        <w:t>url-servlet</w:t>
+        <w:t>url</w:t>
+      </w:r>
+      <w:proofErr w:type="spellEnd"/>
+      <w:r>
+        <w:t>-servlet</w:t>
       </w:r>
       <w:proofErr w:type="gramEnd"/>
       <w:r>
@@ -4293,9 +4450,14 @@
       <w:r>
         <w:t xml:space="preserve">            </w:t>
       </w:r>
+      <w:proofErr w:type="spellStart"/>
       <w:proofErr w:type="gramStart"/>
       <w:r>
-        <w:t>pojo-table</w:t>
+        <w:t>pojo</w:t>
+      </w:r>
+      <w:proofErr w:type="spellEnd"/>
+      <w:r>
+        <w:t>-table</w:t>
       </w:r>
       <w:proofErr w:type="gramEnd"/>
     </w:p>
@@ -4655,7 +4817,67 @@
           <w:sz w:val="28"/>
           <w:szCs w:val="28"/>
         </w:rPr>
-        <w:t>All jsp must be created under webapp folder (rightclick).</w:t>
+        <w:t xml:space="preserve">All </w:t>
+      </w:r>
+      <w:proofErr w:type="spellStart"/>
+      <w:r>
+        <w:rPr>
+          <w:rFonts w:ascii="Consolas" w:hAnsi="Consolas"/>
+          <w:color w:val="008080"/>
+          <w:sz w:val="28"/>
+          <w:szCs w:val="28"/>
+        </w:rPr>
+        <w:t>jsp</w:t>
+      </w:r>
+      <w:proofErr w:type="spellEnd"/>
+      <w:r>
+        <w:rPr>
+          <w:rFonts w:ascii="Consolas" w:hAnsi="Consolas"/>
+          <w:color w:val="008080"/>
+          <w:sz w:val="28"/>
+          <w:szCs w:val="28"/>
+        </w:rPr>
+        <w:t xml:space="preserve"> must be created under </w:t>
+      </w:r>
+      <w:proofErr w:type="spellStart"/>
+      <w:r>
+        <w:rPr>
+          <w:rFonts w:ascii="Consolas" w:hAnsi="Consolas"/>
+          <w:color w:val="008080"/>
+          <w:sz w:val="28"/>
+          <w:szCs w:val="28"/>
+        </w:rPr>
+        <w:t>webapp</w:t>
+      </w:r>
+      <w:proofErr w:type="spellEnd"/>
+      <w:r>
+        <w:rPr>
+          <w:rFonts w:ascii="Consolas" w:hAnsi="Consolas"/>
+          <w:color w:val="008080"/>
+          <w:sz w:val="28"/>
+          <w:szCs w:val="28"/>
+        </w:rPr>
+        <w:t xml:space="preserve"> folder (</w:t>
+      </w:r>
+      <w:proofErr w:type="spellStart"/>
+      <w:r>
+        <w:rPr>
+          <w:rFonts w:ascii="Consolas" w:hAnsi="Consolas"/>
+          <w:color w:val="008080"/>
+          <w:sz w:val="28"/>
+          <w:szCs w:val="28"/>
+        </w:rPr>
+        <w:t>rightclick</w:t>
+      </w:r>
+      <w:proofErr w:type="spellEnd"/>
+      <w:r>
+        <w:rPr>
+          <w:rFonts w:ascii="Consolas" w:hAnsi="Consolas"/>
+          <w:color w:val="008080"/>
+          <w:sz w:val="28"/>
+          <w:szCs w:val="28"/>
+        </w:rPr>
+        <w:t>).</w:t>
       </w:r>
     </w:p>
     <w:p>
@@ -4816,6 +5038,7 @@
         </w:rPr>
         <w:t>&lt;</w:t>
       </w:r>
+      <w:proofErr w:type="spellStart"/>
       <w:proofErr w:type="gramStart"/>
       <w:r>
         <w:rPr>
@@ -4827,6 +5050,7 @@
         </w:rPr>
         <w:t>center</w:t>
       </w:r>
+      <w:proofErr w:type="spellEnd"/>
       <w:proofErr w:type="gramEnd"/>
       <w:r>
         <w:rPr>
@@ -4943,6 +5167,7 @@
         </w:rPr>
         <w:t>&gt;&lt;</w:t>
       </w:r>
+      <w:proofErr w:type="spellStart"/>
       <w:r>
         <w:rPr>
           <w:rFonts w:ascii="Consolas" w:hAnsi="Consolas"/>
@@ -4953,6 +5178,7 @@
         </w:rPr>
         <w:t>br</w:t>
       </w:r>
+      <w:proofErr w:type="spellEnd"/>
       <w:r>
         <w:rPr>
           <w:rFonts w:ascii="Consolas" w:hAnsi="Consolas"/>
@@ -4963,6 +5189,7 @@
         </w:rPr>
         <w:t>&gt;&lt;</w:t>
       </w:r>
+      <w:proofErr w:type="spellStart"/>
       <w:r>
         <w:rPr>
           <w:rFonts w:ascii="Consolas" w:hAnsi="Consolas"/>
@@ -4973,6 +5200,7 @@
         </w:rPr>
         <w:t>br</w:t>
       </w:r>
+      <w:proofErr w:type="spellEnd"/>
       <w:r>
         <w:rPr>
           <w:rFonts w:ascii="Consolas" w:hAnsi="Consolas"/>
@@ -5110,6 +5338,7 @@
         </w:rPr>
         <w:t xml:space="preserve"> </w:t>
       </w:r>
+      <w:proofErr w:type="spellStart"/>
       <w:r>
         <w:rPr>
           <w:rFonts w:ascii="Consolas" w:hAnsi="Consolas"/>
@@ -5120,6 +5349,7 @@
         </w:rPr>
         <w:t>href</w:t>
       </w:r>
+      <w:proofErr w:type="spellEnd"/>
       <w:r>
         <w:rPr>
           <w:rFonts w:ascii="Consolas" w:hAnsi="Consolas"/>
@@ -5140,7 +5370,33 @@
           <w:szCs w:val="28"/>
           <w:u w:val="single"/>
         </w:rPr>
-        <w:t>"register.jsp"</w:t>
+        <w:t>"</w:t>
+      </w:r>
+      <w:proofErr w:type="spellStart"/>
+      <w:r>
+        <w:rPr>
+          <w:rFonts w:ascii="Consolas" w:hAnsi="Consolas"/>
+          <w:i/>
+          <w:iCs/>
+          <w:color w:val="2A00FF"/>
+          <w:sz w:val="28"/>
+          <w:szCs w:val="28"/>
+          <w:u w:val="single"/>
+        </w:rPr>
+        <w:t>register.jsp</w:t>
+      </w:r>
+      <w:proofErr w:type="spellEnd"/>
+      <w:r>
+        <w:rPr>
+          <w:rFonts w:ascii="Consolas" w:hAnsi="Consolas"/>
+          <w:i/>
+          <w:iCs/>
+          <w:color w:val="2A00FF"/>
+          <w:sz w:val="28"/>
+          <w:szCs w:val="28"/>
+          <w:u w:val="single"/>
+        </w:rPr>
+        <w:t>"</w:t>
       </w:r>
       <w:r>
         <w:rPr>
@@ -5215,6 +5471,7 @@
         </w:rPr>
         <w:t>&lt;/</w:t>
       </w:r>
+      <w:proofErr w:type="spellStart"/>
       <w:r>
         <w:rPr>
           <w:rFonts w:ascii="Consolas" w:hAnsi="Consolas"/>
@@ -5225,6 +5482,7 @@
         </w:rPr>
         <w:t>center</w:t>
       </w:r>
+      <w:proofErr w:type="spellEnd"/>
       <w:r>
         <w:rPr>
           <w:rFonts w:ascii="Consolas" w:hAnsi="Consolas"/>
@@ -5339,6 +5597,7 @@
           <w:u w:val="single"/>
         </w:rPr>
       </w:pPr>
+      <w:proofErr w:type="spellStart"/>
       <w:r>
         <w:rPr>
           <w:rFonts w:ascii="Consolas" w:hAnsi="Consolas"/>
@@ -5359,6 +5618,7 @@
         </w:rPr>
         <w:t>.jsp</w:t>
       </w:r>
+      <w:proofErr w:type="spellEnd"/>
     </w:p>
     <w:p>
       <w:pPr>
@@ -5421,12 +5681,14 @@
         </w:rPr>
         <w:t xml:space="preserve"> </w:t>
       </w:r>
+      <w:proofErr w:type="spellStart"/>
       <w:r>
         <w:rPr>
           <w:color w:val="7F007F"/>
         </w:rPr>
         <w:t>contentType</w:t>
       </w:r>
+      <w:proofErr w:type="spellEnd"/>
       <w:r>
         <w:rPr>
           <w:color w:val="000000"/>
@@ -5450,6 +5712,7 @@
         </w:rPr>
         <w:t xml:space="preserve">    </w:t>
       </w:r>
+      <w:proofErr w:type="spellStart"/>
       <w:proofErr w:type="gramStart"/>
       <w:r>
         <w:rPr>
@@ -5457,6 +5720,7 @@
         </w:rPr>
         <w:t>pageEncoding</w:t>
       </w:r>
+      <w:proofErr w:type="spellEnd"/>
       <w:proofErr w:type="gramEnd"/>
       <w:r>
         <w:rPr>
@@ -5690,12 +5954,14 @@
         </w:rPr>
         <w:t xml:space="preserve"> </w:t>
       </w:r>
+      <w:proofErr w:type="spellStart"/>
       <w:r>
         <w:rPr>
           <w:color w:val="7F007F"/>
         </w:rPr>
         <w:t>rel</w:t>
       </w:r>
+      <w:proofErr w:type="spellEnd"/>
       <w:r>
         <w:rPr>
           <w:color w:val="000000"/>
@@ -5780,6 +6046,7 @@
         </w:rPr>
         <w:t xml:space="preserve"> </w:t>
       </w:r>
+      <w:proofErr w:type="spellStart"/>
       <w:proofErr w:type="gramStart"/>
       <w:r>
         <w:rPr>
@@ -5788,6 +6055,7 @@
         </w:rPr>
         <w:t>crossorigin</w:t>
       </w:r>
+      <w:proofErr w:type="spellEnd"/>
       <w:proofErr w:type="gramEnd"/>
       <w:r>
         <w:rPr>
@@ -5958,7 +6226,15 @@
         <w:t>=</w:t>
       </w:r>
       <w:r>
-        <w:t>"row text-center"</w:t>
+        <w:t>"row text-</w:t>
+      </w:r>
+      <w:proofErr w:type="spellStart"/>
+      <w:r>
+        <w:t>center</w:t>
+      </w:r>
+      <w:proofErr w:type="spellEnd"/>
+      <w:r>
+        <w:t>"</w:t>
       </w:r>
       <w:r>
         <w:rPr>
@@ -5978,12 +6254,14 @@
         </w:rPr>
         <w:t>="</w:t>
       </w:r>
+      <w:proofErr w:type="spellStart"/>
       <w:r>
         <w:rPr>
           <w:color w:val="7F007F"/>
         </w:rPr>
         <w:t>color</w:t>
       </w:r>
+      <w:proofErr w:type="spellEnd"/>
       <w:r>
         <w:rPr>
           <w:color w:val="000000"/>
@@ -6601,7 +6879,15 @@
         <w:t>=</w:t>
       </w:r>
       <w:r>
-        <w:t>"uname"</w:t>
+        <w:t>"</w:t>
+      </w:r>
+      <w:proofErr w:type="spellStart"/>
+      <w:r>
+        <w:t>uname</w:t>
+      </w:r>
+      <w:proofErr w:type="spellEnd"/>
+      <w:r>
+        <w:t>"</w:t>
       </w:r>
       <w:r>
         <w:rPr>
@@ -6730,7 +7016,15 @@
         <w:t>=</w:t>
       </w:r>
       <w:r>
-        <w:t>"uname"</w:t>
+        <w:t>"</w:t>
+      </w:r>
+      <w:proofErr w:type="spellStart"/>
+      <w:r>
+        <w:t>uname</w:t>
+      </w:r>
+      <w:proofErr w:type="spellEnd"/>
+      <w:r>
+        <w:t>"</w:t>
       </w:r>
       <w:r>
         <w:rPr>
@@ -6782,7 +7076,15 @@
         <w:t>=</w:t>
       </w:r>
       <w:r>
-        <w:t>"firstName"</w:t>
+        <w:t>"</w:t>
+      </w:r>
+      <w:proofErr w:type="spellStart"/>
+      <w:r>
+        <w:t>firstName</w:t>
+      </w:r>
+      <w:proofErr w:type="spellEnd"/>
+      <w:r>
+        <w:t>"</w:t>
       </w:r>
       <w:r>
         <w:rPr>
@@ -6940,7 +7242,15 @@
         <w:t>=</w:t>
       </w:r>
       <w:r>
-        <w:t>"uname"</w:t>
+        <w:t>"</w:t>
+      </w:r>
+      <w:proofErr w:type="spellStart"/>
+      <w:r>
+        <w:t>uname</w:t>
+      </w:r>
+      <w:proofErr w:type="spellEnd"/>
+      <w:r>
+        <w:t>"</w:t>
       </w:r>
       <w:r>
         <w:rPr>
@@ -7069,7 +7379,15 @@
         <w:t>=</w:t>
       </w:r>
       <w:r>
-        <w:t>"uname"</w:t>
+        <w:t>"</w:t>
+      </w:r>
+      <w:proofErr w:type="spellStart"/>
+      <w:r>
+        <w:t>uname</w:t>
+      </w:r>
+      <w:proofErr w:type="spellEnd"/>
+      <w:r>
+        <w:t>"</w:t>
       </w:r>
       <w:r>
         <w:rPr>
@@ -7121,7 +7439,15 @@
         <w:t>=</w:t>
       </w:r>
       <w:r>
-        <w:t>"lastName"</w:t>
+        <w:t>"</w:t>
+      </w:r>
+      <w:proofErr w:type="spellStart"/>
+      <w:r>
+        <w:t>lastName</w:t>
+      </w:r>
+      <w:proofErr w:type="spellEnd"/>
+      <w:r>
+        <w:t>"</w:t>
       </w:r>
       <w:r>
         <w:rPr>
@@ -7280,7 +7606,15 @@
         <w:t>=</w:t>
       </w:r>
       <w:r>
-        <w:t>"uname"</w:t>
+        <w:t>"</w:t>
+      </w:r>
+      <w:proofErr w:type="spellStart"/>
+      <w:r>
+        <w:t>uname</w:t>
+      </w:r>
+      <w:proofErr w:type="spellEnd"/>
+      <w:r>
+        <w:t>"</w:t>
       </w:r>
       <w:r>
         <w:rPr>
@@ -7619,7 +7953,15 @@
         <w:t>=</w:t>
       </w:r>
       <w:r>
-        <w:t>"uname"</w:t>
+        <w:t>"</w:t>
+      </w:r>
+      <w:proofErr w:type="spellStart"/>
+      <w:r>
+        <w:t>uname</w:t>
+      </w:r>
+      <w:proofErr w:type="spellEnd"/>
+      <w:r>
+        <w:t>"</w:t>
       </w:r>
       <w:r>
         <w:rPr>
@@ -7934,7 +8276,23 @@
         <w:t>=</w:t>
       </w:r>
       <w:r>
-        <w:t>"btn btn-primary"</w:t>
+        <w:t>"</w:t>
+      </w:r>
+      <w:proofErr w:type="spellStart"/>
+      <w:r>
+        <w:t>btn</w:t>
+      </w:r>
+      <w:proofErr w:type="spellEnd"/>
+      <w:r>
+        <w:t xml:space="preserve"> </w:t>
+      </w:r>
+      <w:proofErr w:type="spellStart"/>
+      <w:r>
+        <w:t>btn</w:t>
+      </w:r>
+      <w:proofErr w:type="spellEnd"/>
+      <w:r>
+        <w:t>-primary"</w:t>
       </w:r>
       <w:r>
         <w:rPr>
@@ -8213,6 +8571,7 @@
           <w:u w:val="single"/>
         </w:rPr>
       </w:pPr>
+      <w:proofErr w:type="spellStart"/>
       <w:r>
         <w:rPr>
           <w:rFonts w:ascii="Consolas" w:hAnsi="Consolas"/>
@@ -8233,6 +8592,7 @@
         </w:rPr>
         <w:t>.jsp</w:t>
       </w:r>
+      <w:proofErr w:type="spellEnd"/>
     </w:p>
     <w:p>
       <w:pPr>
@@ -8299,12 +8659,14 @@
         </w:rPr>
         <w:t xml:space="preserve"> </w:t>
       </w:r>
+      <w:proofErr w:type="spellStart"/>
       <w:r>
         <w:rPr>
           <w:color w:val="7F007F"/>
         </w:rPr>
         <w:t>contentType</w:t>
       </w:r>
+      <w:proofErr w:type="spellEnd"/>
       <w:r>
         <w:rPr>
           <w:color w:val="000000"/>
@@ -8328,6 +8690,7 @@
         </w:rPr>
         <w:t xml:space="preserve">    </w:t>
       </w:r>
+      <w:proofErr w:type="spellStart"/>
       <w:proofErr w:type="gramStart"/>
       <w:r>
         <w:rPr>
@@ -8335,6 +8698,7 @@
         </w:rPr>
         <w:t>pageEncoding</w:t>
       </w:r>
+      <w:proofErr w:type="spellEnd"/>
       <w:proofErr w:type="gramEnd"/>
       <w:r>
         <w:rPr>
@@ -8611,6 +8975,7 @@
         </w:rPr>
         <w:t>&lt;</w:t>
       </w:r>
+      <w:proofErr w:type="spellStart"/>
       <w:proofErr w:type="gramStart"/>
       <w:r>
         <w:rPr>
@@ -8619,6 +8984,7 @@
         </w:rPr>
         <w:t>center</w:t>
       </w:r>
+      <w:proofErr w:type="spellEnd"/>
       <w:proofErr w:type="gramEnd"/>
       <w:r>
         <w:rPr>
@@ -8699,6 +9065,7 @@
         </w:rPr>
         <w:t>&lt;/</w:t>
       </w:r>
+      <w:proofErr w:type="spellStart"/>
       <w:r>
         <w:rPr>
           <w:color w:val="3F7F7F"/>
@@ -8706,6 +9073,7 @@
         </w:rPr>
         <w:t>center</w:t>
       </w:r>
+      <w:proofErr w:type="spellEnd"/>
       <w:r>
         <w:rPr>
           <w:color w:val="008080"/>
@@ -8807,7 +9175,23 @@
           <w:sz w:val="28"/>
           <w:szCs w:val="28"/>
         </w:rPr>
-        <w:t xml:space="preserve"> folder inside webapp/WEB-INF</w:t>
+        <w:t xml:space="preserve"> folder inside </w:t>
+      </w:r>
+      <w:proofErr w:type="spellStart"/>
+      <w:r>
+        <w:rPr>
+          <w:sz w:val="28"/>
+          <w:szCs w:val="28"/>
+        </w:rPr>
+        <w:t>webapp</w:t>
+      </w:r>
+      <w:proofErr w:type="spellEnd"/>
+      <w:r>
+        <w:rPr>
+          <w:sz w:val="28"/>
+          <w:szCs w:val="28"/>
+        </w:rPr>
+        <w:t>/WEB-INF</w:t>
       </w:r>
     </w:p>
     <w:p>
@@ -8939,8 +9323,17 @@
           <w:sz w:val="32"/>
           <w:szCs w:val="32"/>
         </w:rPr>
-        <w:t>Give name Register, Select doPost</w:t>
-      </w:r>
+        <w:t xml:space="preserve">Give name Register, Select </w:t>
+      </w:r>
+      <w:proofErr w:type="spellStart"/>
+      <w:r>
+        <w:rPr>
+          <w:sz w:val="32"/>
+          <w:szCs w:val="32"/>
+        </w:rPr>
+        <w:t>doPost</w:t>
+      </w:r>
+      <w:proofErr w:type="spellEnd"/>
     </w:p>
     <w:p>
       <w:pPr>
@@ -8960,7 +9353,15 @@
       </w:r>
       <w:proofErr w:type="gramEnd"/>
       <w:r>
-        <w:t xml:space="preserve"> java.io.IOException;</w:t>
+        <w:t xml:space="preserve"> </w:t>
+      </w:r>
+      <w:proofErr w:type="spellStart"/>
+      <w:r>
+        <w:t>java.io.IOException</w:t>
+      </w:r>
+      <w:proofErr w:type="spellEnd"/>
+      <w:r>
+        <w:t>;</w:t>
       </w:r>
     </w:p>
     <w:p>
@@ -8973,7 +9374,15 @@
       </w:r>
       <w:proofErr w:type="gramEnd"/>
       <w:r>
-        <w:t xml:space="preserve"> javax.servlet.ServletException;</w:t>
+        <w:t xml:space="preserve"> </w:t>
+      </w:r>
+      <w:proofErr w:type="spellStart"/>
+      <w:r>
+        <w:t>javax.servlet.ServletException</w:t>
+      </w:r>
+      <w:proofErr w:type="spellEnd"/>
+      <w:r>
+        <w:t>;</w:t>
       </w:r>
     </w:p>
     <w:p>
@@ -8987,7 +9396,15 @@
       </w:r>
       <w:proofErr w:type="gramEnd"/>
       <w:r>
-        <w:t xml:space="preserve"> javax.servlet.http.HttpServlet;</w:t>
+        <w:t xml:space="preserve"> </w:t>
+      </w:r>
+      <w:proofErr w:type="spellStart"/>
+      <w:r>
+        <w:t>javax.servlet.http.HttpServlet</w:t>
+      </w:r>
+      <w:proofErr w:type="spellEnd"/>
+      <w:r>
+        <w:t>;</w:t>
       </w:r>
     </w:p>
     <w:p>
@@ -9000,7 +9417,15 @@
       </w:r>
       <w:proofErr w:type="gramEnd"/>
       <w:r>
-        <w:t xml:space="preserve"> javax.servlet.http.HttpServletRequest;</w:t>
+        <w:t xml:space="preserve"> </w:t>
+      </w:r>
+      <w:proofErr w:type="spellStart"/>
+      <w:r>
+        <w:t>javax.servlet.http.HttpServletRequest</w:t>
+      </w:r>
+      <w:proofErr w:type="spellEnd"/>
+      <w:r>
+        <w:t>;</w:t>
       </w:r>
     </w:p>
     <w:p>
@@ -9013,7 +9438,15 @@
       </w:r>
       <w:proofErr w:type="gramEnd"/>
       <w:r>
-        <w:t xml:space="preserve"> javax.servlet.http.HttpServletResponse;</w:t>
+        <w:t xml:space="preserve"> </w:t>
+      </w:r>
+      <w:proofErr w:type="spellStart"/>
+      <w:r>
+        <w:t>javax.servlet.http.HttpServletResponse</w:t>
+      </w:r>
+      <w:proofErr w:type="spellEnd"/>
+      <w:r>
+        <w:t>;</w:t>
       </w:r>
     </w:p>
     <w:p>
@@ -9031,7 +9464,15 @@
       </w:r>
       <w:proofErr w:type="gramEnd"/>
       <w:r>
-        <w:t xml:space="preserve"> Model.User;</w:t>
+        <w:t xml:space="preserve"> </w:t>
+      </w:r>
+      <w:proofErr w:type="spellStart"/>
+      <w:r>
+        <w:t>Model.User</w:t>
+      </w:r>
+      <w:proofErr w:type="spellEnd"/>
+      <w:r>
+        <w:t>;</w:t>
       </w:r>
     </w:p>
     <w:p>
@@ -9044,7 +9485,15 @@
       </w:r>
       <w:proofErr w:type="gramEnd"/>
       <w:r>
-        <w:t xml:space="preserve"> Repository.UserDAO;</w:t>
+        <w:t xml:space="preserve"> </w:t>
+      </w:r>
+      <w:proofErr w:type="spellStart"/>
+      <w:r>
+        <w:t>Repository.UserDAO</w:t>
+      </w:r>
+      <w:proofErr w:type="spellEnd"/>
+      <w:r>
+        <w:t>;</w:t>
       </w:r>
     </w:p>
     <w:p>
@@ -9057,7 +9506,15 @@
       </w:r>
       <w:proofErr w:type="gramEnd"/>
       <w:r>
-        <w:t xml:space="preserve"> class Register extends HttpServlet {</w:t>
+        <w:t xml:space="preserve"> class Register extends </w:t>
+      </w:r>
+      <w:proofErr w:type="spellStart"/>
+      <w:r>
+        <w:t>HttpServlet</w:t>
+      </w:r>
+      <w:proofErr w:type="spellEnd"/>
+      <w:r>
+        <w:t xml:space="preserve"> {</w:t>
       </w:r>
     </w:p>
     <w:p>
@@ -9089,7 +9546,47 @@
       </w:r>
       <w:proofErr w:type="gramEnd"/>
       <w:r>
-        <w:t xml:space="preserve"> void doPost(HttpServletRequest request, HttpServletResponse response) throws ServletException, IOException {</w:t>
+        <w:t xml:space="preserve"> void </w:t>
+      </w:r>
+      <w:proofErr w:type="spellStart"/>
+      <w:r>
+        <w:t>doPost</w:t>
+      </w:r>
+      <w:proofErr w:type="spellEnd"/>
+      <w:r>
+        <w:t>(</w:t>
+      </w:r>
+      <w:proofErr w:type="spellStart"/>
+      <w:r>
+        <w:t>HttpServletRequest</w:t>
+      </w:r>
+      <w:proofErr w:type="spellEnd"/>
+      <w:r>
+        <w:t xml:space="preserve"> request, </w:t>
+      </w:r>
+      <w:proofErr w:type="spellStart"/>
+      <w:r>
+        <w:t>HttpServletResponse</w:t>
+      </w:r>
+      <w:proofErr w:type="spellEnd"/>
+      <w:r>
+        <w:t xml:space="preserve"> response) throws </w:t>
+      </w:r>
+      <w:proofErr w:type="spellStart"/>
+      <w:r>
+        <w:t>ServletException</w:t>
+      </w:r>
+      <w:proofErr w:type="spellEnd"/>
+      <w:r>
+        <w:t xml:space="preserve">, </w:t>
+      </w:r>
+      <w:proofErr w:type="spellStart"/>
+      <w:r>
+        <w:t>IOException</w:t>
+      </w:r>
+      <w:proofErr w:type="spellEnd"/>
+      <w:r>
+        <w:t xml:space="preserve"> {</w:t>
       </w:r>
     </w:p>
     <w:p>
@@ -9122,13 +9619,31 @@
       <w:r>
         <w:tab/>
       </w:r>
+      <w:proofErr w:type="spellStart"/>
       <w:proofErr w:type="gramStart"/>
       <w:r>
-        <w:t>user.setFirstName(</w:t>
-      </w:r>
+        <w:t>user.setFirstName</w:t>
+      </w:r>
+      <w:proofErr w:type="spellEnd"/>
+      <w:r>
+        <w:t>(</w:t>
+      </w:r>
+      <w:proofErr w:type="spellStart"/>
       <w:proofErr w:type="gramEnd"/>
       <w:r>
-        <w:t>request.getParameter("firstName"));</w:t>
+        <w:t>request.getParameter</w:t>
+      </w:r>
+      <w:proofErr w:type="spellEnd"/>
+      <w:r>
+        <w:t>("</w:t>
+      </w:r>
+      <w:proofErr w:type="spellStart"/>
+      <w:r>
+        <w:t>firstName</w:t>
+      </w:r>
+      <w:proofErr w:type="spellEnd"/>
+      <w:r>
+        <w:t>"));</w:t>
       </w:r>
     </w:p>
     <w:p>
@@ -9141,13 +9656,31 @@
       <w:r>
         <w:tab/>
       </w:r>
+      <w:proofErr w:type="spellStart"/>
       <w:proofErr w:type="gramStart"/>
       <w:r>
-        <w:t>user.setLastName(</w:t>
-      </w:r>
+        <w:t>user.setLastName</w:t>
+      </w:r>
+      <w:proofErr w:type="spellEnd"/>
+      <w:r>
+        <w:t>(</w:t>
+      </w:r>
+      <w:proofErr w:type="spellStart"/>
       <w:proofErr w:type="gramEnd"/>
       <w:r>
-        <w:t>request.getParameter("lastName"));</w:t>
+        <w:t>request.getParameter</w:t>
+      </w:r>
+      <w:proofErr w:type="spellEnd"/>
+      <w:r>
+        <w:t>("</w:t>
+      </w:r>
+      <w:proofErr w:type="spellStart"/>
+      <w:r>
+        <w:t>lastName</w:t>
+      </w:r>
+      <w:proofErr w:type="spellEnd"/>
+      <w:r>
+        <w:t>"));</w:t>
       </w:r>
     </w:p>
     <w:p>
@@ -9160,13 +9693,23 @@
       <w:r>
         <w:tab/>
       </w:r>
+      <w:proofErr w:type="spellStart"/>
       <w:proofErr w:type="gramStart"/>
       <w:r>
-        <w:t>user.setUsername(</w:t>
-      </w:r>
+        <w:t>user.setUsername</w:t>
+      </w:r>
+      <w:proofErr w:type="spellEnd"/>
+      <w:r>
+        <w:t>(</w:t>
+      </w:r>
+      <w:proofErr w:type="spellStart"/>
       <w:proofErr w:type="gramEnd"/>
       <w:r>
-        <w:t>request.getParameter("username"));</w:t>
+        <w:t>request.getParameter</w:t>
+      </w:r>
+      <w:proofErr w:type="spellEnd"/>
+      <w:r>
+        <w:t>("username"));</w:t>
       </w:r>
     </w:p>
     <w:p>
@@ -9179,13 +9722,23 @@
       <w:r>
         <w:tab/>
       </w:r>
+      <w:proofErr w:type="spellStart"/>
       <w:proofErr w:type="gramStart"/>
       <w:r>
-        <w:t>user.setPassword(</w:t>
-      </w:r>
+        <w:t>user.setPassword</w:t>
+      </w:r>
+      <w:proofErr w:type="spellEnd"/>
+      <w:r>
+        <w:t>(</w:t>
+      </w:r>
+      <w:proofErr w:type="spellStart"/>
       <w:proofErr w:type="gramEnd"/>
       <w:r>
-        <w:t>request.getParameter("password"));</w:t>
+        <w:t>request.getParameter</w:t>
+      </w:r>
+      <w:proofErr w:type="spellEnd"/>
+      <w:r>
+        <w:t>("password"));</w:t>
       </w:r>
     </w:p>
     <w:p>
@@ -9197,11 +9750,31 @@
       </w:r>
       <w:r>
         <w:tab/>
-        <w:t xml:space="preserve">UserDAO dao=new </w:t>
-      </w:r>
+      </w:r>
+      <w:proofErr w:type="spellStart"/>
+      <w:r>
+        <w:t>UserDAO</w:t>
+      </w:r>
+      <w:proofErr w:type="spellEnd"/>
+      <w:r>
+        <w:t xml:space="preserve"> </w:t>
+      </w:r>
+      <w:proofErr w:type="spellStart"/>
+      <w:r>
+        <w:t>dao</w:t>
+      </w:r>
+      <w:proofErr w:type="spellEnd"/>
+      <w:r>
+        <w:t xml:space="preserve">=new </w:t>
+      </w:r>
+      <w:proofErr w:type="spellStart"/>
       <w:proofErr w:type="gramStart"/>
       <w:r>
-        <w:t>UserDAO(</w:t>
+        <w:t>UserDAO</w:t>
+      </w:r>
+      <w:proofErr w:type="spellEnd"/>
+      <w:r>
+        <w:t>(</w:t>
       </w:r>
       <w:proofErr w:type="gramEnd"/>
       <w:r>
@@ -9218,9 +9791,14 @@
       <w:r>
         <w:tab/>
       </w:r>
+      <w:proofErr w:type="spellStart"/>
       <w:proofErr w:type="gramStart"/>
       <w:r>
-        <w:t>dao.saveUser(</w:t>
+        <w:t>dao.saveUser</w:t>
+      </w:r>
+      <w:proofErr w:type="spellEnd"/>
+      <w:r>
+        <w:t>(</w:t>
       </w:r>
       <w:proofErr w:type="gramEnd"/>
       <w:r>
@@ -9237,13 +9815,34 @@
       <w:r>
         <w:tab/>
       </w:r>
+      <w:proofErr w:type="spellStart"/>
       <w:proofErr w:type="gramStart"/>
       <w:r>
-        <w:t>request.getDispatcher(</w:t>
+        <w:t>request.getDispatcher</w:t>
+      </w:r>
+      <w:proofErr w:type="spellEnd"/>
+      <w:r>
+        <w:t>(</w:t>
       </w:r>
       <w:proofErr w:type="gramEnd"/>
       <w:r>
-        <w:t>“succsess.jsp”).forward(request,response);</w:t>
+        <w:t>“</w:t>
+      </w:r>
+      <w:proofErr w:type="spellStart"/>
+      <w:r>
+        <w:t>succsess.jsp</w:t>
+      </w:r>
+      <w:proofErr w:type="spellEnd"/>
+      <w:r>
+        <w:t>”).forward(</w:t>
+      </w:r>
+      <w:proofErr w:type="spellStart"/>
+      <w:r>
+        <w:t>request,response</w:t>
+      </w:r>
+      <w:proofErr w:type="spellEnd"/>
+      <w:r>
+        <w:t>);</w:t>
       </w:r>
     </w:p>
     <w:p>
@@ -9308,23 +9907,41 @@
           <w:sz w:val="28"/>
           <w:szCs w:val="28"/>
         </w:rPr>
-        <w:t>Create two packages under src/main/java</w:t>
-      </w:r>
-    </w:p>
-    <w:p>
-      <w:pPr>
+        <w:t xml:space="preserve">Create two packages under </w:t>
+      </w:r>
+      <w:proofErr w:type="spellStart"/>
+      <w:r>
         <w:rPr>
           <w:b/>
           <w:sz w:val="28"/>
           <w:szCs w:val="28"/>
         </w:rPr>
-      </w:pPr>
+        <w:t>src</w:t>
+      </w:r>
+      <w:proofErr w:type="spellEnd"/>
       <w:r>
         <w:rPr>
           <w:b/>
           <w:sz w:val="28"/>
           <w:szCs w:val="28"/>
         </w:rPr>
+        <w:t>/main/java</w:t>
+      </w:r>
+    </w:p>
+    <w:p>
+      <w:pPr>
+        <w:rPr>
+          <w:b/>
+          <w:sz w:val="28"/>
+          <w:szCs w:val="28"/>
+        </w:rPr>
+      </w:pPr>
+      <w:r>
+        <w:rPr>
+          <w:b/>
+          <w:sz w:val="28"/>
+          <w:szCs w:val="28"/>
+        </w:rPr>
         <w:t xml:space="preserve"> Name them Model and Repository</w:t>
       </w:r>
     </w:p>
@@ -9342,7 +9959,25 @@
           <w:sz w:val="28"/>
           <w:szCs w:val="28"/>
         </w:rPr>
-        <w:t>All pojo must be created under Model package</w:t>
+        <w:t xml:space="preserve">All </w:t>
+      </w:r>
+      <w:proofErr w:type="spellStart"/>
+      <w:r>
+        <w:rPr>
+          <w:b/>
+          <w:sz w:val="28"/>
+          <w:szCs w:val="28"/>
+        </w:rPr>
+        <w:t>pojo</w:t>
+      </w:r>
+      <w:proofErr w:type="spellEnd"/>
+      <w:r>
+        <w:rPr>
+          <w:b/>
+          <w:sz w:val="28"/>
+          <w:szCs w:val="28"/>
+        </w:rPr>
+        <w:t xml:space="preserve"> must be created under Model package</w:t>
       </w:r>
     </w:p>
     <w:p>
@@ -9368,7 +10003,15 @@
       </w:r>
       <w:proofErr w:type="gramEnd"/>
       <w:r>
-        <w:t xml:space="preserve"> java.io.Serializable;</w:t>
+        <w:t xml:space="preserve"> </w:t>
+      </w:r>
+      <w:proofErr w:type="spellStart"/>
+      <w:r>
+        <w:t>java.io.Serializable</w:t>
+      </w:r>
+      <w:proofErr w:type="spellEnd"/>
+      <w:r>
+        <w:t>;</w:t>
       </w:r>
     </w:p>
     <w:p>
@@ -9386,7 +10029,15 @@
       </w:r>
       <w:proofErr w:type="gramEnd"/>
       <w:r>
-        <w:t xml:space="preserve"> javax.persistence.Column;</w:t>
+        <w:t xml:space="preserve"> </w:t>
+      </w:r>
+      <w:proofErr w:type="spellStart"/>
+      <w:r>
+        <w:t>javax.persistence.Column</w:t>
+      </w:r>
+      <w:proofErr w:type="spellEnd"/>
+      <w:r>
+        <w:t>;</w:t>
       </w:r>
     </w:p>
     <w:p>
@@ -9399,7 +10050,15 @@
       </w:r>
       <w:proofErr w:type="gramEnd"/>
       <w:r>
-        <w:t xml:space="preserve"> javax.persistence.Entity;</w:t>
+        <w:t xml:space="preserve"> </w:t>
+      </w:r>
+      <w:proofErr w:type="spellStart"/>
+      <w:r>
+        <w:t>javax.persistence.Entity</w:t>
+      </w:r>
+      <w:proofErr w:type="spellEnd"/>
+      <w:r>
+        <w:t>;</w:t>
       </w:r>
     </w:p>
     <w:p>
@@ -9412,7 +10071,15 @@
       </w:r>
       <w:proofErr w:type="gramEnd"/>
       <w:r>
-        <w:t xml:space="preserve"> javax.persistence.GeneratedValue;</w:t>
+        <w:t xml:space="preserve"> </w:t>
+      </w:r>
+      <w:proofErr w:type="spellStart"/>
+      <w:r>
+        <w:t>javax.persistence.GeneratedValue</w:t>
+      </w:r>
+      <w:proofErr w:type="spellEnd"/>
+      <w:r>
+        <w:t>;</w:t>
       </w:r>
     </w:p>
     <w:p>
@@ -9425,7 +10092,15 @@
       </w:r>
       <w:proofErr w:type="gramEnd"/>
       <w:r>
-        <w:t xml:space="preserve"> javax.persistence.GenerationType;</w:t>
+        <w:t xml:space="preserve"> </w:t>
+      </w:r>
+      <w:proofErr w:type="spellStart"/>
+      <w:r>
+        <w:t>javax.persistence.GenerationType</w:t>
+      </w:r>
+      <w:proofErr w:type="spellEnd"/>
+      <w:r>
+        <w:t>;</w:t>
       </w:r>
     </w:p>
     <w:p>
@@ -9438,7 +10113,15 @@
       </w:r>
       <w:proofErr w:type="gramEnd"/>
       <w:r>
-        <w:t xml:space="preserve"> javax.persistence.Id;</w:t>
+        <w:t xml:space="preserve"> </w:t>
+      </w:r>
+      <w:proofErr w:type="spellStart"/>
+      <w:r>
+        <w:t>javax.persistence.Id</w:t>
+      </w:r>
+      <w:proofErr w:type="spellEnd"/>
+      <w:r>
+        <w:t>;</w:t>
       </w:r>
     </w:p>
     <w:p>
@@ -9492,11 +10175,27 @@
       </w:r>
       <w:proofErr w:type="gramStart"/>
       <w:r>
-        <w:t>@GeneratedValue(</w:t>
+        <w:t>@</w:t>
+      </w:r>
+      <w:proofErr w:type="spellStart"/>
+      <w:r>
+        <w:t>GeneratedValue</w:t>
+      </w:r>
+      <w:proofErr w:type="spellEnd"/>
+      <w:r>
+        <w:t>(</w:t>
       </w:r>
       <w:proofErr w:type="gramEnd"/>
       <w:r>
-        <w:t>strategy = GenerationType.AUTO)</w:t>
+        <w:t xml:space="preserve">strategy = </w:t>
+      </w:r>
+      <w:proofErr w:type="spellStart"/>
+      <w:r>
+        <w:t>GenerationType.AUTO</w:t>
+      </w:r>
+      <w:proofErr w:type="spellEnd"/>
+      <w:r>
+        <w:t>)</w:t>
       </w:r>
     </w:p>
     <w:p>
@@ -9512,7 +10211,15 @@
       </w:r>
       <w:proofErr w:type="gramEnd"/>
       <w:r>
-        <w:t xml:space="preserve"> int id;</w:t>
+        <w:t xml:space="preserve"> </w:t>
+      </w:r>
+      <w:proofErr w:type="spellStart"/>
+      <w:r>
+        <w:t>int</w:t>
+      </w:r>
+      <w:proofErr w:type="spellEnd"/>
+      <w:r>
+        <w:t xml:space="preserve"> id;</w:t>
       </w:r>
     </w:p>
     <w:p>
@@ -9541,7 +10248,15 @@
       </w:r>
       <w:proofErr w:type="gramEnd"/>
       <w:r>
-        <w:t xml:space="preserve"> String firstName;</w:t>
+        <w:t xml:space="preserve"> String </w:t>
+      </w:r>
+      <w:proofErr w:type="spellStart"/>
+      <w:r>
+        <w:t>firstName</w:t>
+      </w:r>
+      <w:proofErr w:type="spellEnd"/>
+      <w:r>
+        <w:t>;</w:t>
       </w:r>
     </w:p>
     <w:p>
@@ -9570,7 +10285,15 @@
       </w:r>
       <w:proofErr w:type="gramEnd"/>
       <w:r>
-        <w:t xml:space="preserve"> String lastName;</w:t>
+        <w:t xml:space="preserve"> String </w:t>
+      </w:r>
+      <w:proofErr w:type="spellStart"/>
+      <w:r>
+        <w:t>lastName</w:t>
+      </w:r>
+      <w:proofErr w:type="spellEnd"/>
+      <w:r>
+        <w:t>;</w:t>
       </w:r>
     </w:p>
     <w:p>
@@ -9649,7 +10372,15 @@
       </w:r>
       <w:proofErr w:type="gramEnd"/>
       <w:r>
-        <w:t xml:space="preserve"> String getFirstName() {</w:t>
+        <w:t xml:space="preserve"> String </w:t>
+      </w:r>
+      <w:proofErr w:type="spellStart"/>
+      <w:r>
+        <w:t>getFirstName</w:t>
+      </w:r>
+      <w:proofErr w:type="spellEnd"/>
+      <w:r>
+        <w:t>() {</w:t>
       </w:r>
     </w:p>
     <w:p>
@@ -9665,7 +10396,15 @@
       </w:r>
       <w:proofErr w:type="gramEnd"/>
       <w:r>
-        <w:t xml:space="preserve"> firstName;</w:t>
+        <w:t xml:space="preserve"> </w:t>
+      </w:r>
+      <w:proofErr w:type="spellStart"/>
+      <w:r>
+        <w:t>firstName</w:t>
+      </w:r>
+      <w:proofErr w:type="spellEnd"/>
+      <w:r>
+        <w:t>;</w:t>
       </w:r>
     </w:p>
     <w:p>
@@ -9689,15 +10428,47 @@
       </w:r>
       <w:proofErr w:type="gramEnd"/>
       <w:r>
-        <w:t xml:space="preserve"> void setFirstName(String firstName) {</w:t>
-      </w:r>
-    </w:p>
-    <w:p>
-      <w:pPr>
-        <w:pStyle w:val="NoSpacing"/>
-      </w:pPr>
-      <w:r>
-        <w:t xml:space="preserve">        this.firstName = firstName;</w:t>
+        <w:t xml:space="preserve"> void </w:t>
+      </w:r>
+      <w:proofErr w:type="spellStart"/>
+      <w:r>
+        <w:t>setFirstName</w:t>
+      </w:r>
+      <w:proofErr w:type="spellEnd"/>
+      <w:r>
+        <w:t xml:space="preserve">(String </w:t>
+      </w:r>
+      <w:proofErr w:type="spellStart"/>
+      <w:r>
+        <w:t>firstName</w:t>
+      </w:r>
+      <w:proofErr w:type="spellEnd"/>
+      <w:r>
+        <w:t>) {</w:t>
+      </w:r>
+    </w:p>
+    <w:p>
+      <w:pPr>
+        <w:pStyle w:val="NoSpacing"/>
+      </w:pPr>
+      <w:r>
+        <w:t xml:space="preserve">        </w:t>
+      </w:r>
+      <w:proofErr w:type="spellStart"/>
+      <w:r>
+        <w:t>this.firstName</w:t>
+      </w:r>
+      <w:proofErr w:type="spellEnd"/>
+      <w:r>
+        <w:t xml:space="preserve"> = </w:t>
+      </w:r>
+      <w:proofErr w:type="spellStart"/>
+      <w:r>
+        <w:t>firstName</w:t>
+      </w:r>
+      <w:proofErr w:type="spellEnd"/>
+      <w:r>
+        <w:t>;</w:t>
       </w:r>
     </w:p>
     <w:p>
@@ -9721,7 +10492,15 @@
       </w:r>
       <w:proofErr w:type="gramEnd"/>
       <w:r>
-        <w:t xml:space="preserve"> String getLastName() {</w:t>
+        <w:t xml:space="preserve"> String </w:t>
+      </w:r>
+      <w:proofErr w:type="spellStart"/>
+      <w:r>
+        <w:t>getLastName</w:t>
+      </w:r>
+      <w:proofErr w:type="spellEnd"/>
+      <w:r>
+        <w:t>() {</w:t>
       </w:r>
     </w:p>
     <w:p>
@@ -9737,7 +10516,15 @@
       </w:r>
       <w:proofErr w:type="gramEnd"/>
       <w:r>
-        <w:t xml:space="preserve"> lastName;</w:t>
+        <w:t xml:space="preserve"> </w:t>
+      </w:r>
+      <w:proofErr w:type="spellStart"/>
+      <w:r>
+        <w:t>lastName</w:t>
+      </w:r>
+      <w:proofErr w:type="spellEnd"/>
+      <w:r>
+        <w:t>;</w:t>
       </w:r>
     </w:p>
     <w:p>
@@ -9761,15 +10548,47 @@
       </w:r>
       <w:proofErr w:type="gramEnd"/>
       <w:r>
-        <w:t xml:space="preserve"> void setLastName(String lastName) {</w:t>
-      </w:r>
-    </w:p>
-    <w:p>
-      <w:pPr>
-        <w:pStyle w:val="NoSpacing"/>
-      </w:pPr>
-      <w:r>
-        <w:t xml:space="preserve">        this.lastName = lastName;</w:t>
+        <w:t xml:space="preserve"> void </w:t>
+      </w:r>
+      <w:proofErr w:type="spellStart"/>
+      <w:r>
+        <w:t>setLastName</w:t>
+      </w:r>
+      <w:proofErr w:type="spellEnd"/>
+      <w:r>
+        <w:t xml:space="preserve">(String </w:t>
+      </w:r>
+      <w:proofErr w:type="spellStart"/>
+      <w:r>
+        <w:t>lastName</w:t>
+      </w:r>
+      <w:proofErr w:type="spellEnd"/>
+      <w:r>
+        <w:t>) {</w:t>
+      </w:r>
+    </w:p>
+    <w:p>
+      <w:pPr>
+        <w:pStyle w:val="NoSpacing"/>
+      </w:pPr>
+      <w:r>
+        <w:t xml:space="preserve">        </w:t>
+      </w:r>
+      <w:proofErr w:type="spellStart"/>
+      <w:r>
+        <w:t>this.lastName</w:t>
+      </w:r>
+      <w:proofErr w:type="spellEnd"/>
+      <w:r>
+        <w:t xml:space="preserve"> = </w:t>
+      </w:r>
+      <w:proofErr w:type="spellStart"/>
+      <w:r>
+        <w:t>lastName</w:t>
+      </w:r>
+      <w:proofErr w:type="spellEnd"/>
+      <w:r>
+        <w:t>;</w:t>
       </w:r>
     </w:p>
     <w:p>
@@ -9793,7 +10612,15 @@
       </w:r>
       <w:proofErr w:type="gramEnd"/>
       <w:r>
-        <w:t xml:space="preserve"> String getUsername() {</w:t>
+        <w:t xml:space="preserve"> String </w:t>
+      </w:r>
+      <w:proofErr w:type="spellStart"/>
+      <w:r>
+        <w:t>getUsername</w:t>
+      </w:r>
+      <w:proofErr w:type="spellEnd"/>
+      <w:r>
+        <w:t>() {</w:t>
       </w:r>
     </w:p>
     <w:p>
@@ -9833,15 +10660,31 @@
       </w:r>
       <w:proofErr w:type="gramEnd"/>
       <w:r>
-        <w:t xml:space="preserve"> void setUsername(String username) {</w:t>
-      </w:r>
-    </w:p>
-    <w:p>
-      <w:pPr>
-        <w:pStyle w:val="NoSpacing"/>
-      </w:pPr>
-      <w:r>
-        <w:t xml:space="preserve">        this.username = username;</w:t>
+        <w:t xml:space="preserve"> void </w:t>
+      </w:r>
+      <w:proofErr w:type="spellStart"/>
+      <w:r>
+        <w:t>setUsername</w:t>
+      </w:r>
+      <w:proofErr w:type="spellEnd"/>
+      <w:r>
+        <w:t>(String username) {</w:t>
+      </w:r>
+    </w:p>
+    <w:p>
+      <w:pPr>
+        <w:pStyle w:val="NoSpacing"/>
+      </w:pPr>
+      <w:r>
+        <w:t xml:space="preserve">        </w:t>
+      </w:r>
+      <w:proofErr w:type="spellStart"/>
+      <w:r>
+        <w:t>this.username</w:t>
+      </w:r>
+      <w:proofErr w:type="spellEnd"/>
+      <w:r>
+        <w:t xml:space="preserve"> = username;</w:t>
       </w:r>
     </w:p>
     <w:p>
@@ -9865,7 +10708,15 @@
       </w:r>
       <w:proofErr w:type="gramEnd"/>
       <w:r>
-        <w:t xml:space="preserve"> String getPassword() {</w:t>
+        <w:t xml:space="preserve"> String </w:t>
+      </w:r>
+      <w:proofErr w:type="spellStart"/>
+      <w:r>
+        <w:t>getPassword</w:t>
+      </w:r>
+      <w:proofErr w:type="spellEnd"/>
+      <w:r>
+        <w:t>() {</w:t>
       </w:r>
     </w:p>
     <w:p>
@@ -9905,15 +10756,31 @@
       </w:r>
       <w:proofErr w:type="gramEnd"/>
       <w:r>
-        <w:t xml:space="preserve"> void setPassword(String password) {</w:t>
-      </w:r>
-    </w:p>
-    <w:p>
-      <w:pPr>
-        <w:pStyle w:val="NoSpacing"/>
-      </w:pPr>
-      <w:r>
-        <w:t xml:space="preserve">        this.password = password;</w:t>
+        <w:t xml:space="preserve"> void </w:t>
+      </w:r>
+      <w:proofErr w:type="spellStart"/>
+      <w:r>
+        <w:t>setPassword</w:t>
+      </w:r>
+      <w:proofErr w:type="spellEnd"/>
+      <w:r>
+        <w:t>(String password) {</w:t>
+      </w:r>
+    </w:p>
+    <w:p>
+      <w:pPr>
+        <w:pStyle w:val="NoSpacing"/>
+      </w:pPr>
+      <w:r>
+        <w:t xml:space="preserve">        </w:t>
+      </w:r>
+      <w:proofErr w:type="spellStart"/>
+      <w:r>
+        <w:t>this.password</w:t>
+      </w:r>
+      <w:proofErr w:type="spellEnd"/>
+      <w:r>
+        <w:t xml:space="preserve"> = password;</w:t>
       </w:r>
     </w:p>
     <w:p>
@@ -9937,7 +10804,31 @@
       </w:r>
       <w:proofErr w:type="gramEnd"/>
       <w:r>
-        <w:t xml:space="preserve"> User(int id, String firstName, String lastName, String username, String password) {</w:t>
+        <w:t xml:space="preserve"> User(</w:t>
+      </w:r>
+      <w:proofErr w:type="spellStart"/>
+      <w:r>
+        <w:t>int</w:t>
+      </w:r>
+      <w:proofErr w:type="spellEnd"/>
+      <w:r>
+        <w:t xml:space="preserve"> id, String </w:t>
+      </w:r>
+      <w:proofErr w:type="spellStart"/>
+      <w:r>
+        <w:t>firstName</w:t>
+      </w:r>
+      <w:proofErr w:type="spellEnd"/>
+      <w:r>
+        <w:t xml:space="preserve">, String </w:t>
+      </w:r>
+      <w:proofErr w:type="spellStart"/>
+      <w:r>
+        <w:t>lastName</w:t>
+      </w:r>
+      <w:proofErr w:type="spellEnd"/>
+      <w:r>
+        <w:t>, String username, String password) {</w:t>
       </w:r>
     </w:p>
     <w:p>
@@ -9980,7 +10871,22 @@
       </w:r>
       <w:r>
         <w:tab/>
-        <w:t>this.firstName = firstName;</w:t>
+      </w:r>
+      <w:proofErr w:type="spellStart"/>
+      <w:r>
+        <w:t>this.firstName</w:t>
+      </w:r>
+      <w:proofErr w:type="spellEnd"/>
+      <w:r>
+        <w:t xml:space="preserve"> = </w:t>
+      </w:r>
+      <w:proofErr w:type="spellStart"/>
+      <w:r>
+        <w:t>firstName</w:t>
+      </w:r>
+      <w:proofErr w:type="spellEnd"/>
+      <w:r>
+        <w:t>;</w:t>
       </w:r>
     </w:p>
     <w:p>
@@ -9992,7 +10898,22 @@
       </w:r>
       <w:r>
         <w:tab/>
-        <w:t>this.lastName = lastName;</w:t>
+      </w:r>
+      <w:proofErr w:type="spellStart"/>
+      <w:r>
+        <w:t>this.lastName</w:t>
+      </w:r>
+      <w:proofErr w:type="spellEnd"/>
+      <w:r>
+        <w:t xml:space="preserve"> = </w:t>
+      </w:r>
+      <w:proofErr w:type="spellStart"/>
+      <w:r>
+        <w:t>lastName</w:t>
+      </w:r>
+      <w:proofErr w:type="spellEnd"/>
+      <w:r>
+        <w:t>;</w:t>
       </w:r>
     </w:p>
     <w:p>
@@ -10004,7 +10925,14 @@
       </w:r>
       <w:r>
         <w:tab/>
-        <w:t>this.username = username;</w:t>
+      </w:r>
+      <w:proofErr w:type="spellStart"/>
+      <w:r>
+        <w:t>this.username</w:t>
+      </w:r>
+      <w:proofErr w:type="spellEnd"/>
+      <w:r>
+        <w:t xml:space="preserve"> = username;</w:t>
       </w:r>
     </w:p>
     <w:p>
@@ -10016,7 +10944,14 @@
       </w:r>
       <w:r>
         <w:tab/>
-        <w:t>this.password = password;</w:t>
+      </w:r>
+      <w:proofErr w:type="spellStart"/>
+      <w:r>
+        <w:t>this.password</w:t>
+      </w:r>
+      <w:proofErr w:type="spellEnd"/>
+      <w:r>
+        <w:t xml:space="preserve"> = password;</w:t>
       </w:r>
     </w:p>
     <w:p>
@@ -10133,7 +11068,15 @@
       </w:r>
       <w:proofErr w:type="gramEnd"/>
       <w:r>
-        <w:t xml:space="preserve"> java.util.List;</w:t>
+        <w:t xml:space="preserve"> </w:t>
+      </w:r>
+      <w:proofErr w:type="spellStart"/>
+      <w:r>
+        <w:t>java.util.List</w:t>
+      </w:r>
+      <w:proofErr w:type="spellEnd"/>
+      <w:r>
+        <w:t>;</w:t>
       </w:r>
     </w:p>
     <w:p>
@@ -10151,7 +11094,15 @@
       </w:r>
       <w:proofErr w:type="gramEnd"/>
       <w:r>
-        <w:t xml:space="preserve"> org.hibernate.Session;</w:t>
+        <w:t xml:space="preserve"> </w:t>
+      </w:r>
+      <w:proofErr w:type="spellStart"/>
+      <w:r>
+        <w:t>org.hibernate.Session</w:t>
+      </w:r>
+      <w:proofErr w:type="spellEnd"/>
+      <w:r>
+        <w:t>;</w:t>
       </w:r>
     </w:p>
     <w:p>
@@ -10164,7 +11115,15 @@
       </w:r>
       <w:proofErr w:type="gramEnd"/>
       <w:r>
-        <w:t xml:space="preserve"> org.hibernate.SessionFactory;</w:t>
+        <w:t xml:space="preserve"> </w:t>
+      </w:r>
+      <w:proofErr w:type="spellStart"/>
+      <w:r>
+        <w:t>org.hibernate.SessionFactory</w:t>
+      </w:r>
+      <w:proofErr w:type="spellEnd"/>
+      <w:r>
+        <w:t>;</w:t>
       </w:r>
     </w:p>
     <w:p>
@@ -10178,7 +11137,15 @@
       </w:r>
       <w:proofErr w:type="gramEnd"/>
       <w:r>
-        <w:t xml:space="preserve"> org.hibernate.Transaction;</w:t>
+        <w:t xml:space="preserve"> </w:t>
+      </w:r>
+      <w:proofErr w:type="spellStart"/>
+      <w:r>
+        <w:t>org.hibernate.Transaction</w:t>
+      </w:r>
+      <w:proofErr w:type="spellEnd"/>
+      <w:r>
+        <w:t>;</w:t>
       </w:r>
     </w:p>
     <w:p>
@@ -10191,7 +11158,15 @@
       </w:r>
       <w:proofErr w:type="gramEnd"/>
       <w:r>
-        <w:t xml:space="preserve"> org.hibernate.cfg.Configuration;</w:t>
+        <w:t xml:space="preserve"> </w:t>
+      </w:r>
+      <w:proofErr w:type="spellStart"/>
+      <w:r>
+        <w:t>org.hibernate.cfg.Configuration</w:t>
+      </w:r>
+      <w:proofErr w:type="spellEnd"/>
+      <w:r>
+        <w:t>;</w:t>
       </w:r>
     </w:p>
     <w:p>
@@ -10209,7 +11184,15 @@
       </w:r>
       <w:proofErr w:type="gramEnd"/>
       <w:r>
-        <w:t xml:space="preserve"> Model.User;</w:t>
+        <w:t xml:space="preserve"> </w:t>
+      </w:r>
+      <w:proofErr w:type="spellStart"/>
+      <w:r>
+        <w:t>Model.User</w:t>
+      </w:r>
+      <w:proofErr w:type="spellEnd"/>
+      <w:r>
+        <w:t>;</w:t>
       </w:r>
     </w:p>
     <w:p>
@@ -10227,7 +11210,15 @@
       </w:r>
       <w:proofErr w:type="gramEnd"/>
       <w:r>
-        <w:t xml:space="preserve"> class UserDAO {</w:t>
+        <w:t xml:space="preserve"> class </w:t>
+      </w:r>
+      <w:proofErr w:type="spellStart"/>
+      <w:r>
+        <w:t>UserDAO</w:t>
+      </w:r>
+      <w:proofErr w:type="spellEnd"/>
+      <w:r>
+        <w:t xml:space="preserve"> {</w:t>
       </w:r>
     </w:p>
     <w:p>
@@ -10245,7 +11236,22 @@
       </w:pPr>
       <w:r>
         <w:tab/>
-        <w:t>SessionFactory sessionFactory=null;</w:t>
+      </w:r>
+      <w:proofErr w:type="spellStart"/>
+      <w:r>
+        <w:t>SessionFactory</w:t>
+      </w:r>
+      <w:proofErr w:type="spellEnd"/>
+      <w:r>
+        <w:t xml:space="preserve"> </w:t>
+      </w:r>
+      <w:proofErr w:type="spellStart"/>
+      <w:r>
+        <w:t>sessionFactory</w:t>
+      </w:r>
+      <w:proofErr w:type="spellEnd"/>
+      <w:r>
+        <w:t>=null;</w:t>
       </w:r>
     </w:p>
     <w:p>
@@ -10270,7 +11276,15 @@
       </w:r>
       <w:proofErr w:type="gramEnd"/>
       <w:r>
-        <w:t xml:space="preserve"> UserDAO() {</w:t>
+        <w:t xml:space="preserve"> </w:t>
+      </w:r>
+      <w:proofErr w:type="spellStart"/>
+      <w:r>
+        <w:t>UserDAO</w:t>
+      </w:r>
+      <w:proofErr w:type="spellEnd"/>
+      <w:r>
+        <w:t>() {</w:t>
       </w:r>
     </w:p>
     <w:p>
@@ -10307,7 +11321,23 @@
       </w:r>
       <w:proofErr w:type="gramEnd"/>
       <w:r>
-        <w:t>new Configuration().configure().addAnnotatedClass(User.class);</w:t>
+        <w:t>new Configuration().configure().</w:t>
+      </w:r>
+      <w:proofErr w:type="spellStart"/>
+      <w:r>
+        <w:t>addAnnotatedClass</w:t>
+      </w:r>
+      <w:proofErr w:type="spellEnd"/>
+      <w:r>
+        <w:t>(</w:t>
+      </w:r>
+      <w:proofErr w:type="spellStart"/>
+      <w:r>
+        <w:t>User.class</w:t>
+      </w:r>
+      <w:proofErr w:type="spellEnd"/>
+      <w:r>
+        <w:t>);</w:t>
       </w:r>
     </w:p>
     <w:p>
@@ -10335,13 +11365,23 @@
         <w:tab/>
         <w:t xml:space="preserve">     </w:t>
       </w:r>
+      <w:proofErr w:type="spellStart"/>
       <w:proofErr w:type="gramStart"/>
       <w:r>
-        <w:t>sessionFactory=</w:t>
-      </w:r>
+        <w:t>sessionFactory</w:t>
+      </w:r>
+      <w:proofErr w:type="spellEnd"/>
+      <w:r>
+        <w:t>=</w:t>
+      </w:r>
+      <w:proofErr w:type="spellStart"/>
       <w:proofErr w:type="gramEnd"/>
       <w:r>
-        <w:t>configuration.buildSessionFactory();</w:t>
+        <w:t>configuration.buildSessionFactory</w:t>
+      </w:r>
+      <w:proofErr w:type="spellEnd"/>
+      <w:r>
+        <w:t>();</w:t>
       </w:r>
     </w:p>
     <w:p>
@@ -10365,9 +11405,14 @@
       <w:r>
         <w:t>session=</w:t>
       </w:r>
+      <w:proofErr w:type="spellStart"/>
       <w:proofErr w:type="gramEnd"/>
       <w:r>
-        <w:t>sessionFactory.openSession();</w:t>
+        <w:t>sessionFactory.openSession</w:t>
+      </w:r>
+      <w:proofErr w:type="spellEnd"/>
+      <w:r>
+        <w:t>();</w:t>
       </w:r>
     </w:p>
     <w:p>
@@ -10392,7 +11437,15 @@
       </w:r>
       <w:proofErr w:type="gramEnd"/>
       <w:r>
-        <w:t xml:space="preserve"> void saveUser(User user) {</w:t>
+        <w:t xml:space="preserve"> void </w:t>
+      </w:r>
+      <w:proofErr w:type="spellStart"/>
+      <w:r>
+        <w:t>saveUser</w:t>
+      </w:r>
+      <w:proofErr w:type="spellEnd"/>
+      <w:r>
+        <w:t>(User user) {</w:t>
       </w:r>
     </w:p>
     <w:p>
@@ -10414,9 +11467,14 @@
       <w:r>
         <w:t xml:space="preserve">    Transaction transaction=</w:t>
       </w:r>
+      <w:proofErr w:type="spellStart"/>
       <w:proofErr w:type="gramStart"/>
       <w:r>
-        <w:t>session.beginTransaction(</w:t>
+        <w:t>session.beginTransaction</w:t>
+      </w:r>
+      <w:proofErr w:type="spellEnd"/>
+      <w:r>
+        <w:t>(</w:t>
       </w:r>
       <w:proofErr w:type="gramEnd"/>
       <w:r>
@@ -10438,9 +11496,14 @@
       <w:r>
         <w:t xml:space="preserve">    </w:t>
       </w:r>
+      <w:proofErr w:type="spellStart"/>
       <w:proofErr w:type="gramStart"/>
       <w:r>
-        <w:t>session.save(</w:t>
+        <w:t>session.save</w:t>
+      </w:r>
+      <w:proofErr w:type="spellEnd"/>
+      <w:r>
+        <w:t>(</w:t>
       </w:r>
       <w:proofErr w:type="gramEnd"/>
       <w:r>
@@ -10454,9 +11517,14 @@
       <w:r>
         <w:t xml:space="preserve">    </w:t>
       </w:r>
+      <w:proofErr w:type="spellStart"/>
       <w:proofErr w:type="gramStart"/>
       <w:r>
-        <w:t>System.out.println(</w:t>
+        <w:t>System.out.println</w:t>
+      </w:r>
+      <w:proofErr w:type="spellEnd"/>
+      <w:r>
+        <w:t>(</w:t>
       </w:r>
       <w:proofErr w:type="gramEnd"/>
       <w:r>
@@ -10478,9 +11546,14 @@
       <w:r>
         <w:t xml:space="preserve">    </w:t>
       </w:r>
+      <w:proofErr w:type="spellStart"/>
       <w:proofErr w:type="gramStart"/>
       <w:r>
-        <w:t>transaction.commit(</w:t>
+        <w:t>transaction.commit</w:t>
+      </w:r>
+      <w:proofErr w:type="spellEnd"/>
+      <w:r>
+        <w:t>(</w:t>
       </w:r>
       <w:proofErr w:type="gramEnd"/>
       <w:r>
@@ -10494,9 +11567,14 @@
       <w:r>
         <w:t xml:space="preserve">    </w:t>
       </w:r>
+      <w:proofErr w:type="spellStart"/>
       <w:proofErr w:type="gramStart"/>
       <w:r>
-        <w:t>session.close(</w:t>
+        <w:t>session.close</w:t>
+      </w:r>
+      <w:proofErr w:type="spellEnd"/>
+      <w:r>
+        <w:t>(</w:t>
       </w:r>
       <w:proofErr w:type="gramEnd"/>
       <w:r>
@@ -10510,9 +11588,14 @@
       <w:r>
         <w:t xml:space="preserve">    </w:t>
       </w:r>
+      <w:proofErr w:type="spellStart"/>
       <w:proofErr w:type="gramStart"/>
       <w:r>
-        <w:t>sessionFactory.close(</w:t>
+        <w:t>sessionFactory.close</w:t>
+      </w:r>
+      <w:proofErr w:type="spellEnd"/>
+      <w:r>
+        <w:t>(</w:t>
       </w:r>
       <w:proofErr w:type="gramEnd"/>
       <w:r>
@@ -10585,7 +11668,47 @@
           <w:sz w:val="28"/>
           <w:szCs w:val="28"/>
         </w:rPr>
-        <w:t xml:space="preserve">Hibernate.cfg.xml must be created under src/main/java by rightclick-&gt; file </w:t>
+        <w:t xml:space="preserve">Hibernate.cfg.xml must be created under </w:t>
+      </w:r>
+      <w:proofErr w:type="spellStart"/>
+      <w:r>
+        <w:rPr>
+          <w:rFonts w:ascii="Consolas" w:hAnsi="Consolas"/>
+          <w:color w:val="008080"/>
+          <w:sz w:val="28"/>
+          <w:szCs w:val="28"/>
+        </w:rPr>
+        <w:t>src</w:t>
+      </w:r>
+      <w:proofErr w:type="spellEnd"/>
+      <w:r>
+        <w:rPr>
+          <w:rFonts w:ascii="Consolas" w:hAnsi="Consolas"/>
+          <w:color w:val="008080"/>
+          <w:sz w:val="28"/>
+          <w:szCs w:val="28"/>
+        </w:rPr>
+        <w:t xml:space="preserve">/main/java by </w:t>
+      </w:r>
+      <w:proofErr w:type="spellStart"/>
+      <w:r>
+        <w:rPr>
+          <w:rFonts w:ascii="Consolas" w:hAnsi="Consolas"/>
+          <w:color w:val="008080"/>
+          <w:sz w:val="28"/>
+          <w:szCs w:val="28"/>
+        </w:rPr>
+        <w:t>rightclick</w:t>
+      </w:r>
+      <w:proofErr w:type="spellEnd"/>
+      <w:r>
+        <w:rPr>
+          <w:rFonts w:ascii="Consolas" w:hAnsi="Consolas"/>
+          <w:color w:val="008080"/>
+          <w:sz w:val="28"/>
+          <w:szCs w:val="28"/>
+        </w:rPr>
+        <w:t xml:space="preserve">-&gt; file </w:t>
       </w:r>
     </w:p>
     <w:p>
@@ -11007,7 +12130,6 @@
           <w:sz w:val="28"/>
           <w:szCs w:val="28"/>
         </w:rPr>
-        <w:lastRenderedPageBreak/>
         <w:t>&lt;</w:t>
       </w:r>
       <w:r>
@@ -11055,7 +12177,31 @@
           <w:sz w:val="28"/>
           <w:szCs w:val="28"/>
         </w:rPr>
-        <w:t>"hibernate.connection.driver_class"</w:t>
+        <w:t>"</w:t>
+      </w:r>
+      <w:proofErr w:type="spellStart"/>
+      <w:r>
+        <w:rPr>
+          <w:rFonts w:ascii="Consolas" w:hAnsi="Consolas"/>
+          <w:i/>
+          <w:iCs/>
+          <w:color w:val="2A00FF"/>
+          <w:sz w:val="28"/>
+          <w:szCs w:val="28"/>
+        </w:rPr>
+        <w:t>hibernate.connection.driver_class</w:t>
+      </w:r>
+      <w:proofErr w:type="spellEnd"/>
+      <w:r>
+        <w:rPr>
+          <w:rFonts w:ascii="Consolas" w:hAnsi="Consolas"/>
+          <w:i/>
+          <w:iCs/>
+          <w:color w:val="2A00FF"/>
+          <w:sz w:val="28"/>
+          <w:szCs w:val="28"/>
+        </w:rPr>
+        <w:t>"</w:t>
       </w:r>
       <w:r>
         <w:rPr>
@@ -11079,6 +12225,7 @@
           <w:szCs w:val="28"/>
         </w:rPr>
       </w:pPr>
+      <w:proofErr w:type="spellStart"/>
       <w:r>
         <w:rPr>
           <w:rFonts w:ascii="Consolas" w:hAnsi="Consolas"/>
@@ -11088,6 +12235,7 @@
         </w:rPr>
         <w:t>com.mysql.jdbc.Driver</w:t>
       </w:r>
+      <w:proofErr w:type="spellEnd"/>
       <w:r>
         <w:rPr>
           <w:rFonts w:ascii="Consolas" w:hAnsi="Consolas"/>
@@ -11135,6 +12283,7 @@
           <w:sz w:val="28"/>
           <w:szCs w:val="28"/>
         </w:rPr>
+        <w:lastRenderedPageBreak/>
         <w:t>&lt;</w:t>
       </w:r>
       <w:r>
@@ -11206,6 +12355,7 @@
           <w:szCs w:val="28"/>
         </w:rPr>
       </w:pPr>
+      <w:proofErr w:type="spellStart"/>
       <w:proofErr w:type="gramStart"/>
       <w:r>
         <w:rPr>
@@ -11237,6 +12387,7 @@
         </w:rPr>
         <w:t>mysql</w:t>
       </w:r>
+      <w:proofErr w:type="spellEnd"/>
       <w:r>
         <w:rPr>
           <w:rFonts w:ascii="Consolas" w:hAnsi="Consolas"/>
@@ -11361,7 +12512,31 @@
           <w:sz w:val="28"/>
           <w:szCs w:val="28"/>
         </w:rPr>
-        <w:t>"hibernate.connection.username"</w:t>
+        <w:t>"</w:t>
+      </w:r>
+      <w:proofErr w:type="spellStart"/>
+      <w:r>
+        <w:rPr>
+          <w:rFonts w:ascii="Consolas" w:hAnsi="Consolas"/>
+          <w:i/>
+          <w:iCs/>
+          <w:color w:val="2A00FF"/>
+          <w:sz w:val="28"/>
+          <w:szCs w:val="28"/>
+        </w:rPr>
+        <w:t>hibernate.connection.username</w:t>
+      </w:r>
+      <w:proofErr w:type="spellEnd"/>
+      <w:r>
+        <w:rPr>
+          <w:rFonts w:ascii="Consolas" w:hAnsi="Consolas"/>
+          <w:i/>
+          <w:iCs/>
+          <w:color w:val="2A00FF"/>
+          <w:sz w:val="28"/>
+          <w:szCs w:val="28"/>
+        </w:rPr>
+        <w:t>"</w:t>
       </w:r>
       <w:r>
         <w:rPr>
@@ -11477,7 +12652,31 @@
           <w:sz w:val="28"/>
           <w:szCs w:val="28"/>
         </w:rPr>
-        <w:t>"hibernate.connection.password"</w:t>
+        <w:t>"</w:t>
+      </w:r>
+      <w:proofErr w:type="spellStart"/>
+      <w:r>
+        <w:rPr>
+          <w:rFonts w:ascii="Consolas" w:hAnsi="Consolas"/>
+          <w:i/>
+          <w:iCs/>
+          <w:color w:val="2A00FF"/>
+          <w:sz w:val="28"/>
+          <w:szCs w:val="28"/>
+        </w:rPr>
+        <w:t>hibernate.connection.password</w:t>
+      </w:r>
+      <w:proofErr w:type="spellEnd"/>
+      <w:r>
+        <w:rPr>
+          <w:rFonts w:ascii="Consolas" w:hAnsi="Consolas"/>
+          <w:i/>
+          <w:iCs/>
+          <w:color w:val="2A00FF"/>
+          <w:sz w:val="28"/>
+          <w:szCs w:val="28"/>
+        </w:rPr>
+        <w:t>"</w:t>
       </w:r>
       <w:r>
         <w:rPr>
@@ -11591,7 +12790,31 @@
           <w:sz w:val="28"/>
           <w:szCs w:val="28"/>
         </w:rPr>
-        <w:t>"hibernate.dialect"</w:t>
+        <w:t>"</w:t>
+      </w:r>
+      <w:proofErr w:type="spellStart"/>
+      <w:r>
+        <w:rPr>
+          <w:rFonts w:ascii="Consolas" w:hAnsi="Consolas"/>
+          <w:i/>
+          <w:iCs/>
+          <w:color w:val="2A00FF"/>
+          <w:sz w:val="28"/>
+          <w:szCs w:val="28"/>
+        </w:rPr>
+        <w:t>hibernate.dialect</w:t>
+      </w:r>
+      <w:proofErr w:type="spellEnd"/>
+      <w:r>
+        <w:rPr>
+          <w:rFonts w:ascii="Consolas" w:hAnsi="Consolas"/>
+          <w:i/>
+          <w:iCs/>
+          <w:color w:val="2A00FF"/>
+          <w:sz w:val="28"/>
+          <w:szCs w:val="28"/>
+        </w:rPr>
+        <w:t>"</w:t>
       </w:r>
       <w:r>
         <w:rPr>
@@ -11718,7 +12941,31 @@
           <w:sz w:val="28"/>
           <w:szCs w:val="28"/>
         </w:rPr>
-        <w:t>"show_sql"</w:t>
+        <w:t>"</w:t>
+      </w:r>
+      <w:proofErr w:type="spellStart"/>
+      <w:r>
+        <w:rPr>
+          <w:rFonts w:ascii="Consolas" w:hAnsi="Consolas"/>
+          <w:i/>
+          <w:iCs/>
+          <w:color w:val="2A00FF"/>
+          <w:sz w:val="28"/>
+          <w:szCs w:val="28"/>
+        </w:rPr>
+        <w:t>show_sql</w:t>
+      </w:r>
+      <w:proofErr w:type="spellEnd"/>
+      <w:r>
+        <w:rPr>
+          <w:rFonts w:ascii="Consolas" w:hAnsi="Consolas"/>
+          <w:i/>
+          <w:iCs/>
+          <w:color w:val="2A00FF"/>
+          <w:sz w:val="28"/>
+          <w:szCs w:val="28"/>
+        </w:rPr>
+        <w:t>"</w:t>
       </w:r>
       <w:r>
         <w:rPr>
@@ -11832,7 +13079,31 @@
           <w:sz w:val="28"/>
           <w:szCs w:val="28"/>
         </w:rPr>
-        <w:t>"format_sql"</w:t>
+        <w:t>"</w:t>
+      </w:r>
+      <w:proofErr w:type="spellStart"/>
+      <w:r>
+        <w:rPr>
+          <w:rFonts w:ascii="Consolas" w:hAnsi="Consolas"/>
+          <w:i/>
+          <w:iCs/>
+          <w:color w:val="2A00FF"/>
+          <w:sz w:val="28"/>
+          <w:szCs w:val="28"/>
+        </w:rPr>
+        <w:t>format_sql</w:t>
+      </w:r>
+      <w:proofErr w:type="spellEnd"/>
+      <w:r>
+        <w:rPr>
+          <w:rFonts w:ascii="Consolas" w:hAnsi="Consolas"/>
+          <w:i/>
+          <w:iCs/>
+          <w:color w:val="2A00FF"/>
+          <w:sz w:val="28"/>
+          <w:szCs w:val="28"/>
+        </w:rPr>
+        <w:t>"</w:t>
       </w:r>
       <w:r>
         <w:rPr>
@@ -12286,7 +13557,27 @@
           <w:sz w:val="28"/>
           <w:szCs w:val="28"/>
         </w:rPr>
-        <w:t>"http://java.sun.com/dtd/web-app_2_3.dtd"</w:t>
+        <w:t>"http://java.sun.com/</w:t>
+      </w:r>
+      <w:proofErr w:type="spellStart"/>
+      <w:r>
+        <w:rPr>
+          <w:rFonts w:ascii="Consolas" w:hAnsi="Consolas"/>
+          <w:color w:val="3F7F5F"/>
+          <w:sz w:val="28"/>
+          <w:szCs w:val="28"/>
+        </w:rPr>
+        <w:t>dtd</w:t>
+      </w:r>
+      <w:proofErr w:type="spellEnd"/>
+      <w:r>
+        <w:rPr>
+          <w:rFonts w:ascii="Consolas" w:hAnsi="Consolas"/>
+          <w:color w:val="3F7F5F"/>
+          <w:sz w:val="28"/>
+          <w:szCs w:val="28"/>
+        </w:rPr>
+        <w:t>/web-app_2_3.dtd"</w:t>
       </w:r>
       <w:r>
         <w:rPr>
@@ -12941,6 +14232,7 @@
         </w:rPr>
         <w:t>&lt;</w:t>
       </w:r>
+      <w:proofErr w:type="spellStart"/>
       <w:r>
         <w:rPr>
           <w:rFonts w:ascii="Consolas" w:hAnsi="Consolas"/>
@@ -12948,7 +14240,17 @@
           <w:sz w:val="28"/>
           <w:szCs w:val="28"/>
         </w:rPr>
-        <w:t>url-pattern</w:t>
+        <w:t>url</w:t>
+      </w:r>
+      <w:proofErr w:type="spellEnd"/>
+      <w:r>
+        <w:rPr>
+          <w:rFonts w:ascii="Consolas" w:hAnsi="Consolas"/>
+          <w:color w:val="3F7F7F"/>
+          <w:sz w:val="28"/>
+          <w:szCs w:val="28"/>
+        </w:rPr>
+        <w:t>-pattern</w:t>
       </w:r>
       <w:r>
         <w:rPr>
@@ -12986,6 +14288,7 @@
         </w:rPr>
         <w:t>&lt;/</w:t>
       </w:r>
+      <w:proofErr w:type="spellStart"/>
       <w:r>
         <w:rPr>
           <w:rFonts w:ascii="Consolas" w:hAnsi="Consolas"/>
@@ -12993,7 +14296,17 @@
           <w:sz w:val="28"/>
           <w:szCs w:val="28"/>
         </w:rPr>
-        <w:t>url-pattern</w:t>
+        <w:t>url</w:t>
+      </w:r>
+      <w:proofErr w:type="spellEnd"/>
+      <w:r>
+        <w:rPr>
+          <w:rFonts w:ascii="Consolas" w:hAnsi="Consolas"/>
+          <w:color w:val="3F7F7F"/>
+          <w:sz w:val="28"/>
+          <w:szCs w:val="28"/>
+        </w:rPr>
+        <w:t>-pattern</w:t>
       </w:r>
       <w:r>
         <w:rPr>
@@ -13182,6 +14495,7 @@
         </w:rPr>
         <w:t xml:space="preserve"> </w:t>
       </w:r>
+      <w:proofErr w:type="spellStart"/>
       <w:r>
         <w:rPr>
           <w:color w:val="93A1A1"/>
@@ -13189,6 +14503,7 @@
         </w:rPr>
         <w:t>xmlns</w:t>
       </w:r>
+      <w:proofErr w:type="spellEnd"/>
       <w:r>
         <w:rPr>
           <w:color w:val="000000"/>
@@ -13223,6 +14538,7 @@
         </w:rPr>
         <w:t xml:space="preserve"> </w:t>
       </w:r>
+      <w:proofErr w:type="spellStart"/>
       <w:r>
         <w:rPr>
           <w:color w:val="93A1A1"/>
@@ -13230,6 +14546,7 @@
         </w:rPr>
         <w:t>xmlns:xsi</w:t>
       </w:r>
+      <w:proofErr w:type="spellEnd"/>
       <w:r>
         <w:rPr>
           <w:color w:val="000000"/>
@@ -13271,46 +14588,488 @@
           <w:color w:val="000000"/>
           <w:lang w:eastAsia="en-IN"/>
         </w:rPr>
+        <w:t xml:space="preserve">  </w:t>
+      </w:r>
+      <w:r>
+        <w:rPr>
+          <w:color w:val="93A1A1"/>
+          <w:lang w:eastAsia="en-IN"/>
+        </w:rPr>
+        <w:t>xsi:schemaLocation</w:t>
+      </w:r>
+      <w:r>
+        <w:rPr>
+          <w:color w:val="000000"/>
+          <w:lang w:eastAsia="en-IN"/>
+        </w:rPr>
+        <w:t>=</w:t>
+      </w:r>
+      <w:r>
+        <w:rPr>
+          <w:color w:val="93A1A1"/>
+          <w:lang w:eastAsia="en-IN"/>
+        </w:rPr>
+        <w:t>"</w:t>
+      </w:r>
+      <w:r>
+        <w:rPr>
+          <w:lang w:eastAsia="en-IN"/>
+        </w:rPr>
+        <w:t>http://maven.apache.org/POM/4.0.0 http://maven.apache.org/maven-v4_0_0.xsd</w:t>
+      </w:r>
+      <w:r>
+        <w:rPr>
+          <w:color w:val="93A1A1"/>
+          <w:lang w:eastAsia="en-IN"/>
+        </w:rPr>
+        <w:t>"</w:t>
+      </w:r>
+      <w:r>
+        <w:rPr>
+          <w:color w:val="000000"/>
+          <w:lang w:eastAsia="en-IN"/>
+        </w:rPr>
+        <w:t>&gt;</w:t>
+      </w:r>
+    </w:p>
+    <w:p>
+      <w:pPr>
+        <w:pStyle w:val="NoSpacing"/>
+        <w:rPr>
+          <w:color w:val="000000"/>
+          <w:lang w:eastAsia="en-IN"/>
+        </w:rPr>
+      </w:pPr>
+      <w:r>
+        <w:rPr>
+          <w:color w:val="000000"/>
+          <w:lang w:eastAsia="en-IN"/>
+        </w:rPr>
+        <w:t xml:space="preserve">  &lt;</w:t>
+      </w:r>
+      <w:r>
+        <w:rPr>
+          <w:color w:val="268BD2"/>
+          <w:lang w:eastAsia="en-IN"/>
+        </w:rPr>
+        <w:t>modelVersion</w:t>
+      </w:r>
+      <w:r>
+        <w:rPr>
+          <w:color w:val="000000"/>
+          <w:lang w:eastAsia="en-IN"/>
+        </w:rPr>
+        <w:t>&gt;4.0.0&lt;/</w:t>
+      </w:r>
+      <w:r>
+        <w:rPr>
+          <w:color w:val="268BD2"/>
+          <w:lang w:eastAsia="en-IN"/>
+        </w:rPr>
+        <w:t>modelVersion</w:t>
+      </w:r>
+      <w:r>
+        <w:rPr>
+          <w:color w:val="000000"/>
+          <w:lang w:eastAsia="en-IN"/>
+        </w:rPr>
+        <w:t>&gt;</w:t>
+      </w:r>
+    </w:p>
+    <w:p>
+      <w:pPr>
+        <w:pStyle w:val="NoSpacing"/>
+        <w:rPr>
+          <w:color w:val="000000"/>
+          <w:lang w:eastAsia="en-IN"/>
+        </w:rPr>
+      </w:pPr>
+      <w:r>
+        <w:rPr>
+          <w:color w:val="000000"/>
+          <w:lang w:eastAsia="en-IN"/>
+        </w:rPr>
         <w:lastRenderedPageBreak/>
+        <w:t xml:space="preserve">  &lt;</w:t>
+      </w:r>
+      <w:proofErr w:type="gramStart"/>
+      <w:r>
+        <w:rPr>
+          <w:color w:val="268BD2"/>
+          <w:lang w:eastAsia="en-IN"/>
+        </w:rPr>
+        <w:t>groupId</w:t>
+      </w:r>
+      <w:r>
+        <w:rPr>
+          <w:color w:val="000000"/>
+          <w:lang w:eastAsia="en-IN"/>
+        </w:rPr>
+        <w:t>&gt;</w:t>
+      </w:r>
+      <w:proofErr w:type="spellStart"/>
+      <w:proofErr w:type="gramEnd"/>
+      <w:r>
+        <w:rPr>
+          <w:color w:val="000000"/>
+          <w:lang w:eastAsia="en-IN"/>
+        </w:rPr>
+        <w:t>com.pu</w:t>
+      </w:r>
+      <w:proofErr w:type="spellEnd"/>
+      <w:r>
+        <w:rPr>
+          <w:color w:val="000000"/>
+          <w:lang w:eastAsia="en-IN"/>
+        </w:rPr>
+        <w:t>&lt;/</w:t>
+      </w:r>
+      <w:r>
+        <w:rPr>
+          <w:color w:val="268BD2"/>
+          <w:lang w:eastAsia="en-IN"/>
+        </w:rPr>
+        <w:t>groupId</w:t>
+      </w:r>
+      <w:r>
+        <w:rPr>
+          <w:color w:val="000000"/>
+          <w:lang w:eastAsia="en-IN"/>
+        </w:rPr>
+        <w:t>&gt;</w:t>
+      </w:r>
+    </w:p>
+    <w:p>
+      <w:pPr>
+        <w:pStyle w:val="NoSpacing"/>
+        <w:rPr>
+          <w:color w:val="000000"/>
+          <w:lang w:eastAsia="en-IN"/>
+        </w:rPr>
+      </w:pPr>
+      <w:r>
+        <w:rPr>
+          <w:color w:val="000000"/>
+          <w:lang w:eastAsia="en-IN"/>
+        </w:rPr>
+        <w:t xml:space="preserve">  &lt;</w:t>
+      </w:r>
+      <w:proofErr w:type="gramStart"/>
+      <w:r>
+        <w:rPr>
+          <w:color w:val="268BD2"/>
+          <w:lang w:eastAsia="en-IN"/>
+        </w:rPr>
+        <w:t>artifactId</w:t>
+      </w:r>
+      <w:r>
+        <w:rPr>
+          <w:color w:val="000000"/>
+          <w:lang w:eastAsia="en-IN"/>
+        </w:rPr>
+        <w:t>&gt;</w:t>
+      </w:r>
+      <w:proofErr w:type="gramEnd"/>
+      <w:r>
+        <w:rPr>
+          <w:color w:val="000000"/>
+          <w:lang w:eastAsia="en-IN"/>
+        </w:rPr>
+        <w:t>webapp-sms&lt;/</w:t>
+      </w:r>
+      <w:r>
+        <w:rPr>
+          <w:color w:val="268BD2"/>
+          <w:lang w:eastAsia="en-IN"/>
+        </w:rPr>
+        <w:t>artifactId</w:t>
+      </w:r>
+      <w:r>
+        <w:rPr>
+          <w:color w:val="000000"/>
+          <w:lang w:eastAsia="en-IN"/>
+        </w:rPr>
+        <w:t>&gt;</w:t>
+      </w:r>
+    </w:p>
+    <w:p>
+      <w:pPr>
+        <w:pStyle w:val="NoSpacing"/>
+        <w:rPr>
+          <w:color w:val="000000"/>
+          <w:lang w:eastAsia="en-IN"/>
+        </w:rPr>
+      </w:pPr>
+      <w:r>
+        <w:rPr>
+          <w:color w:val="000000"/>
+          <w:lang w:eastAsia="en-IN"/>
+        </w:rPr>
+        <w:t xml:space="preserve">  &lt;</w:t>
+      </w:r>
+      <w:proofErr w:type="gramStart"/>
+      <w:r>
+        <w:rPr>
+          <w:color w:val="268BD2"/>
+          <w:lang w:eastAsia="en-IN"/>
+        </w:rPr>
+        <w:t>packaging</w:t>
+      </w:r>
+      <w:r>
+        <w:rPr>
+          <w:color w:val="000000"/>
+          <w:lang w:eastAsia="en-IN"/>
+        </w:rPr>
+        <w:t>&gt;</w:t>
+      </w:r>
+      <w:proofErr w:type="gramEnd"/>
+      <w:r>
+        <w:rPr>
+          <w:color w:val="000000"/>
+          <w:lang w:eastAsia="en-IN"/>
+        </w:rPr>
+        <w:t>war&lt;/</w:t>
+      </w:r>
+      <w:r>
+        <w:rPr>
+          <w:color w:val="268BD2"/>
+          <w:lang w:eastAsia="en-IN"/>
+        </w:rPr>
+        <w:t>packaging</w:t>
+      </w:r>
+      <w:r>
+        <w:rPr>
+          <w:color w:val="000000"/>
+          <w:lang w:eastAsia="en-IN"/>
+        </w:rPr>
+        <w:t>&gt;</w:t>
+      </w:r>
+    </w:p>
+    <w:p>
+      <w:pPr>
+        <w:pStyle w:val="NoSpacing"/>
+        <w:rPr>
+          <w:color w:val="000000"/>
+          <w:lang w:eastAsia="en-IN"/>
+        </w:rPr>
+      </w:pPr>
+      <w:r>
+        <w:rPr>
+          <w:color w:val="000000"/>
+          <w:lang w:eastAsia="en-IN"/>
+        </w:rPr>
+        <w:t xml:space="preserve">  &lt;</w:t>
+      </w:r>
+      <w:r>
+        <w:rPr>
+          <w:color w:val="268BD2"/>
+          <w:lang w:eastAsia="en-IN"/>
+        </w:rPr>
+        <w:t>version</w:t>
+      </w:r>
+      <w:r>
+        <w:rPr>
+          <w:color w:val="000000"/>
+          <w:lang w:eastAsia="en-IN"/>
+        </w:rPr>
+        <w:t>&gt;0.0.1-SNAPSHOT&lt;/</w:t>
+      </w:r>
+      <w:r>
+        <w:rPr>
+          <w:color w:val="268BD2"/>
+          <w:lang w:eastAsia="en-IN"/>
+        </w:rPr>
+        <w:t>version</w:t>
+      </w:r>
+      <w:r>
+        <w:rPr>
+          <w:color w:val="000000"/>
+          <w:lang w:eastAsia="en-IN"/>
+        </w:rPr>
+        <w:t>&gt;</w:t>
+      </w:r>
+    </w:p>
+    <w:p>
+      <w:pPr>
+        <w:pStyle w:val="NoSpacing"/>
+        <w:rPr>
+          <w:color w:val="000000"/>
+          <w:lang w:eastAsia="en-IN"/>
+        </w:rPr>
+      </w:pPr>
+      <w:r>
+        <w:rPr>
+          <w:color w:val="000000"/>
+          <w:lang w:eastAsia="en-IN"/>
+        </w:rPr>
+        <w:t xml:space="preserve">  &lt;</w:t>
+      </w:r>
+      <w:proofErr w:type="gramStart"/>
+      <w:r>
+        <w:rPr>
+          <w:color w:val="268BD2"/>
+          <w:lang w:eastAsia="en-IN"/>
+        </w:rPr>
+        <w:t>name</w:t>
+      </w:r>
+      <w:r>
+        <w:rPr>
+          <w:color w:val="000000"/>
+          <w:lang w:eastAsia="en-IN"/>
+        </w:rPr>
+        <w:t>&gt;</w:t>
+      </w:r>
+      <w:proofErr w:type="gramEnd"/>
+      <w:r>
+        <w:rPr>
+          <w:color w:val="000000"/>
+          <w:lang w:eastAsia="en-IN"/>
+        </w:rPr>
+        <w:t>webapp-sms Maven Webapp&lt;/</w:t>
+      </w:r>
+      <w:r>
+        <w:rPr>
+          <w:color w:val="268BD2"/>
+          <w:lang w:eastAsia="en-IN"/>
+        </w:rPr>
+        <w:t>name</w:t>
+      </w:r>
+      <w:r>
+        <w:rPr>
+          <w:color w:val="000000"/>
+          <w:lang w:eastAsia="en-IN"/>
+        </w:rPr>
+        <w:t>&gt;</w:t>
+      </w:r>
+    </w:p>
+    <w:p>
+      <w:pPr>
+        <w:pStyle w:val="NoSpacing"/>
+        <w:rPr>
+          <w:color w:val="000000"/>
+          <w:lang w:eastAsia="en-IN"/>
+        </w:rPr>
+      </w:pPr>
+      <w:r>
+        <w:rPr>
+          <w:color w:val="000000"/>
+          <w:lang w:eastAsia="en-IN"/>
+        </w:rPr>
+        <w:t xml:space="preserve">  &lt;</w:t>
+      </w:r>
+      <w:proofErr w:type="spellStart"/>
+      <w:r>
+        <w:rPr>
+          <w:color w:val="268BD2"/>
+          <w:lang w:eastAsia="en-IN"/>
+        </w:rPr>
+        <w:t>url</w:t>
+      </w:r>
+      <w:proofErr w:type="spellEnd"/>
+      <w:r>
+        <w:rPr>
+          <w:color w:val="000000"/>
+          <w:lang w:eastAsia="en-IN"/>
+        </w:rPr>
+        <w:t>&gt;http://maven.apache.org&lt;/</w:t>
+      </w:r>
+      <w:r>
+        <w:rPr>
+          <w:color w:val="268BD2"/>
+          <w:lang w:eastAsia="en-IN"/>
+        </w:rPr>
+        <w:t>url</w:t>
+      </w:r>
+      <w:r>
+        <w:rPr>
+          <w:color w:val="000000"/>
+          <w:lang w:eastAsia="en-IN"/>
+        </w:rPr>
+        <w:t>&gt;</w:t>
+      </w:r>
+    </w:p>
+    <w:p>
+      <w:pPr>
+        <w:pStyle w:val="NoSpacing"/>
+        <w:rPr>
+          <w:color w:val="000000"/>
+          <w:lang w:eastAsia="en-IN"/>
+        </w:rPr>
+      </w:pPr>
+      <w:r>
+        <w:rPr>
+          <w:color w:val="000000"/>
+          <w:lang w:eastAsia="en-IN"/>
+        </w:rPr>
+        <w:t xml:space="preserve">  &lt;</w:t>
+      </w:r>
+      <w:proofErr w:type="gramStart"/>
+      <w:r>
+        <w:rPr>
+          <w:color w:val="268BD2"/>
+          <w:lang w:eastAsia="en-IN"/>
+        </w:rPr>
+        <w:t>dependencies</w:t>
+      </w:r>
+      <w:proofErr w:type="gramEnd"/>
+      <w:r>
+        <w:rPr>
+          <w:color w:val="000000"/>
+          <w:lang w:eastAsia="en-IN"/>
+        </w:rPr>
+        <w:t>&gt;</w:t>
+      </w:r>
+    </w:p>
+    <w:p>
+      <w:pPr>
+        <w:pStyle w:val="NoSpacing"/>
+        <w:rPr>
+          <w:color w:val="000000"/>
+          <w:lang w:eastAsia="en-IN"/>
+        </w:rPr>
+      </w:pPr>
+      <w:r>
+        <w:rPr>
+          <w:color w:val="000000"/>
+          <w:lang w:eastAsia="en-IN"/>
+        </w:rPr>
         <w:t xml:space="preserve">  </w:t>
       </w:r>
-      <w:r>
-        <w:rPr>
-          <w:color w:val="93A1A1"/>
-          <w:lang w:eastAsia="en-IN"/>
-        </w:rPr>
-        <w:t>xsi:schemaLocation</w:t>
-      </w:r>
-      <w:r>
-        <w:rPr>
-          <w:color w:val="000000"/>
-          <w:lang w:eastAsia="en-IN"/>
-        </w:rPr>
-        <w:t>=</w:t>
-      </w:r>
-      <w:r>
-        <w:rPr>
-          <w:color w:val="93A1A1"/>
-          <w:lang w:eastAsia="en-IN"/>
-        </w:rPr>
-        <w:t>"</w:t>
-      </w:r>
-      <w:r>
-        <w:rPr>
-          <w:lang w:eastAsia="en-IN"/>
-        </w:rPr>
-        <w:t>http://maven.apache.org/POM/4.0.0 http://maven.apache.org/maven-v4_0_0.xsd</w:t>
-      </w:r>
-      <w:r>
-        <w:rPr>
-          <w:color w:val="93A1A1"/>
-          <w:lang w:eastAsia="en-IN"/>
-        </w:rPr>
-        <w:t>"</w:t>
-      </w:r>
-      <w:r>
-        <w:rPr>
-          <w:color w:val="000000"/>
+    </w:p>
+    <w:p>
+      <w:pPr>
+        <w:pStyle w:val="NoSpacing"/>
+        <w:rPr>
+          <w:color w:val="FFC000" w:themeColor="accent4"/>
+          <w:lang w:eastAsia="en-IN"/>
+        </w:rPr>
+      </w:pPr>
+      <w:r>
+        <w:rPr>
+          <w:color w:val="000000"/>
+          <w:lang w:eastAsia="en-IN"/>
+        </w:rPr>
+        <w:t xml:space="preserve">    </w:t>
+      </w:r>
+      <w:r>
+        <w:rPr>
+          <w:color w:val="FFC000" w:themeColor="accent4"/>
+          <w:lang w:eastAsia="en-IN"/>
+        </w:rPr>
+        <w:t>&lt;</w:t>
+      </w:r>
+      <w:proofErr w:type="gramStart"/>
+      <w:r>
+        <w:rPr>
+          <w:color w:val="FFC000" w:themeColor="accent4"/>
+          <w:lang w:eastAsia="en-IN"/>
+        </w:rPr>
+        <w:t>dependency</w:t>
+      </w:r>
+      <w:proofErr w:type="gramEnd"/>
+      <w:r>
+        <w:rPr>
+          <w:color w:val="FFC000" w:themeColor="accent4"/>
           <w:lang w:eastAsia="en-IN"/>
         </w:rPr>
         <w:t>&gt;</w:t>
@@ -13320,6 +15079,831 @@
       <w:pPr>
         <w:pStyle w:val="NoSpacing"/>
         <w:rPr>
+          <w:color w:val="FFC000" w:themeColor="accent4"/>
+          <w:lang w:eastAsia="en-IN"/>
+        </w:rPr>
+      </w:pPr>
+      <w:r>
+        <w:rPr>
+          <w:color w:val="FFC000" w:themeColor="accent4"/>
+          <w:lang w:eastAsia="en-IN"/>
+        </w:rPr>
+        <w:t xml:space="preserve">      &lt;</w:t>
+      </w:r>
+      <w:proofErr w:type="gramStart"/>
+      <w:r>
+        <w:rPr>
+          <w:color w:val="FFC000" w:themeColor="accent4"/>
+          <w:lang w:eastAsia="en-IN"/>
+        </w:rPr>
+        <w:t>groupId&gt;</w:t>
+      </w:r>
+      <w:proofErr w:type="spellStart"/>
+      <w:proofErr w:type="gramEnd"/>
+      <w:r>
+        <w:rPr>
+          <w:color w:val="FFC000" w:themeColor="accent4"/>
+          <w:lang w:eastAsia="en-IN"/>
+        </w:rPr>
+        <w:t>junit</w:t>
+      </w:r>
+      <w:proofErr w:type="spellEnd"/>
+      <w:r>
+        <w:rPr>
+          <w:color w:val="FFC000" w:themeColor="accent4"/>
+          <w:lang w:eastAsia="en-IN"/>
+        </w:rPr>
+        <w:t>&lt;/groupId&gt;</w:t>
+      </w:r>
+    </w:p>
+    <w:p>
+      <w:pPr>
+        <w:pStyle w:val="NoSpacing"/>
+        <w:rPr>
+          <w:color w:val="FFC000" w:themeColor="accent4"/>
+          <w:lang w:eastAsia="en-IN"/>
+        </w:rPr>
+      </w:pPr>
+      <w:r>
+        <w:rPr>
+          <w:color w:val="FFC000" w:themeColor="accent4"/>
+          <w:lang w:eastAsia="en-IN"/>
+        </w:rPr>
+        <w:t xml:space="preserve">      &lt;</w:t>
+      </w:r>
+      <w:proofErr w:type="gramStart"/>
+      <w:r>
+        <w:rPr>
+          <w:color w:val="FFC000" w:themeColor="accent4"/>
+          <w:lang w:eastAsia="en-IN"/>
+        </w:rPr>
+        <w:t>artifactId&gt;</w:t>
+      </w:r>
+      <w:proofErr w:type="spellStart"/>
+      <w:proofErr w:type="gramEnd"/>
+      <w:r>
+        <w:rPr>
+          <w:color w:val="FFC000" w:themeColor="accent4"/>
+          <w:lang w:eastAsia="en-IN"/>
+        </w:rPr>
+        <w:t>junit</w:t>
+      </w:r>
+      <w:proofErr w:type="spellEnd"/>
+      <w:r>
+        <w:rPr>
+          <w:color w:val="FFC000" w:themeColor="accent4"/>
+          <w:lang w:eastAsia="en-IN"/>
+        </w:rPr>
+        <w:t>&lt;/artifactId&gt;</w:t>
+      </w:r>
+    </w:p>
+    <w:p>
+      <w:pPr>
+        <w:pStyle w:val="NoSpacing"/>
+        <w:rPr>
+          <w:color w:val="FFC000" w:themeColor="accent4"/>
+          <w:lang w:eastAsia="en-IN"/>
+        </w:rPr>
+      </w:pPr>
+      <w:r>
+        <w:rPr>
+          <w:color w:val="FFC000" w:themeColor="accent4"/>
+          <w:lang w:eastAsia="en-IN"/>
+        </w:rPr>
+        <w:t xml:space="preserve">      &lt;version&gt;3.8.1&lt;/version&gt;</w:t>
+      </w:r>
+    </w:p>
+    <w:p>
+      <w:pPr>
+        <w:pStyle w:val="NoSpacing"/>
+        <w:rPr>
+          <w:color w:val="FFC000" w:themeColor="accent4"/>
+          <w:lang w:eastAsia="en-IN"/>
+        </w:rPr>
+      </w:pPr>
+      <w:r>
+        <w:rPr>
+          <w:color w:val="FFC000" w:themeColor="accent4"/>
+          <w:lang w:eastAsia="en-IN"/>
+        </w:rPr>
+        <w:t xml:space="preserve">      &lt;</w:t>
+      </w:r>
+      <w:proofErr w:type="gramStart"/>
+      <w:r>
+        <w:rPr>
+          <w:color w:val="FFC000" w:themeColor="accent4"/>
+          <w:lang w:eastAsia="en-IN"/>
+        </w:rPr>
+        <w:t>scope&gt;</w:t>
+      </w:r>
+      <w:proofErr w:type="gramEnd"/>
+      <w:r>
+        <w:rPr>
+          <w:color w:val="FFC000" w:themeColor="accent4"/>
+          <w:lang w:eastAsia="en-IN"/>
+        </w:rPr>
+        <w:t>test&lt;/scope&gt;</w:t>
+      </w:r>
+    </w:p>
+    <w:p>
+      <w:pPr>
+        <w:pStyle w:val="NoSpacing"/>
+        <w:rPr>
+          <w:color w:val="FFC000" w:themeColor="accent4"/>
+          <w:lang w:eastAsia="en-IN"/>
+        </w:rPr>
+      </w:pPr>
+      <w:r>
+        <w:rPr>
+          <w:color w:val="FFC000" w:themeColor="accent4"/>
+          <w:lang w:eastAsia="en-IN"/>
+        </w:rPr>
+        <w:t xml:space="preserve">    &lt;/dependency&gt;</w:t>
+      </w:r>
+    </w:p>
+    <w:p>
+      <w:pPr>
+        <w:pStyle w:val="NoSpacing"/>
+        <w:rPr>
+          <w:color w:val="FF0000"/>
+          <w:lang w:eastAsia="en-IN"/>
+        </w:rPr>
+      </w:pPr>
+      <w:r>
+        <w:rPr>
+          <w:color w:val="FF0000"/>
+          <w:lang w:eastAsia="en-IN"/>
+        </w:rPr>
+        <w:t>&lt;</w:t>
+      </w:r>
+      <w:proofErr w:type="gramStart"/>
+      <w:r>
+        <w:rPr>
+          <w:color w:val="FF0000"/>
+          <w:lang w:eastAsia="en-IN"/>
+        </w:rPr>
+        <w:t>dependency</w:t>
+      </w:r>
+      <w:proofErr w:type="gramEnd"/>
+      <w:r>
+        <w:rPr>
+          <w:color w:val="FF0000"/>
+          <w:lang w:eastAsia="en-IN"/>
+        </w:rPr>
+        <w:t>&gt;</w:t>
+      </w:r>
+    </w:p>
+    <w:p>
+      <w:pPr>
+        <w:pStyle w:val="NoSpacing"/>
+        <w:rPr>
+          <w:color w:val="FF0000"/>
+          <w:lang w:eastAsia="en-IN"/>
+        </w:rPr>
+      </w:pPr>
+      <w:r>
+        <w:rPr>
+          <w:color w:val="FF0000"/>
+          <w:lang w:eastAsia="en-IN"/>
+        </w:rPr>
+        <w:t xml:space="preserve">    &lt;</w:t>
+      </w:r>
+      <w:proofErr w:type="gramStart"/>
+      <w:r>
+        <w:rPr>
+          <w:color w:val="FF0000"/>
+          <w:lang w:eastAsia="en-IN"/>
+        </w:rPr>
+        <w:t>groupId&gt;</w:t>
+      </w:r>
+      <w:proofErr w:type="gramEnd"/>
+      <w:r>
+        <w:rPr>
+          <w:color w:val="FF0000"/>
+          <w:lang w:eastAsia="en-IN"/>
+        </w:rPr>
+        <w:t>org.hibernate&lt;/groupId&gt;</w:t>
+      </w:r>
+    </w:p>
+    <w:p>
+      <w:pPr>
+        <w:pStyle w:val="NoSpacing"/>
+        <w:rPr>
+          <w:color w:val="FF0000"/>
+          <w:lang w:eastAsia="en-IN"/>
+        </w:rPr>
+      </w:pPr>
+      <w:r>
+        <w:rPr>
+          <w:color w:val="FF0000"/>
+          <w:lang w:eastAsia="en-IN"/>
+        </w:rPr>
+        <w:t xml:space="preserve">    &lt;</w:t>
+      </w:r>
+      <w:proofErr w:type="gramStart"/>
+      <w:r>
+        <w:rPr>
+          <w:color w:val="FF0000"/>
+          <w:lang w:eastAsia="en-IN"/>
+        </w:rPr>
+        <w:t>artifactId&gt;</w:t>
+      </w:r>
+      <w:proofErr w:type="gramEnd"/>
+      <w:r>
+        <w:rPr>
+          <w:color w:val="FF0000"/>
+          <w:lang w:eastAsia="en-IN"/>
+        </w:rPr>
+        <w:t>hibernate-core&lt;/artifactId&gt;</w:t>
+      </w:r>
+    </w:p>
+    <w:p>
+      <w:pPr>
+        <w:pStyle w:val="NoSpacing"/>
+        <w:rPr>
+          <w:color w:val="FF0000"/>
+          <w:lang w:eastAsia="en-IN"/>
+        </w:rPr>
+      </w:pPr>
+      <w:r>
+        <w:rPr>
+          <w:color w:val="FF0000"/>
+          <w:lang w:eastAsia="en-IN"/>
+        </w:rPr>
+        <w:t xml:space="preserve">    &lt;version&gt;5.6.7.Final&lt;/version&gt;</w:t>
+      </w:r>
+    </w:p>
+    <w:p>
+      <w:pPr>
+        <w:pStyle w:val="NoSpacing"/>
+        <w:rPr>
+          <w:color w:val="FF0000"/>
+          <w:lang w:eastAsia="en-IN"/>
+        </w:rPr>
+      </w:pPr>
+      <w:r>
+        <w:rPr>
+          <w:color w:val="FF0000"/>
+          <w:lang w:eastAsia="en-IN"/>
+        </w:rPr>
+        <w:t xml:space="preserve">    &lt;</w:t>
+      </w:r>
+      <w:proofErr w:type="gramStart"/>
+      <w:r>
+        <w:rPr>
+          <w:color w:val="FF0000"/>
+          <w:lang w:eastAsia="en-IN"/>
+        </w:rPr>
+        <w:t>scope&gt;</w:t>
+      </w:r>
+      <w:proofErr w:type="gramEnd"/>
+      <w:r>
+        <w:rPr>
+          <w:color w:val="FF0000"/>
+          <w:lang w:eastAsia="en-IN"/>
+        </w:rPr>
+        <w:t>compile&lt;/scope&gt;</w:t>
+      </w:r>
+    </w:p>
+    <w:p>
+      <w:pPr>
+        <w:pStyle w:val="NoSpacing"/>
+        <w:rPr>
+          <w:color w:val="FF0000"/>
+          <w:lang w:eastAsia="en-IN"/>
+        </w:rPr>
+      </w:pPr>
+      <w:r>
+        <w:rPr>
+          <w:color w:val="FF0000"/>
+          <w:lang w:eastAsia="en-IN"/>
+        </w:rPr>
+        <w:t>&lt;/dependency&gt;</w:t>
+      </w:r>
+    </w:p>
+    <w:p>
+      <w:pPr>
+        <w:pStyle w:val="NoSpacing"/>
+        <w:rPr>
+          <w:color w:val="00B050"/>
+          <w:lang w:eastAsia="en-IN"/>
+        </w:rPr>
+      </w:pPr>
+      <w:r>
+        <w:rPr>
+          <w:color w:val="00B050"/>
+          <w:lang w:eastAsia="en-IN"/>
+        </w:rPr>
+        <w:t>&lt;</w:t>
+      </w:r>
+      <w:proofErr w:type="gramStart"/>
+      <w:r>
+        <w:rPr>
+          <w:color w:val="00B050"/>
+          <w:lang w:eastAsia="en-IN"/>
+        </w:rPr>
+        <w:t>dependency</w:t>
+      </w:r>
+      <w:proofErr w:type="gramEnd"/>
+      <w:r>
+        <w:rPr>
+          <w:color w:val="00B050"/>
+          <w:lang w:eastAsia="en-IN"/>
+        </w:rPr>
+        <w:t>&gt;</w:t>
+      </w:r>
+    </w:p>
+    <w:p>
+      <w:pPr>
+        <w:pStyle w:val="NoSpacing"/>
+        <w:rPr>
+          <w:color w:val="00B050"/>
+          <w:lang w:eastAsia="en-IN"/>
+        </w:rPr>
+      </w:pPr>
+      <w:r>
+        <w:rPr>
+          <w:color w:val="00B050"/>
+          <w:lang w:eastAsia="en-IN"/>
+        </w:rPr>
+        <w:t xml:space="preserve">    &lt;</w:t>
+      </w:r>
+      <w:proofErr w:type="gramStart"/>
+      <w:r>
+        <w:rPr>
+          <w:color w:val="00B050"/>
+          <w:lang w:eastAsia="en-IN"/>
+        </w:rPr>
+        <w:t>groupId&gt;</w:t>
+      </w:r>
+      <w:proofErr w:type="gramEnd"/>
+      <w:r>
+        <w:rPr>
+          <w:color w:val="00B050"/>
+          <w:lang w:eastAsia="en-IN"/>
+        </w:rPr>
+        <w:t>javax.servlet&lt;/groupId&gt;</w:t>
+      </w:r>
+    </w:p>
+    <w:p>
+      <w:pPr>
+        <w:pStyle w:val="NoSpacing"/>
+        <w:rPr>
+          <w:color w:val="00B050"/>
+          <w:lang w:eastAsia="en-IN"/>
+        </w:rPr>
+      </w:pPr>
+      <w:r>
+        <w:rPr>
+          <w:color w:val="00B050"/>
+          <w:lang w:eastAsia="en-IN"/>
+        </w:rPr>
+        <w:t xml:space="preserve">    &lt;</w:t>
+      </w:r>
+      <w:proofErr w:type="gramStart"/>
+      <w:r>
+        <w:rPr>
+          <w:color w:val="00B050"/>
+          <w:lang w:eastAsia="en-IN"/>
+        </w:rPr>
+        <w:t>artifactId&gt;</w:t>
+      </w:r>
+      <w:proofErr w:type="gramEnd"/>
+      <w:r>
+        <w:rPr>
+          <w:color w:val="00B050"/>
+          <w:lang w:eastAsia="en-IN"/>
+        </w:rPr>
+        <w:t>javax.servlet-</w:t>
+      </w:r>
+      <w:proofErr w:type="spellStart"/>
+      <w:r>
+        <w:rPr>
+          <w:color w:val="00B050"/>
+          <w:lang w:eastAsia="en-IN"/>
+        </w:rPr>
+        <w:t>api</w:t>
+      </w:r>
+      <w:proofErr w:type="spellEnd"/>
+      <w:r>
+        <w:rPr>
+          <w:color w:val="00B050"/>
+          <w:lang w:eastAsia="en-IN"/>
+        </w:rPr>
+        <w:t>&lt;/artifactId&gt;</w:t>
+      </w:r>
+    </w:p>
+    <w:p>
+      <w:pPr>
+        <w:pStyle w:val="NoSpacing"/>
+        <w:rPr>
+          <w:color w:val="00B050"/>
+          <w:lang w:eastAsia="en-IN"/>
+        </w:rPr>
+      </w:pPr>
+      <w:r>
+        <w:rPr>
+          <w:color w:val="00B050"/>
+          <w:lang w:eastAsia="en-IN"/>
+        </w:rPr>
+        <w:t xml:space="preserve">    &lt;version&gt;4.0.1&lt;/version&gt;</w:t>
+      </w:r>
+    </w:p>
+    <w:p>
+      <w:pPr>
+        <w:pStyle w:val="NoSpacing"/>
+        <w:rPr>
+          <w:color w:val="00B050"/>
+          <w:lang w:eastAsia="en-IN"/>
+        </w:rPr>
+      </w:pPr>
+      <w:r>
+        <w:rPr>
+          <w:color w:val="00B050"/>
+          <w:lang w:eastAsia="en-IN"/>
+        </w:rPr>
+        <w:t xml:space="preserve">    &lt;</w:t>
+      </w:r>
+      <w:proofErr w:type="gramStart"/>
+      <w:r>
+        <w:rPr>
+          <w:color w:val="00B050"/>
+          <w:lang w:eastAsia="en-IN"/>
+        </w:rPr>
+        <w:t>scope&gt;</w:t>
+      </w:r>
+      <w:proofErr w:type="gramEnd"/>
+      <w:r>
+        <w:rPr>
+          <w:color w:val="00B050"/>
+          <w:lang w:eastAsia="en-IN"/>
+        </w:rPr>
+        <w:t>provided&lt;/scope&gt;</w:t>
+      </w:r>
+    </w:p>
+    <w:p>
+      <w:pPr>
+        <w:pStyle w:val="NoSpacing"/>
+        <w:rPr>
+          <w:color w:val="00B050"/>
+          <w:lang w:eastAsia="en-IN"/>
+        </w:rPr>
+      </w:pPr>
+      <w:r>
+        <w:rPr>
+          <w:color w:val="00B050"/>
+          <w:lang w:eastAsia="en-IN"/>
+        </w:rPr>
+        <w:t>&lt;/dependency&gt;</w:t>
+      </w:r>
+    </w:p>
+    <w:p>
+      <w:pPr>
+        <w:pStyle w:val="NoSpacing"/>
+        <w:rPr>
+          <w:color w:val="7030A0"/>
+          <w:lang w:eastAsia="en-IN"/>
+        </w:rPr>
+      </w:pPr>
+      <w:r>
+        <w:rPr>
+          <w:color w:val="7030A0"/>
+          <w:lang w:eastAsia="en-IN"/>
+        </w:rPr>
+        <w:t>&lt;</w:t>
+      </w:r>
+      <w:proofErr w:type="gramStart"/>
+      <w:r>
+        <w:rPr>
+          <w:color w:val="7030A0"/>
+          <w:lang w:eastAsia="en-IN"/>
+        </w:rPr>
+        <w:t>dependency</w:t>
+      </w:r>
+      <w:proofErr w:type="gramEnd"/>
+      <w:r>
+        <w:rPr>
+          <w:color w:val="7030A0"/>
+          <w:lang w:eastAsia="en-IN"/>
+        </w:rPr>
+        <w:t>&gt;</w:t>
+      </w:r>
+    </w:p>
+    <w:p>
+      <w:pPr>
+        <w:pStyle w:val="NoSpacing"/>
+        <w:rPr>
+          <w:color w:val="7030A0"/>
+          <w:lang w:eastAsia="en-IN"/>
+        </w:rPr>
+      </w:pPr>
+      <w:r>
+        <w:rPr>
+          <w:color w:val="7030A0"/>
+          <w:lang w:eastAsia="en-IN"/>
+        </w:rPr>
+        <w:t xml:space="preserve">    &lt;groupId&gt;javax.servlet.jsp&lt;/groupId&gt;</w:t>
+      </w:r>
+    </w:p>
+    <w:p>
+      <w:pPr>
+        <w:pStyle w:val="NoSpacing"/>
+        <w:rPr>
+          <w:color w:val="7030A0"/>
+          <w:lang w:eastAsia="en-IN"/>
+        </w:rPr>
+      </w:pPr>
+      <w:r>
+        <w:rPr>
+          <w:color w:val="7030A0"/>
+          <w:lang w:eastAsia="en-IN"/>
+        </w:rPr>
+        <w:t xml:space="preserve">    &lt;artifactId&gt;javax.servlet.jsp-</w:t>
+      </w:r>
+      <w:proofErr w:type="spellStart"/>
+      <w:r>
+        <w:rPr>
+          <w:color w:val="7030A0"/>
+          <w:lang w:eastAsia="en-IN"/>
+        </w:rPr>
+        <w:t>api</w:t>
+      </w:r>
+      <w:proofErr w:type="spellEnd"/>
+      <w:r>
+        <w:rPr>
+          <w:color w:val="7030A0"/>
+          <w:lang w:eastAsia="en-IN"/>
+        </w:rPr>
+        <w:t>&lt;/artifactId&gt;</w:t>
+      </w:r>
+    </w:p>
+    <w:p>
+      <w:pPr>
+        <w:pStyle w:val="NoSpacing"/>
+        <w:rPr>
+          <w:color w:val="7030A0"/>
+          <w:lang w:eastAsia="en-IN"/>
+        </w:rPr>
+      </w:pPr>
+      <w:r>
+        <w:rPr>
+          <w:color w:val="7030A0"/>
+          <w:lang w:eastAsia="en-IN"/>
+        </w:rPr>
+        <w:t xml:space="preserve">    &lt;version&gt;2.3.3&lt;/version&gt;</w:t>
+      </w:r>
+    </w:p>
+    <w:p>
+      <w:pPr>
+        <w:pStyle w:val="NoSpacing"/>
+        <w:rPr>
+          <w:color w:val="7030A0"/>
+          <w:lang w:eastAsia="en-IN"/>
+        </w:rPr>
+      </w:pPr>
+      <w:r>
+        <w:rPr>
+          <w:color w:val="7030A0"/>
+          <w:lang w:eastAsia="en-IN"/>
+        </w:rPr>
+        <w:t xml:space="preserve">    &lt;</w:t>
+      </w:r>
+      <w:proofErr w:type="gramStart"/>
+      <w:r>
+        <w:rPr>
+          <w:color w:val="7030A0"/>
+          <w:lang w:eastAsia="en-IN"/>
+        </w:rPr>
+        <w:t>scope&gt;</w:t>
+      </w:r>
+      <w:proofErr w:type="gramEnd"/>
+      <w:r>
+        <w:rPr>
+          <w:color w:val="7030A0"/>
+          <w:lang w:eastAsia="en-IN"/>
+        </w:rPr>
+        <w:t>provided&lt;/scope&gt;</w:t>
+      </w:r>
+    </w:p>
+    <w:p>
+      <w:pPr>
+        <w:pStyle w:val="NoSpacing"/>
+        <w:rPr>
+          <w:color w:val="7030A0"/>
+          <w:lang w:eastAsia="en-IN"/>
+        </w:rPr>
+      </w:pPr>
+      <w:r>
+        <w:rPr>
+          <w:color w:val="7030A0"/>
+          <w:lang w:eastAsia="en-IN"/>
+        </w:rPr>
+        <w:t>&lt;/dependency&gt;</w:t>
+      </w:r>
+    </w:p>
+    <w:p>
+      <w:pPr>
+        <w:pStyle w:val="NoSpacing"/>
+        <w:rPr>
+          <w:color w:val="C00000"/>
+          <w:lang w:eastAsia="en-IN"/>
+        </w:rPr>
+      </w:pPr>
+      <w:r>
+        <w:rPr>
+          <w:color w:val="C00000"/>
+          <w:lang w:eastAsia="en-IN"/>
+        </w:rPr>
+        <w:t>&lt;</w:t>
+      </w:r>
+      <w:proofErr w:type="gramStart"/>
+      <w:r>
+        <w:rPr>
+          <w:color w:val="C00000"/>
+          <w:lang w:eastAsia="en-IN"/>
+        </w:rPr>
+        <w:t>dependency</w:t>
+      </w:r>
+      <w:proofErr w:type="gramEnd"/>
+      <w:r>
+        <w:rPr>
+          <w:color w:val="C00000"/>
+          <w:lang w:eastAsia="en-IN"/>
+        </w:rPr>
+        <w:t>&gt;</w:t>
+      </w:r>
+    </w:p>
+    <w:p>
+      <w:pPr>
+        <w:pStyle w:val="NoSpacing"/>
+        <w:rPr>
+          <w:color w:val="C00000"/>
+          <w:lang w:eastAsia="en-IN"/>
+        </w:rPr>
+      </w:pPr>
+      <w:r>
+        <w:rPr>
+          <w:color w:val="C00000"/>
+          <w:lang w:eastAsia="en-IN"/>
+        </w:rPr>
+        <w:t xml:space="preserve">    &lt;</w:t>
+      </w:r>
+      <w:proofErr w:type="gramStart"/>
+      <w:r>
+        <w:rPr>
+          <w:color w:val="C00000"/>
+          <w:lang w:eastAsia="en-IN"/>
+        </w:rPr>
+        <w:t>groupId&gt;</w:t>
+      </w:r>
+      <w:proofErr w:type="gramEnd"/>
+      <w:r>
+        <w:rPr>
+          <w:color w:val="C00000"/>
+          <w:lang w:eastAsia="en-IN"/>
+        </w:rPr>
+        <w:t>mysql&lt;/groupId&gt;</w:t>
+      </w:r>
+    </w:p>
+    <w:p>
+      <w:pPr>
+        <w:pStyle w:val="NoSpacing"/>
+        <w:rPr>
+          <w:color w:val="C00000"/>
+          <w:lang w:eastAsia="en-IN"/>
+        </w:rPr>
+      </w:pPr>
+      <w:r>
+        <w:rPr>
+          <w:color w:val="C00000"/>
+          <w:lang w:eastAsia="en-IN"/>
+        </w:rPr>
+        <w:t xml:space="preserve">    &lt;</w:t>
+      </w:r>
+      <w:proofErr w:type="gramStart"/>
+      <w:r>
+        <w:rPr>
+          <w:color w:val="C00000"/>
+          <w:lang w:eastAsia="en-IN"/>
+        </w:rPr>
+        <w:t>artifactId&gt;</w:t>
+      </w:r>
+      <w:proofErr w:type="gramEnd"/>
+      <w:r>
+        <w:rPr>
+          <w:color w:val="C00000"/>
+          <w:lang w:eastAsia="en-IN"/>
+        </w:rPr>
+        <w:t>mysql-connector-java&lt;/artifactId&gt;</w:t>
+      </w:r>
+    </w:p>
+    <w:p>
+      <w:pPr>
+        <w:pStyle w:val="NoSpacing"/>
+        <w:rPr>
+          <w:color w:val="C00000"/>
+          <w:lang w:eastAsia="en-IN"/>
+        </w:rPr>
+      </w:pPr>
+      <w:r>
+        <w:rPr>
+          <w:color w:val="C00000"/>
+          <w:lang w:eastAsia="en-IN"/>
+        </w:rPr>
+        <w:t xml:space="preserve">    &lt;version&gt;8.0.33&lt;/version&gt;</w:t>
+      </w:r>
+    </w:p>
+    <w:p>
+      <w:pPr>
+        <w:pStyle w:val="NoSpacing"/>
+        <w:rPr>
+          <w:color w:val="C00000"/>
+          <w:lang w:eastAsia="en-IN"/>
+        </w:rPr>
+      </w:pPr>
+      <w:r>
+        <w:rPr>
+          <w:color w:val="C00000"/>
+          <w:lang w:eastAsia="en-IN"/>
+        </w:rPr>
+        <w:t xml:space="preserve">    &lt;</w:t>
+      </w:r>
+      <w:proofErr w:type="gramStart"/>
+      <w:r>
+        <w:rPr>
+          <w:color w:val="C00000"/>
+          <w:lang w:eastAsia="en-IN"/>
+        </w:rPr>
+        <w:t>scope&gt;</w:t>
+      </w:r>
+      <w:proofErr w:type="gramEnd"/>
+      <w:r>
+        <w:rPr>
+          <w:color w:val="C00000"/>
+          <w:lang w:eastAsia="en-IN"/>
+        </w:rPr>
+        <w:t>compile&lt;/scope&gt;</w:t>
+      </w:r>
+    </w:p>
+    <w:p>
+      <w:pPr>
+        <w:pStyle w:val="NoSpacing"/>
+        <w:rPr>
+          <w:color w:val="C00000"/>
+          <w:lang w:eastAsia="en-IN"/>
+        </w:rPr>
+      </w:pPr>
+      <w:r>
+        <w:rPr>
+          <w:color w:val="C00000"/>
+          <w:lang w:eastAsia="en-IN"/>
+        </w:rPr>
+        <w:t>&lt;/dependency&gt;</w:t>
+      </w:r>
+    </w:p>
+    <w:p>
+      <w:pPr>
+        <w:pStyle w:val="NoSpacing"/>
+        <w:rPr>
+          <w:color w:val="C00000"/>
+          <w:lang w:eastAsia="en-IN"/>
+        </w:rPr>
+      </w:pPr>
+    </w:p>
+    <w:p>
+      <w:pPr>
+        <w:pStyle w:val="NoSpacing"/>
+        <w:rPr>
+          <w:color w:val="000000"/>
+          <w:lang w:eastAsia="en-IN"/>
+        </w:rPr>
+      </w:pPr>
+      <w:r>
+        <w:rPr>
+          <w:color w:val="000000"/>
+          <w:lang w:eastAsia="en-IN"/>
+        </w:rPr>
+        <w:t xml:space="preserve">  &lt;/</w:t>
+      </w:r>
+      <w:r>
+        <w:rPr>
+          <w:color w:val="268BD2"/>
+          <w:lang w:eastAsia="en-IN"/>
+        </w:rPr>
+        <w:t>dependencies</w:t>
+      </w:r>
+      <w:r>
+        <w:rPr>
+          <w:color w:val="000000"/>
+          <w:lang w:eastAsia="en-IN"/>
+        </w:rPr>
+        <w:t>&gt;</w:t>
+      </w:r>
+    </w:p>
+    <w:p>
+      <w:pPr>
+        <w:pStyle w:val="NoSpacing"/>
+        <w:rPr>
           <w:color w:val="000000"/>
           <w:lang w:eastAsia="en-IN"/>
         </w:rPr>
@@ -13331,27 +15915,48 @@
         </w:rPr>
         <w:t xml:space="preserve">  &lt;</w:t>
       </w:r>
+      <w:proofErr w:type="gramStart"/>
       <w:r>
         <w:rPr>
           <w:color w:val="268BD2"/>
           <w:lang w:eastAsia="en-IN"/>
         </w:rPr>
-        <w:t>modelVersion</w:t>
-      </w:r>
-      <w:r>
-        <w:rPr>
-          <w:color w:val="000000"/>
-          <w:lang w:eastAsia="en-IN"/>
-        </w:rPr>
-        <w:t>&gt;4.0.0&lt;/</w:t>
-      </w:r>
+        <w:t>build</w:t>
+      </w:r>
+      <w:proofErr w:type="gramEnd"/>
+      <w:r>
+        <w:rPr>
+          <w:color w:val="000000"/>
+          <w:lang w:eastAsia="en-IN"/>
+        </w:rPr>
+        <w:t>&gt;</w:t>
+      </w:r>
+    </w:p>
+    <w:p>
+      <w:pPr>
+        <w:pStyle w:val="NoSpacing"/>
+        <w:rPr>
+          <w:color w:val="000000"/>
+          <w:lang w:eastAsia="en-IN"/>
+        </w:rPr>
+      </w:pPr>
+      <w:r>
+        <w:rPr>
+          <w:color w:val="000000"/>
+          <w:lang w:eastAsia="en-IN"/>
+        </w:rPr>
+        <w:t xml:space="preserve">    &lt;</w:t>
+      </w:r>
+      <w:proofErr w:type="spellStart"/>
+      <w:proofErr w:type="gramStart"/>
       <w:r>
         <w:rPr>
           <w:color w:val="268BD2"/>
           <w:lang w:eastAsia="en-IN"/>
         </w:rPr>
-        <w:t>modelVersion</w:t>
-      </w:r>
+        <w:t>finalName</w:t>
+      </w:r>
+      <w:proofErr w:type="spellEnd"/>
       <w:r>
         <w:rPr>
           <w:color w:val="000000"/>
@@ -13359,1248 +15964,23 @@
         </w:rPr>
         <w:t>&gt;</w:t>
       </w:r>
-    </w:p>
-    <w:p>
-      <w:pPr>
-        <w:pStyle w:val="NoSpacing"/>
-        <w:rPr>
-          <w:color w:val="000000"/>
-          <w:lang w:eastAsia="en-IN"/>
-        </w:rPr>
-      </w:pPr>
-      <w:r>
-        <w:rPr>
-          <w:color w:val="000000"/>
-          <w:lang w:eastAsia="en-IN"/>
-        </w:rPr>
-        <w:t xml:space="preserve">  &lt;</w:t>
-      </w:r>
-      <w:proofErr w:type="gramStart"/>
+      <w:proofErr w:type="gramEnd"/>
+      <w:r>
+        <w:rPr>
+          <w:color w:val="000000"/>
+          <w:lang w:eastAsia="en-IN"/>
+        </w:rPr>
+        <w:t>webapp-sms&lt;/</w:t>
+      </w:r>
+      <w:proofErr w:type="spellStart"/>
       <w:r>
         <w:rPr>
           <w:color w:val="268BD2"/>
           <w:lang w:eastAsia="en-IN"/>
         </w:rPr>
-        <w:t>groupId</w:t>
-      </w:r>
-      <w:r>
-        <w:rPr>
-          <w:color w:val="000000"/>
-          <w:lang w:eastAsia="en-IN"/>
-        </w:rPr>
-        <w:t>&gt;</w:t>
-      </w:r>
-      <w:proofErr w:type="gramEnd"/>
-      <w:r>
-        <w:rPr>
-          <w:color w:val="000000"/>
-          <w:lang w:eastAsia="en-IN"/>
-        </w:rPr>
-        <w:t>com.pu&lt;/</w:t>
-      </w:r>
-      <w:r>
-        <w:rPr>
-          <w:color w:val="268BD2"/>
-          <w:lang w:eastAsia="en-IN"/>
-        </w:rPr>
-        <w:t>groupId</w:t>
-      </w:r>
-      <w:r>
-        <w:rPr>
-          <w:color w:val="000000"/>
-          <w:lang w:eastAsia="en-IN"/>
-        </w:rPr>
-        <w:t>&gt;</w:t>
-      </w:r>
-    </w:p>
-    <w:p>
-      <w:pPr>
-        <w:pStyle w:val="NoSpacing"/>
-        <w:rPr>
-          <w:color w:val="000000"/>
-          <w:lang w:eastAsia="en-IN"/>
-        </w:rPr>
-      </w:pPr>
-      <w:r>
-        <w:rPr>
-          <w:color w:val="000000"/>
-          <w:lang w:eastAsia="en-IN"/>
-        </w:rPr>
-        <w:t xml:space="preserve">  &lt;</w:t>
-      </w:r>
-      <w:proofErr w:type="gramStart"/>
-      <w:r>
-        <w:rPr>
-          <w:color w:val="268BD2"/>
-          <w:lang w:eastAsia="en-IN"/>
-        </w:rPr>
-        <w:t>artifactId</w:t>
-      </w:r>
-      <w:r>
-        <w:rPr>
-          <w:color w:val="000000"/>
-          <w:lang w:eastAsia="en-IN"/>
-        </w:rPr>
-        <w:t>&gt;</w:t>
-      </w:r>
-      <w:proofErr w:type="gramEnd"/>
-      <w:r>
-        <w:rPr>
-          <w:color w:val="000000"/>
-          <w:lang w:eastAsia="en-IN"/>
-        </w:rPr>
-        <w:t>webapp-sms&lt;/</w:t>
-      </w:r>
-      <w:r>
-        <w:rPr>
-          <w:color w:val="268BD2"/>
-          <w:lang w:eastAsia="en-IN"/>
-        </w:rPr>
-        <w:t>artifactId</w:t>
-      </w:r>
-      <w:r>
-        <w:rPr>
-          <w:color w:val="000000"/>
-          <w:lang w:eastAsia="en-IN"/>
-        </w:rPr>
-        <w:t>&gt;</w:t>
-      </w:r>
-    </w:p>
-    <w:p>
-      <w:pPr>
-        <w:pStyle w:val="NoSpacing"/>
-        <w:rPr>
-          <w:color w:val="000000"/>
-          <w:lang w:eastAsia="en-IN"/>
-        </w:rPr>
-      </w:pPr>
-      <w:r>
-        <w:rPr>
-          <w:color w:val="000000"/>
-          <w:lang w:eastAsia="en-IN"/>
-        </w:rPr>
-        <w:t xml:space="preserve">  &lt;</w:t>
-      </w:r>
-      <w:proofErr w:type="gramStart"/>
-      <w:r>
-        <w:rPr>
-          <w:color w:val="268BD2"/>
-          <w:lang w:eastAsia="en-IN"/>
-        </w:rPr>
-        <w:t>packaging</w:t>
-      </w:r>
-      <w:r>
-        <w:rPr>
-          <w:color w:val="000000"/>
-          <w:lang w:eastAsia="en-IN"/>
-        </w:rPr>
-        <w:t>&gt;</w:t>
-      </w:r>
-      <w:proofErr w:type="gramEnd"/>
-      <w:r>
-        <w:rPr>
-          <w:color w:val="000000"/>
-          <w:lang w:eastAsia="en-IN"/>
-        </w:rPr>
-        <w:t>war&lt;/</w:t>
-      </w:r>
-      <w:r>
-        <w:rPr>
-          <w:color w:val="268BD2"/>
-          <w:lang w:eastAsia="en-IN"/>
-        </w:rPr>
-        <w:t>packaging</w:t>
-      </w:r>
-      <w:r>
-        <w:rPr>
-          <w:color w:val="000000"/>
-          <w:lang w:eastAsia="en-IN"/>
-        </w:rPr>
-        <w:t>&gt;</w:t>
-      </w:r>
-    </w:p>
-    <w:p>
-      <w:pPr>
-        <w:pStyle w:val="NoSpacing"/>
-        <w:rPr>
-          <w:color w:val="000000"/>
-          <w:lang w:eastAsia="en-IN"/>
-        </w:rPr>
-      </w:pPr>
-      <w:r>
-        <w:rPr>
-          <w:color w:val="000000"/>
-          <w:lang w:eastAsia="en-IN"/>
-        </w:rPr>
-        <w:t xml:space="preserve">  &lt;</w:t>
-      </w:r>
-      <w:r>
-        <w:rPr>
-          <w:color w:val="268BD2"/>
-          <w:lang w:eastAsia="en-IN"/>
-        </w:rPr>
-        <w:t>version</w:t>
-      </w:r>
-      <w:r>
-        <w:rPr>
-          <w:color w:val="000000"/>
-          <w:lang w:eastAsia="en-IN"/>
-        </w:rPr>
-        <w:t>&gt;0.0.1-SNAPSHOT&lt;/</w:t>
-      </w:r>
-      <w:r>
-        <w:rPr>
-          <w:color w:val="268BD2"/>
-          <w:lang w:eastAsia="en-IN"/>
-        </w:rPr>
-        <w:t>version</w:t>
-      </w:r>
-      <w:r>
-        <w:rPr>
-          <w:color w:val="000000"/>
-          <w:lang w:eastAsia="en-IN"/>
-        </w:rPr>
-        <w:t>&gt;</w:t>
-      </w:r>
-    </w:p>
-    <w:p>
-      <w:pPr>
-        <w:pStyle w:val="NoSpacing"/>
-        <w:rPr>
-          <w:color w:val="000000"/>
-          <w:lang w:eastAsia="en-IN"/>
-        </w:rPr>
-      </w:pPr>
-      <w:r>
-        <w:rPr>
-          <w:color w:val="000000"/>
-          <w:lang w:eastAsia="en-IN"/>
-        </w:rPr>
-        <w:t xml:space="preserve">  &lt;</w:t>
-      </w:r>
-      <w:proofErr w:type="gramStart"/>
-      <w:r>
-        <w:rPr>
-          <w:color w:val="268BD2"/>
-          <w:lang w:eastAsia="en-IN"/>
-        </w:rPr>
-        <w:t>name</w:t>
-      </w:r>
-      <w:r>
-        <w:rPr>
-          <w:color w:val="000000"/>
-          <w:lang w:eastAsia="en-IN"/>
-        </w:rPr>
-        <w:t>&gt;</w:t>
-      </w:r>
-      <w:proofErr w:type="gramEnd"/>
-      <w:r>
-        <w:rPr>
-          <w:color w:val="000000"/>
-          <w:lang w:eastAsia="en-IN"/>
-        </w:rPr>
-        <w:t>webapp-sms Maven Webapp&lt;/</w:t>
-      </w:r>
-      <w:r>
-        <w:rPr>
-          <w:color w:val="268BD2"/>
-          <w:lang w:eastAsia="en-IN"/>
-        </w:rPr>
-        <w:t>name</w:t>
-      </w:r>
-      <w:r>
-        <w:rPr>
-          <w:color w:val="000000"/>
-          <w:lang w:eastAsia="en-IN"/>
-        </w:rPr>
-        <w:t>&gt;</w:t>
-      </w:r>
-    </w:p>
-    <w:p>
-      <w:pPr>
-        <w:pStyle w:val="NoSpacing"/>
-        <w:rPr>
-          <w:color w:val="000000"/>
-          <w:lang w:eastAsia="en-IN"/>
-        </w:rPr>
-      </w:pPr>
-      <w:r>
-        <w:rPr>
-          <w:color w:val="000000"/>
-          <w:lang w:eastAsia="en-IN"/>
-        </w:rPr>
-        <w:t xml:space="preserve">  &lt;</w:t>
-      </w:r>
-      <w:r>
-        <w:rPr>
-          <w:color w:val="268BD2"/>
-          <w:lang w:eastAsia="en-IN"/>
-        </w:rPr>
-        <w:t>url</w:t>
-      </w:r>
-      <w:r>
-        <w:rPr>
-          <w:color w:val="000000"/>
-          <w:lang w:eastAsia="en-IN"/>
-        </w:rPr>
-        <w:t>&gt;http://maven.apache.org&lt;/</w:t>
-      </w:r>
-      <w:r>
-        <w:rPr>
-          <w:color w:val="268BD2"/>
-          <w:lang w:eastAsia="en-IN"/>
-        </w:rPr>
-        <w:t>url</w:t>
-      </w:r>
-      <w:r>
-        <w:rPr>
-          <w:color w:val="000000"/>
-          <w:lang w:eastAsia="en-IN"/>
-        </w:rPr>
-        <w:t>&gt;</w:t>
-      </w:r>
-    </w:p>
-    <w:p>
-      <w:pPr>
-        <w:pStyle w:val="NoSpacing"/>
-        <w:rPr>
-          <w:color w:val="000000"/>
-          <w:lang w:eastAsia="en-IN"/>
-        </w:rPr>
-      </w:pPr>
-      <w:r>
-        <w:rPr>
-          <w:color w:val="000000"/>
-          <w:lang w:eastAsia="en-IN"/>
-        </w:rPr>
-        <w:t xml:space="preserve">  &lt;</w:t>
-      </w:r>
-      <w:proofErr w:type="gramStart"/>
-      <w:r>
-        <w:rPr>
-          <w:color w:val="268BD2"/>
-          <w:lang w:eastAsia="en-IN"/>
-        </w:rPr>
-        <w:t>dependencies</w:t>
-      </w:r>
-      <w:proofErr w:type="gramEnd"/>
-      <w:r>
-        <w:rPr>
-          <w:color w:val="000000"/>
-          <w:lang w:eastAsia="en-IN"/>
-        </w:rPr>
-        <w:t>&gt;</w:t>
-      </w:r>
-    </w:p>
-    <w:p>
-      <w:pPr>
-        <w:pStyle w:val="NoSpacing"/>
-        <w:rPr>
-          <w:color w:val="000000"/>
-          <w:lang w:eastAsia="en-IN"/>
-        </w:rPr>
-      </w:pPr>
-      <w:r>
-        <w:rPr>
-          <w:color w:val="000000"/>
-          <w:lang w:eastAsia="en-IN"/>
-        </w:rPr>
-        <w:t xml:space="preserve">  </w:t>
-      </w:r>
-    </w:p>
-    <w:p>
-      <w:pPr>
-        <w:pStyle w:val="NoSpacing"/>
-        <w:rPr>
-          <w:color w:val="FFC000" w:themeColor="accent4"/>
-          <w:lang w:eastAsia="en-IN"/>
-        </w:rPr>
-      </w:pPr>
-      <w:r>
-        <w:rPr>
-          <w:color w:val="000000"/>
-          <w:lang w:eastAsia="en-IN"/>
-        </w:rPr>
-        <w:t xml:space="preserve">    </w:t>
-      </w:r>
-      <w:r>
-        <w:rPr>
-          <w:color w:val="FFC000" w:themeColor="accent4"/>
-          <w:lang w:eastAsia="en-IN"/>
-        </w:rPr>
-        <w:t>&lt;</w:t>
-      </w:r>
-      <w:proofErr w:type="gramStart"/>
-      <w:r>
-        <w:rPr>
-          <w:color w:val="FFC000" w:themeColor="accent4"/>
-          <w:lang w:eastAsia="en-IN"/>
-        </w:rPr>
-        <w:t>dependency</w:t>
-      </w:r>
-      <w:proofErr w:type="gramEnd"/>
-      <w:r>
-        <w:rPr>
-          <w:color w:val="FFC000" w:themeColor="accent4"/>
-          <w:lang w:eastAsia="en-IN"/>
-        </w:rPr>
-        <w:t>&gt;</w:t>
-      </w:r>
-    </w:p>
-    <w:p>
-      <w:pPr>
-        <w:pStyle w:val="NoSpacing"/>
-        <w:rPr>
-          <w:color w:val="FFC000" w:themeColor="accent4"/>
-          <w:lang w:eastAsia="en-IN"/>
-        </w:rPr>
-      </w:pPr>
-      <w:r>
-        <w:rPr>
-          <w:color w:val="FFC000" w:themeColor="accent4"/>
-          <w:lang w:eastAsia="en-IN"/>
-        </w:rPr>
-        <w:t xml:space="preserve">      &lt;</w:t>
-      </w:r>
-      <w:proofErr w:type="gramStart"/>
-      <w:r>
-        <w:rPr>
-          <w:color w:val="FFC000" w:themeColor="accent4"/>
-          <w:lang w:eastAsia="en-IN"/>
-        </w:rPr>
-        <w:t>groupId&gt;</w:t>
-      </w:r>
-      <w:proofErr w:type="gramEnd"/>
-      <w:r>
-        <w:rPr>
-          <w:color w:val="FFC000" w:themeColor="accent4"/>
-          <w:lang w:eastAsia="en-IN"/>
-        </w:rPr>
-        <w:t>junit&lt;/groupId&gt;</w:t>
-      </w:r>
-    </w:p>
-    <w:p>
-      <w:pPr>
-        <w:pStyle w:val="NoSpacing"/>
-        <w:rPr>
-          <w:color w:val="FFC000" w:themeColor="accent4"/>
-          <w:lang w:eastAsia="en-IN"/>
-        </w:rPr>
-      </w:pPr>
-      <w:r>
-        <w:rPr>
-          <w:color w:val="FFC000" w:themeColor="accent4"/>
-          <w:lang w:eastAsia="en-IN"/>
-        </w:rPr>
-        <w:t xml:space="preserve">      &lt;</w:t>
-      </w:r>
-      <w:proofErr w:type="gramStart"/>
-      <w:r>
-        <w:rPr>
-          <w:color w:val="FFC000" w:themeColor="accent4"/>
-          <w:lang w:eastAsia="en-IN"/>
-        </w:rPr>
-        <w:t>artifactId&gt;</w:t>
-      </w:r>
-      <w:proofErr w:type="gramEnd"/>
-      <w:r>
-        <w:rPr>
-          <w:color w:val="FFC000" w:themeColor="accent4"/>
-          <w:lang w:eastAsia="en-IN"/>
-        </w:rPr>
-        <w:t>junit&lt;/artifactId&gt;</w:t>
-      </w:r>
-    </w:p>
-    <w:p>
-      <w:pPr>
-        <w:pStyle w:val="NoSpacing"/>
-        <w:rPr>
-          <w:color w:val="FFC000" w:themeColor="accent4"/>
-          <w:lang w:eastAsia="en-IN"/>
-        </w:rPr>
-      </w:pPr>
-      <w:r>
-        <w:rPr>
-          <w:color w:val="FFC000" w:themeColor="accent4"/>
-          <w:lang w:eastAsia="en-IN"/>
-        </w:rPr>
-        <w:t xml:space="preserve">      &lt;version&gt;3.8.1&lt;/version&gt;</w:t>
-      </w:r>
-    </w:p>
-    <w:p>
-      <w:pPr>
-        <w:pStyle w:val="NoSpacing"/>
-        <w:rPr>
-          <w:color w:val="FFC000" w:themeColor="accent4"/>
-          <w:lang w:eastAsia="en-IN"/>
-        </w:rPr>
-      </w:pPr>
-      <w:r>
-        <w:rPr>
-          <w:color w:val="FFC000" w:themeColor="accent4"/>
-          <w:lang w:eastAsia="en-IN"/>
-        </w:rPr>
-        <w:t xml:space="preserve">      &lt;</w:t>
-      </w:r>
-      <w:proofErr w:type="gramStart"/>
-      <w:r>
-        <w:rPr>
-          <w:color w:val="FFC000" w:themeColor="accent4"/>
-          <w:lang w:eastAsia="en-IN"/>
-        </w:rPr>
-        <w:t>scope&gt;</w:t>
-      </w:r>
-      <w:proofErr w:type="gramEnd"/>
-      <w:r>
-        <w:rPr>
-          <w:color w:val="FFC000" w:themeColor="accent4"/>
-          <w:lang w:eastAsia="en-IN"/>
-        </w:rPr>
-        <w:t>test&lt;/scope&gt;</w:t>
-      </w:r>
-    </w:p>
-    <w:p>
-      <w:pPr>
-        <w:pStyle w:val="NoSpacing"/>
-        <w:rPr>
-          <w:color w:val="FFC000" w:themeColor="accent4"/>
-          <w:lang w:eastAsia="en-IN"/>
-        </w:rPr>
-      </w:pPr>
-      <w:r>
-        <w:rPr>
-          <w:color w:val="FFC000" w:themeColor="accent4"/>
-          <w:lang w:eastAsia="en-IN"/>
-        </w:rPr>
-        <w:t xml:space="preserve">    &lt;/dependency&gt;</w:t>
-      </w:r>
-    </w:p>
-    <w:p>
-      <w:pPr>
-        <w:pStyle w:val="NoSpacing"/>
-        <w:rPr>
-          <w:color w:val="FF0000"/>
-          <w:lang w:eastAsia="en-IN"/>
-        </w:rPr>
-      </w:pPr>
-      <w:r>
-        <w:rPr>
-          <w:color w:val="FF0000"/>
-          <w:lang w:eastAsia="en-IN"/>
-        </w:rPr>
-        <w:t>&lt;</w:t>
-      </w:r>
-      <w:proofErr w:type="gramStart"/>
-      <w:r>
-        <w:rPr>
-          <w:color w:val="FF0000"/>
-          <w:lang w:eastAsia="en-IN"/>
-        </w:rPr>
-        <w:t>dependency</w:t>
-      </w:r>
-      <w:proofErr w:type="gramEnd"/>
-      <w:r>
-        <w:rPr>
-          <w:color w:val="FF0000"/>
-          <w:lang w:eastAsia="en-IN"/>
-        </w:rPr>
-        <w:t>&gt;</w:t>
-      </w:r>
-    </w:p>
-    <w:p>
-      <w:pPr>
-        <w:pStyle w:val="NoSpacing"/>
-        <w:rPr>
-          <w:color w:val="FF0000"/>
-          <w:lang w:eastAsia="en-IN"/>
-        </w:rPr>
-      </w:pPr>
-      <w:r>
-        <w:rPr>
-          <w:color w:val="FF0000"/>
-          <w:lang w:eastAsia="en-IN"/>
-        </w:rPr>
-        <w:t xml:space="preserve">    &lt;</w:t>
-      </w:r>
-      <w:proofErr w:type="gramStart"/>
-      <w:r>
-        <w:rPr>
-          <w:color w:val="FF0000"/>
-          <w:lang w:eastAsia="en-IN"/>
-        </w:rPr>
-        <w:t>groupId&gt;</w:t>
-      </w:r>
-      <w:proofErr w:type="gramEnd"/>
-      <w:r>
-        <w:rPr>
-          <w:color w:val="FF0000"/>
-          <w:lang w:eastAsia="en-IN"/>
-        </w:rPr>
-        <w:t>org.hibernate&lt;/groupId&gt;</w:t>
-      </w:r>
-    </w:p>
-    <w:p>
-      <w:pPr>
-        <w:pStyle w:val="NoSpacing"/>
-        <w:rPr>
-          <w:color w:val="FF0000"/>
-          <w:lang w:eastAsia="en-IN"/>
-        </w:rPr>
-      </w:pPr>
-      <w:r>
-        <w:rPr>
-          <w:color w:val="FF0000"/>
-          <w:lang w:eastAsia="en-IN"/>
-        </w:rPr>
-        <w:t xml:space="preserve">    &lt;</w:t>
-      </w:r>
-      <w:proofErr w:type="gramStart"/>
-      <w:r>
-        <w:rPr>
-          <w:color w:val="FF0000"/>
-          <w:lang w:eastAsia="en-IN"/>
-        </w:rPr>
-        <w:t>artifactId&gt;</w:t>
-      </w:r>
-      <w:proofErr w:type="gramEnd"/>
-      <w:r>
-        <w:rPr>
-          <w:color w:val="FF0000"/>
-          <w:lang w:eastAsia="en-IN"/>
-        </w:rPr>
-        <w:t>hibernate-core&lt;/artifactId&gt;</w:t>
-      </w:r>
-    </w:p>
-    <w:p>
-      <w:pPr>
-        <w:pStyle w:val="NoSpacing"/>
-        <w:rPr>
-          <w:color w:val="FF0000"/>
-          <w:lang w:eastAsia="en-IN"/>
-        </w:rPr>
-      </w:pPr>
-      <w:r>
-        <w:rPr>
-          <w:color w:val="FF0000"/>
-          <w:lang w:eastAsia="en-IN"/>
-        </w:rPr>
-        <w:t xml:space="preserve">    &lt;version&gt;5.6.7.Final&lt;/version&gt;</w:t>
-      </w:r>
-    </w:p>
-    <w:p>
-      <w:pPr>
-        <w:pStyle w:val="NoSpacing"/>
-        <w:rPr>
-          <w:color w:val="FF0000"/>
-          <w:lang w:eastAsia="en-IN"/>
-        </w:rPr>
-      </w:pPr>
-      <w:r>
-        <w:rPr>
-          <w:color w:val="FF0000"/>
-          <w:lang w:eastAsia="en-IN"/>
-        </w:rPr>
-        <w:t xml:space="preserve">    &lt;</w:t>
-      </w:r>
-      <w:proofErr w:type="gramStart"/>
-      <w:r>
-        <w:rPr>
-          <w:color w:val="FF0000"/>
-          <w:lang w:eastAsia="en-IN"/>
-        </w:rPr>
-        <w:t>scope&gt;</w:t>
-      </w:r>
-      <w:proofErr w:type="gramEnd"/>
-      <w:r>
-        <w:rPr>
-          <w:color w:val="FF0000"/>
-          <w:lang w:eastAsia="en-IN"/>
-        </w:rPr>
-        <w:t>compile&lt;/scope&gt;</w:t>
-      </w:r>
-    </w:p>
-    <w:p>
-      <w:pPr>
-        <w:pStyle w:val="NoSpacing"/>
-        <w:rPr>
-          <w:color w:val="FF0000"/>
-          <w:lang w:eastAsia="en-IN"/>
-        </w:rPr>
-      </w:pPr>
-      <w:r>
-        <w:rPr>
-          <w:color w:val="FF0000"/>
-          <w:lang w:eastAsia="en-IN"/>
-        </w:rPr>
-        <w:t>&lt;/dependency&gt;</w:t>
-      </w:r>
-    </w:p>
-    <w:p>
-      <w:pPr>
-        <w:pStyle w:val="NoSpacing"/>
-        <w:rPr>
-          <w:color w:val="00B050"/>
-          <w:lang w:eastAsia="en-IN"/>
-        </w:rPr>
-      </w:pPr>
-      <w:r>
-        <w:rPr>
-          <w:color w:val="00B050"/>
-          <w:lang w:eastAsia="en-IN"/>
-        </w:rPr>
-        <w:t>&lt;</w:t>
-      </w:r>
-      <w:proofErr w:type="gramStart"/>
-      <w:r>
-        <w:rPr>
-          <w:color w:val="00B050"/>
-          <w:lang w:eastAsia="en-IN"/>
-        </w:rPr>
-        <w:t>dependency</w:t>
-      </w:r>
-      <w:proofErr w:type="gramEnd"/>
-      <w:r>
-        <w:rPr>
-          <w:color w:val="00B050"/>
-          <w:lang w:eastAsia="en-IN"/>
-        </w:rPr>
-        <w:t>&gt;</w:t>
-      </w:r>
-    </w:p>
-    <w:p>
-      <w:pPr>
-        <w:pStyle w:val="NoSpacing"/>
-        <w:rPr>
-          <w:color w:val="00B050"/>
-          <w:lang w:eastAsia="en-IN"/>
-        </w:rPr>
-      </w:pPr>
-      <w:r>
-        <w:rPr>
-          <w:color w:val="00B050"/>
-          <w:lang w:eastAsia="en-IN"/>
-        </w:rPr>
-        <w:t xml:space="preserve">    &lt;</w:t>
-      </w:r>
-      <w:proofErr w:type="gramStart"/>
-      <w:r>
-        <w:rPr>
-          <w:color w:val="00B050"/>
-          <w:lang w:eastAsia="en-IN"/>
-        </w:rPr>
-        <w:t>groupId&gt;</w:t>
-      </w:r>
-      <w:proofErr w:type="gramEnd"/>
-      <w:r>
-        <w:rPr>
-          <w:color w:val="00B050"/>
-          <w:lang w:eastAsia="en-IN"/>
-        </w:rPr>
-        <w:t>javax.servlet&lt;/groupId&gt;</w:t>
-      </w:r>
-    </w:p>
-    <w:p>
-      <w:pPr>
-        <w:pStyle w:val="NoSpacing"/>
-        <w:rPr>
-          <w:color w:val="00B050"/>
-          <w:lang w:eastAsia="en-IN"/>
-        </w:rPr>
-      </w:pPr>
-      <w:r>
-        <w:rPr>
-          <w:color w:val="00B050"/>
-          <w:lang w:eastAsia="en-IN"/>
-        </w:rPr>
-        <w:t xml:space="preserve">    &lt;</w:t>
-      </w:r>
-      <w:proofErr w:type="gramStart"/>
-      <w:r>
-        <w:rPr>
-          <w:color w:val="00B050"/>
-          <w:lang w:eastAsia="en-IN"/>
-        </w:rPr>
-        <w:t>artifactId&gt;</w:t>
-      </w:r>
-      <w:proofErr w:type="gramEnd"/>
-      <w:r>
-        <w:rPr>
-          <w:color w:val="00B050"/>
-          <w:lang w:eastAsia="en-IN"/>
-        </w:rPr>
-        <w:t>javax.servlet-api&lt;/artifactId&gt;</w:t>
-      </w:r>
-    </w:p>
-    <w:p>
-      <w:pPr>
-        <w:pStyle w:val="NoSpacing"/>
-        <w:rPr>
-          <w:color w:val="00B050"/>
-          <w:lang w:eastAsia="en-IN"/>
-        </w:rPr>
-      </w:pPr>
-      <w:r>
-        <w:rPr>
-          <w:color w:val="00B050"/>
-          <w:lang w:eastAsia="en-IN"/>
-        </w:rPr>
-        <w:t xml:space="preserve">    &lt;version&gt;4.0.1&lt;/version&gt;</w:t>
-      </w:r>
-    </w:p>
-    <w:p>
-      <w:pPr>
-        <w:pStyle w:val="NoSpacing"/>
-        <w:rPr>
-          <w:color w:val="00B050"/>
-          <w:lang w:eastAsia="en-IN"/>
-        </w:rPr>
-      </w:pPr>
-      <w:r>
-        <w:rPr>
-          <w:color w:val="00B050"/>
-          <w:lang w:eastAsia="en-IN"/>
-        </w:rPr>
-        <w:t xml:space="preserve">    &lt;</w:t>
-      </w:r>
-      <w:proofErr w:type="gramStart"/>
-      <w:r>
-        <w:rPr>
-          <w:color w:val="00B050"/>
-          <w:lang w:eastAsia="en-IN"/>
-        </w:rPr>
-        <w:t>scope&gt;</w:t>
-      </w:r>
-      <w:proofErr w:type="gramEnd"/>
-      <w:r>
-        <w:rPr>
-          <w:color w:val="00B050"/>
-          <w:lang w:eastAsia="en-IN"/>
-        </w:rPr>
-        <w:t>provided&lt;/scope&gt;</w:t>
-      </w:r>
-    </w:p>
-    <w:p>
-      <w:pPr>
-        <w:pStyle w:val="NoSpacing"/>
-        <w:rPr>
-          <w:color w:val="00B050"/>
-          <w:lang w:eastAsia="en-IN"/>
-        </w:rPr>
-      </w:pPr>
-      <w:r>
-        <w:rPr>
-          <w:color w:val="00B050"/>
-          <w:lang w:eastAsia="en-IN"/>
-        </w:rPr>
-        <w:t>&lt;/dependency&gt;</w:t>
-      </w:r>
-    </w:p>
-    <w:p>
-      <w:pPr>
-        <w:pStyle w:val="NoSpacing"/>
-        <w:rPr>
-          <w:color w:val="7030A0"/>
-          <w:lang w:eastAsia="en-IN"/>
-        </w:rPr>
-      </w:pPr>
-      <w:r>
-        <w:rPr>
-          <w:color w:val="7030A0"/>
-          <w:lang w:eastAsia="en-IN"/>
-        </w:rPr>
-        <w:t>&lt;</w:t>
-      </w:r>
-      <w:proofErr w:type="gramStart"/>
-      <w:r>
-        <w:rPr>
-          <w:color w:val="7030A0"/>
-          <w:lang w:eastAsia="en-IN"/>
-        </w:rPr>
-        <w:t>dependency</w:t>
-      </w:r>
-      <w:proofErr w:type="gramEnd"/>
-      <w:r>
-        <w:rPr>
-          <w:color w:val="7030A0"/>
-          <w:lang w:eastAsia="en-IN"/>
-        </w:rPr>
-        <w:t>&gt;</w:t>
-      </w:r>
-    </w:p>
-    <w:p>
-      <w:pPr>
-        <w:pStyle w:val="NoSpacing"/>
-        <w:rPr>
-          <w:color w:val="7030A0"/>
-          <w:lang w:eastAsia="en-IN"/>
-        </w:rPr>
-      </w:pPr>
-      <w:r>
-        <w:rPr>
-          <w:color w:val="7030A0"/>
-          <w:lang w:eastAsia="en-IN"/>
-        </w:rPr>
-        <w:t xml:space="preserve">    &lt;groupId&gt;javax.servlet.jsp&lt;/groupId&gt;</w:t>
-      </w:r>
-    </w:p>
-    <w:p>
-      <w:pPr>
-        <w:pStyle w:val="NoSpacing"/>
-        <w:rPr>
-          <w:color w:val="7030A0"/>
-          <w:lang w:eastAsia="en-IN"/>
-        </w:rPr>
-      </w:pPr>
-      <w:r>
-        <w:rPr>
-          <w:color w:val="7030A0"/>
-          <w:lang w:eastAsia="en-IN"/>
-        </w:rPr>
-        <w:t xml:space="preserve">    &lt;artifactId&gt;javax.servlet.jsp-api&lt;/artifactId&gt;</w:t>
-      </w:r>
-    </w:p>
-    <w:p>
-      <w:pPr>
-        <w:pStyle w:val="NoSpacing"/>
-        <w:rPr>
-          <w:color w:val="7030A0"/>
-          <w:lang w:eastAsia="en-IN"/>
-        </w:rPr>
-      </w:pPr>
-      <w:r>
-        <w:rPr>
-          <w:color w:val="7030A0"/>
-          <w:lang w:eastAsia="en-IN"/>
-        </w:rPr>
-        <w:t xml:space="preserve">    &lt;version&gt;2.3.3&lt;/version&gt;</w:t>
-      </w:r>
-    </w:p>
-    <w:p>
-      <w:pPr>
-        <w:pStyle w:val="NoSpacing"/>
-        <w:rPr>
-          <w:color w:val="7030A0"/>
-          <w:lang w:eastAsia="en-IN"/>
-        </w:rPr>
-      </w:pPr>
-      <w:r>
-        <w:rPr>
-          <w:color w:val="7030A0"/>
-          <w:lang w:eastAsia="en-IN"/>
-        </w:rPr>
-        <w:t xml:space="preserve">    &lt;</w:t>
-      </w:r>
-      <w:proofErr w:type="gramStart"/>
-      <w:r>
-        <w:rPr>
-          <w:color w:val="7030A0"/>
-          <w:lang w:eastAsia="en-IN"/>
-        </w:rPr>
-        <w:t>scope&gt;</w:t>
-      </w:r>
-      <w:proofErr w:type="gramEnd"/>
-      <w:r>
-        <w:rPr>
-          <w:color w:val="7030A0"/>
-          <w:lang w:eastAsia="en-IN"/>
-        </w:rPr>
-        <w:t>provided&lt;/scope&gt;</w:t>
-      </w:r>
-    </w:p>
-    <w:p>
-      <w:pPr>
-        <w:pStyle w:val="NoSpacing"/>
-        <w:rPr>
-          <w:color w:val="7030A0"/>
-          <w:lang w:eastAsia="en-IN"/>
-        </w:rPr>
-      </w:pPr>
-      <w:r>
-        <w:rPr>
-          <w:color w:val="7030A0"/>
-          <w:lang w:eastAsia="en-IN"/>
-        </w:rPr>
-        <w:t>&lt;/dependency&gt;</w:t>
-      </w:r>
-    </w:p>
-    <w:p>
-      <w:pPr>
-        <w:pStyle w:val="NoSpacing"/>
-        <w:rPr>
-          <w:color w:val="C00000"/>
-          <w:lang w:eastAsia="en-IN"/>
-        </w:rPr>
-      </w:pPr>
-      <w:r>
-        <w:rPr>
-          <w:color w:val="C00000"/>
-          <w:lang w:eastAsia="en-IN"/>
-        </w:rPr>
-        <w:t>&lt;</w:t>
-      </w:r>
-      <w:proofErr w:type="gramStart"/>
-      <w:r>
-        <w:rPr>
-          <w:color w:val="C00000"/>
-          <w:lang w:eastAsia="en-IN"/>
-        </w:rPr>
-        <w:t>dependency</w:t>
-      </w:r>
-      <w:proofErr w:type="gramEnd"/>
-      <w:r>
-        <w:rPr>
-          <w:color w:val="C00000"/>
-          <w:lang w:eastAsia="en-IN"/>
-        </w:rPr>
-        <w:t>&gt;</w:t>
-      </w:r>
-    </w:p>
-    <w:p>
-      <w:pPr>
-        <w:pStyle w:val="NoSpacing"/>
-        <w:rPr>
-          <w:color w:val="C00000"/>
-          <w:lang w:eastAsia="en-IN"/>
-        </w:rPr>
-      </w:pPr>
-      <w:r>
-        <w:rPr>
-          <w:color w:val="C00000"/>
-          <w:lang w:eastAsia="en-IN"/>
-        </w:rPr>
-        <w:t xml:space="preserve">    &lt;</w:t>
-      </w:r>
-      <w:proofErr w:type="gramStart"/>
-      <w:r>
-        <w:rPr>
-          <w:color w:val="C00000"/>
-          <w:lang w:eastAsia="en-IN"/>
-        </w:rPr>
-        <w:t>groupId&gt;</w:t>
-      </w:r>
-      <w:proofErr w:type="gramEnd"/>
-      <w:r>
-        <w:rPr>
-          <w:color w:val="C00000"/>
-          <w:lang w:eastAsia="en-IN"/>
-        </w:rPr>
-        <w:t>mysql&lt;/groupId&gt;</w:t>
-      </w:r>
-    </w:p>
-    <w:p>
-      <w:pPr>
-        <w:pStyle w:val="NoSpacing"/>
-        <w:rPr>
-          <w:color w:val="C00000"/>
-          <w:lang w:eastAsia="en-IN"/>
-        </w:rPr>
-      </w:pPr>
-      <w:r>
-        <w:rPr>
-          <w:color w:val="C00000"/>
-          <w:lang w:eastAsia="en-IN"/>
-        </w:rPr>
-        <w:t xml:space="preserve">    &lt;</w:t>
-      </w:r>
-      <w:proofErr w:type="gramStart"/>
-      <w:r>
-        <w:rPr>
-          <w:color w:val="C00000"/>
-          <w:lang w:eastAsia="en-IN"/>
-        </w:rPr>
-        <w:t>artifactId&gt;</w:t>
-      </w:r>
-      <w:proofErr w:type="gramEnd"/>
-      <w:r>
-        <w:rPr>
-          <w:color w:val="C00000"/>
-          <w:lang w:eastAsia="en-IN"/>
-        </w:rPr>
-        <w:t>mysql-connector-java&lt;/artifactId&gt;</w:t>
-      </w:r>
-    </w:p>
-    <w:p>
-      <w:pPr>
-        <w:pStyle w:val="NoSpacing"/>
-        <w:rPr>
-          <w:color w:val="C00000"/>
-          <w:lang w:eastAsia="en-IN"/>
-        </w:rPr>
-      </w:pPr>
-      <w:r>
-        <w:rPr>
-          <w:color w:val="C00000"/>
-          <w:lang w:eastAsia="en-IN"/>
-        </w:rPr>
-        <w:t xml:space="preserve">    &lt;version&gt;8.0.33&lt;/version&gt;</w:t>
-      </w:r>
-    </w:p>
-    <w:p>
-      <w:pPr>
-        <w:pStyle w:val="NoSpacing"/>
-        <w:rPr>
-          <w:color w:val="C00000"/>
-          <w:lang w:eastAsia="en-IN"/>
-        </w:rPr>
-      </w:pPr>
-      <w:r>
-        <w:rPr>
-          <w:color w:val="C00000"/>
-          <w:lang w:eastAsia="en-IN"/>
-        </w:rPr>
-        <w:t xml:space="preserve">    &lt;</w:t>
-      </w:r>
-      <w:proofErr w:type="gramStart"/>
-      <w:r>
-        <w:rPr>
-          <w:color w:val="C00000"/>
-          <w:lang w:eastAsia="en-IN"/>
-        </w:rPr>
-        <w:t>scope&gt;</w:t>
-      </w:r>
-      <w:proofErr w:type="gramEnd"/>
-      <w:r>
-        <w:rPr>
-          <w:color w:val="C00000"/>
-          <w:lang w:eastAsia="en-IN"/>
-        </w:rPr>
-        <w:t>compile&lt;/scope&gt;</w:t>
-      </w:r>
-    </w:p>
-    <w:p>
-      <w:pPr>
-        <w:pStyle w:val="NoSpacing"/>
-        <w:rPr>
-          <w:color w:val="C00000"/>
-          <w:lang w:eastAsia="en-IN"/>
-        </w:rPr>
-      </w:pPr>
-      <w:r>
-        <w:rPr>
-          <w:color w:val="C00000"/>
-          <w:lang w:eastAsia="en-IN"/>
-        </w:rPr>
-        <w:t>&lt;/dependency&gt;</w:t>
-      </w:r>
-    </w:p>
-    <w:p>
-      <w:pPr>
-        <w:pStyle w:val="NoSpacing"/>
-        <w:rPr>
-          <w:color w:val="C00000"/>
-          <w:lang w:eastAsia="en-IN"/>
-        </w:rPr>
-      </w:pPr>
-      <w:bookmarkStart w:id="0" w:name="_GoBack"/>
-      <w:bookmarkEnd w:id="0"/>
-    </w:p>
-    <w:p>
-      <w:pPr>
-        <w:pStyle w:val="NoSpacing"/>
-        <w:rPr>
-          <w:color w:val="000000"/>
-          <w:lang w:eastAsia="en-IN"/>
-        </w:rPr>
-      </w:pPr>
-      <w:r>
-        <w:rPr>
-          <w:color w:val="000000"/>
-          <w:lang w:eastAsia="en-IN"/>
-        </w:rPr>
-        <w:t xml:space="preserve">  &lt;/</w:t>
-      </w:r>
-      <w:r>
-        <w:rPr>
-          <w:color w:val="268BD2"/>
-          <w:lang w:eastAsia="en-IN"/>
-        </w:rPr>
-        <w:t>dependencies</w:t>
-      </w:r>
-      <w:r>
-        <w:rPr>
-          <w:color w:val="000000"/>
-          <w:lang w:eastAsia="en-IN"/>
-        </w:rPr>
-        <w:t>&gt;</w:t>
-      </w:r>
-    </w:p>
-    <w:p>
-      <w:pPr>
-        <w:pStyle w:val="NoSpacing"/>
-        <w:rPr>
-          <w:color w:val="000000"/>
-          <w:lang w:eastAsia="en-IN"/>
-        </w:rPr>
-      </w:pPr>
-      <w:r>
-        <w:rPr>
-          <w:color w:val="000000"/>
-          <w:lang w:eastAsia="en-IN"/>
-        </w:rPr>
-        <w:t xml:space="preserve">  &lt;</w:t>
-      </w:r>
-      <w:proofErr w:type="gramStart"/>
-      <w:r>
-        <w:rPr>
-          <w:color w:val="268BD2"/>
-          <w:lang w:eastAsia="en-IN"/>
-        </w:rPr>
-        <w:t>build</w:t>
-      </w:r>
-      <w:proofErr w:type="gramEnd"/>
-      <w:r>
-        <w:rPr>
-          <w:color w:val="000000"/>
-          <w:lang w:eastAsia="en-IN"/>
-        </w:rPr>
-        <w:t>&gt;</w:t>
-      </w:r>
-    </w:p>
-    <w:p>
-      <w:pPr>
-        <w:pStyle w:val="NoSpacing"/>
-        <w:rPr>
-          <w:color w:val="000000"/>
-          <w:lang w:eastAsia="en-IN"/>
-        </w:rPr>
-      </w:pPr>
-      <w:r>
-        <w:rPr>
-          <w:color w:val="000000"/>
-          <w:lang w:eastAsia="en-IN"/>
-        </w:rPr>
-        <w:t xml:space="preserve">    &lt;</w:t>
-      </w:r>
-      <w:proofErr w:type="gramStart"/>
-      <w:r>
-        <w:rPr>
-          <w:color w:val="268BD2"/>
-          <w:lang w:eastAsia="en-IN"/>
-        </w:rPr>
         <w:t>finalName</w:t>
       </w:r>
-      <w:r>
-        <w:rPr>
-          <w:color w:val="000000"/>
-          <w:lang w:eastAsia="en-IN"/>
-        </w:rPr>
-        <w:t>&gt;</w:t>
-      </w:r>
-      <w:proofErr w:type="gramEnd"/>
-      <w:r>
-        <w:rPr>
-          <w:color w:val="000000"/>
-          <w:lang w:eastAsia="en-IN"/>
-        </w:rPr>
-        <w:t>webapp-sms&lt;/</w:t>
-      </w:r>
-      <w:r>
-        <w:rPr>
-          <w:color w:val="268BD2"/>
-          <w:lang w:eastAsia="en-IN"/>
-        </w:rPr>
-        <w:t>finalName</w:t>
-      </w:r>
+      <w:proofErr w:type="spellEnd"/>
       <w:r>
         <w:rPr>
           <w:color w:val="000000"/>
@@ -15623,7 +17003,7 @@
 </file>
 
 <file path=customXml/itemProps1.xml><?xml version="1.0" encoding="utf-8"?>
-<ds:datastoreItem xmlns:ds="http://schemas.openxmlformats.org/officeDocument/2006/customXml" ds:itemID="{7F8532D5-66EC-4BE1-8059-56472DE633AC}">
+<ds:datastoreItem xmlns:ds="http://schemas.openxmlformats.org/officeDocument/2006/customXml" ds:itemID="{76834DAF-7EAB-4A47-A7CE-6296F5EA968A}">
   <ds:schemaRefs>
     <ds:schemaRef ds:uri="http://schemas.openxmlformats.org/officeDocument/2006/bibliography"/>
   </ds:schemaRefs>
